--- a/sujets_bac/Sujet 1/EP-BAC-NSI-Sujet-1.docx
+++ b/sujets_bac/Sujet 1/EP-BAC-NSI-Sujet-1.docx
@@ -1,11 +1,11 @@
 
 <file path=word/document.xml><?xml version="1.0" encoding="utf-8"?>
-<w:document xmlns:r="http://schemas.openxmlformats.org/officeDocument/2006/relationships" xmlns:wp="http://schemas.openxmlformats.org/drawingml/2006/wordprocessingDrawing" xmlns:w="http://schemas.openxmlformats.org/wordprocessingml/2006/main" xmlns:w10="urn:schemas-microsoft-com:office:word" xmlns:w14="http://schemas.microsoft.com/office/word/2010/wordml" xmlns:wps="http://schemas.microsoft.com/office/word/2010/wordprocessingShape" xmlns:wpg="http://schemas.microsoft.com/office/word/2010/wordprocessingGroup" xmlns:mc="http://schemas.openxmlformats.org/markup-compatibility/2006" xmlns:v="urn:schemas-microsoft-com:vml" xmlns:o="urn:schemas-microsoft-com:office:office" xmlns:m="http://schemas.openxmlformats.org/officeDocument/2006/math" mc:Ignorable="w14">
+<w:document xmlns:wp14="http://schemas.microsoft.com/office/word/2010/wordprocessingDrawing" xmlns:r="http://schemas.openxmlformats.org/officeDocument/2006/relationships" xmlns:wp="http://schemas.openxmlformats.org/drawingml/2006/wordprocessingDrawing" xmlns:w="http://schemas.openxmlformats.org/wordprocessingml/2006/main" xmlns:w10="urn:schemas-microsoft-com:office:word" xmlns:w14="http://schemas.microsoft.com/office/word/2010/wordml" xmlns:wps="http://schemas.microsoft.com/office/word/2010/wordprocessingShape" xmlns:wpg="http://schemas.microsoft.com/office/word/2010/wordprocessingGroup" xmlns:mc="http://schemas.openxmlformats.org/markup-compatibility/2006" xmlns:v="urn:schemas-microsoft-com:vml" xmlns:o="urn:schemas-microsoft-com:office:office" xmlns:m="http://schemas.openxmlformats.org/officeDocument/2006/math" mc:Ignorable="w14 wp14">
   <w:body>
-    <w:p>
+    <w:p xmlns:wp14="http://schemas.microsoft.com/office/word/2010/wordml" wp14:textId="77777777">
       <w:pPr>
         <w:pStyle w:val="Titre A"/>
-        <w:jc w:val="both"/>
+        <w:jc w:val="center"/>
         <w:rPr>
           <w:rStyle w:val="Aucun"/>
           <w:b w:val="0"/>
@@ -37,7 +37,7 @@
           <w:rtl w:val="0"/>
           <w:lang w:val="fr-FR"/>
         </w:rPr>
-        <w:t>preuve pratique 2026 - Pr</w:t>
+        <w:t xml:space="preserve">preuve pratique 2026 - </w:t>
       </w:r>
       <w:r>
         <w:rPr>
@@ -49,7 +49,7 @@
           <w:rtl w:val="0"/>
           <w:lang w:val="fr-FR"/>
         </w:rPr>
-        <w:t>é</w:t>
+        <w:t>Sujet 6</w:t>
       </w:r>
       <w:r>
         <w:rPr>
@@ -58,10 +58,9 @@
           <w:bCs w:val="0"/>
           <w:sz w:val="36"/>
           <w:szCs w:val="36"/>
-          <w:rtl w:val="0"/>
-          <w:lang w:val="fr-FR"/>
-        </w:rPr>
-        <w:t>diction d</w:t>
+          <w:lang w:val="fr-FR"/>
+        </w:rPr>
+        <w:br w:type="textWrapping"/>
       </w:r>
       <w:r>
         <w:rPr>
@@ -73,7 +72,7 @@
           <w:rtl w:val="0"/>
           <w:lang w:val="fr-FR"/>
         </w:rPr>
-        <w:t>’</w:t>
+        <w:t>Pr</w:t>
       </w:r>
       <w:r>
         <w:rPr>
@@ -85,12 +84,48 @@
           <w:rtl w:val="0"/>
           <w:lang w:val="fr-FR"/>
         </w:rPr>
+        <w:t>é</w:t>
+      </w:r>
+      <w:r>
+        <w:rPr>
+          <w:rStyle w:val="Aucun"/>
+          <w:b w:val="0"/>
+          <w:bCs w:val="0"/>
+          <w:sz w:val="36"/>
+          <w:szCs w:val="36"/>
+          <w:rtl w:val="0"/>
+          <w:lang w:val="fr-FR"/>
+        </w:rPr>
+        <w:t>diction d</w:t>
+      </w:r>
+      <w:r>
+        <w:rPr>
+          <w:rStyle w:val="Aucun"/>
+          <w:b w:val="0"/>
+          <w:bCs w:val="0"/>
+          <w:sz w:val="36"/>
+          <w:szCs w:val="36"/>
+          <w:rtl w:val="0"/>
+          <w:lang w:val="fr-FR"/>
+        </w:rPr>
+        <w:t>’</w:t>
+      </w:r>
+      <w:r>
+        <w:rPr>
+          <w:rStyle w:val="Aucun"/>
+          <w:b w:val="0"/>
+          <w:bCs w:val="0"/>
+          <w:sz w:val="36"/>
+          <w:szCs w:val="36"/>
+          <w:rtl w:val="0"/>
+          <w:lang w:val="fr-FR"/>
+        </w:rPr>
         <w:t>habitats de renards</w:t>
       </w:r>
       <w:bookmarkEnd w:id="0"/>
       <w:bookmarkStart w:name="X430a16810bc927428662d1b1fd47aa2084da4f0" w:id="1"/>
     </w:p>
-    <w:p>
+    <w:p xmlns:wp14="http://schemas.microsoft.com/office/word/2010/wordml" wp14:textId="77777777">
       <w:pPr>
         <w:pStyle w:val="First Paragraph"/>
         <w:pBdr>
@@ -138,7 +173,7 @@
       <w:r>
         <w:rPr>
           <w:rStyle w:val="Aucun"/>
-          <w:rFonts w:ascii="Arial" w:hAnsi="Arial" w:hint="default"/>
+          <w:rFonts w:hint="default" w:ascii="Arial" w:hAnsi="Arial"/>
           <w:sz w:val="22"/>
           <w:szCs w:val="22"/>
           <w:rtl w:val="0"/>
@@ -160,7 +195,7 @@
       <w:r>
         <w:rPr>
           <w:rStyle w:val="Aucun"/>
-          <w:rFonts w:ascii="Arial" w:hAnsi="Arial" w:hint="default"/>
+          <w:rFonts w:hint="default" w:ascii="Arial" w:hAnsi="Arial"/>
           <w:sz w:val="22"/>
           <w:szCs w:val="22"/>
           <w:rtl w:val="0"/>
@@ -182,7 +217,7 @@
       <w:r>
         <w:rPr>
           <w:rStyle w:val="Aucun"/>
-          <w:rFonts w:ascii="Arial" w:hAnsi="Arial" w:hint="default"/>
+          <w:rFonts w:hint="default" w:ascii="Arial" w:hAnsi="Arial"/>
           <w:sz w:val="22"/>
           <w:szCs w:val="22"/>
           <w:rtl w:val="0"/>
@@ -204,7 +239,7 @@
       <w:r>
         <w:rPr>
           <w:rStyle w:val="Aucun"/>
-          <w:rFonts w:ascii="Arial" w:hAnsi="Arial" w:hint="default"/>
+          <w:rFonts w:hint="default" w:ascii="Arial" w:hAnsi="Arial"/>
           <w:sz w:val="22"/>
           <w:szCs w:val="22"/>
           <w:rtl w:val="0"/>
@@ -226,7 +261,7 @@
       <w:r>
         <w:rPr>
           <w:rStyle w:val="Aucun"/>
-          <w:rFonts w:ascii="Arial" w:hAnsi="Arial" w:hint="default"/>
+          <w:rFonts w:hint="default" w:ascii="Arial" w:hAnsi="Arial"/>
           <w:sz w:val="22"/>
           <w:szCs w:val="22"/>
           <w:rtl w:val="0"/>
@@ -248,7 +283,7 @@
       <w:r>
         <w:rPr>
           <w:rStyle w:val="Aucun"/>
-          <w:rFonts w:ascii="Arial" w:cs="Arial" w:hAnsi="Arial" w:eastAsia="Arial"/>
+          <w:rFonts w:ascii="Arial" w:hAnsi="Arial" w:eastAsia="Arial" w:cs="Arial"/>
           <w:sz w:val="22"/>
           <w:szCs w:val="22"/>
           <w:lang w:val="fr-FR"/>
@@ -269,7 +304,7 @@
       <w:r>
         <w:rPr>
           <w:rStyle w:val="Aucun"/>
-          <w:rFonts w:ascii="Arial" w:cs="Arial" w:hAnsi="Arial" w:eastAsia="Arial"/>
+          <w:rFonts w:ascii="Arial" w:hAnsi="Arial" w:eastAsia="Arial" w:cs="Arial"/>
           <w:sz w:val="22"/>
           <w:szCs w:val="22"/>
           <w:lang w:val="fr-FR"/>
@@ -290,7 +325,7 @@
       <w:r>
         <w:rPr>
           <w:rStyle w:val="Aucun"/>
-          <w:rFonts w:ascii="Arial" w:hAnsi="Arial" w:hint="default"/>
+          <w:rFonts w:hint="default" w:ascii="Arial" w:hAnsi="Arial"/>
           <w:sz w:val="22"/>
           <w:szCs w:val="22"/>
           <w:rtl w:val="0"/>
@@ -312,7 +347,7 @@
       <w:r>
         <w:rPr>
           <w:rStyle w:val="Aucun"/>
-          <w:rFonts w:ascii="Arial" w:hAnsi="Arial" w:hint="default"/>
+          <w:rFonts w:hint="default" w:ascii="Arial" w:hAnsi="Arial"/>
           <w:sz w:val="22"/>
           <w:szCs w:val="22"/>
           <w:rtl w:val="0"/>
@@ -334,7 +369,7 @@
       <w:r>
         <w:rPr>
           <w:rStyle w:val="Aucun"/>
-          <w:rFonts w:ascii="Arial" w:cs="Arial" w:hAnsi="Arial" w:eastAsia="Arial"/>
+          <w:rFonts w:ascii="Arial" w:hAnsi="Arial" w:eastAsia="Arial" w:cs="Arial"/>
           <w:sz w:val="22"/>
           <w:szCs w:val="22"/>
           <w:lang w:val="fr-FR"/>
@@ -355,7 +390,7 @@
       <w:r>
         <w:rPr>
           <w:rStyle w:val="Aucun"/>
-          <w:rFonts w:ascii="Arial" w:hAnsi="Arial" w:hint="default"/>
+          <w:rFonts w:hint="default" w:ascii="Arial" w:hAnsi="Arial"/>
           <w:sz w:val="22"/>
           <w:szCs w:val="22"/>
           <w:rtl w:val="0"/>
@@ -377,7 +412,7 @@
       <w:r>
         <w:rPr>
           <w:rStyle w:val="Aucun"/>
-          <w:rFonts w:ascii="Arial" w:hAnsi="Arial" w:hint="default"/>
+          <w:rFonts w:hint="default" w:ascii="Arial" w:hAnsi="Arial"/>
           <w:sz w:val="22"/>
           <w:szCs w:val="22"/>
           <w:rtl w:val="0"/>
@@ -399,7 +434,7 @@
       <w:r>
         <w:rPr>
           <w:rStyle w:val="Aucun"/>
-          <w:rFonts w:ascii="Arial" w:hAnsi="Arial" w:hint="default"/>
+          <w:rFonts w:hint="default" w:ascii="Arial" w:hAnsi="Arial"/>
           <w:sz w:val="22"/>
           <w:szCs w:val="22"/>
           <w:rtl w:val="0"/>
@@ -421,7 +456,7 @@
       <w:r>
         <w:rPr>
           <w:rStyle w:val="Aucun"/>
-          <w:rFonts w:ascii="Arial" w:hAnsi="Arial" w:hint="default"/>
+          <w:rFonts w:hint="default" w:ascii="Arial" w:hAnsi="Arial"/>
           <w:sz w:val="22"/>
           <w:szCs w:val="22"/>
           <w:rtl w:val="0"/>
@@ -443,7 +478,7 @@
       <w:r>
         <w:rPr>
           <w:rStyle w:val="Aucun"/>
-          <w:rFonts w:ascii="Arial" w:hAnsi="Arial" w:hint="default"/>
+          <w:rFonts w:hint="default" w:ascii="Arial" w:hAnsi="Arial"/>
           <w:sz w:val="22"/>
           <w:szCs w:val="22"/>
           <w:rtl w:val="0"/>
@@ -465,7 +500,7 @@
       <w:r>
         <w:rPr>
           <w:rStyle w:val="Aucun"/>
-          <w:rFonts w:ascii="Arial" w:hAnsi="Arial" w:hint="default"/>
+          <w:rFonts w:hint="default" w:ascii="Arial" w:hAnsi="Arial"/>
           <w:sz w:val="22"/>
           <w:szCs w:val="22"/>
           <w:rtl w:val="0"/>
@@ -487,7 +522,7 @@
       <w:r>
         <w:rPr>
           <w:rStyle w:val="Aucun"/>
-          <w:rFonts w:ascii="Arial" w:hAnsi="Arial" w:hint="default"/>
+          <w:rFonts w:hint="default" w:ascii="Arial" w:hAnsi="Arial"/>
           <w:sz w:val="22"/>
           <w:szCs w:val="22"/>
           <w:rtl w:val="0"/>
@@ -509,7 +544,7 @@
       <w:r>
         <w:rPr>
           <w:rStyle w:val="Aucun"/>
-          <w:rFonts w:ascii="Arial" w:hAnsi="Arial" w:hint="default"/>
+          <w:rFonts w:hint="default" w:ascii="Arial" w:hAnsi="Arial"/>
           <w:sz w:val="22"/>
           <w:szCs w:val="22"/>
           <w:rtl w:val="0"/>
@@ -531,7 +566,7 @@
       <w:r>
         <w:rPr>
           <w:rStyle w:val="Aucun"/>
-          <w:rFonts w:ascii="Arial" w:cs="Arial" w:hAnsi="Arial" w:eastAsia="Arial"/>
+          <w:rFonts w:ascii="Arial" w:hAnsi="Arial" w:eastAsia="Arial" w:cs="Arial"/>
           <w:sz w:val="22"/>
           <w:szCs w:val="22"/>
           <w:lang w:val="fr-FR"/>
@@ -552,7 +587,7 @@
       <w:r>
         <w:rPr>
           <w:rStyle w:val="Aucun"/>
-          <w:rFonts w:ascii="Arial" w:hAnsi="Arial" w:hint="default"/>
+          <w:rFonts w:hint="default" w:ascii="Arial" w:hAnsi="Arial"/>
           <w:sz w:val="22"/>
           <w:szCs w:val="22"/>
           <w:rtl w:val="0"/>
@@ -574,7 +609,7 @@
       <w:r>
         <w:rPr>
           <w:rStyle w:val="Aucun"/>
-          <w:rFonts w:ascii="Arial" w:hAnsi="Arial" w:hint="default"/>
+          <w:rFonts w:hint="default" w:ascii="Arial" w:hAnsi="Arial"/>
           <w:sz w:val="22"/>
           <w:szCs w:val="22"/>
           <w:rtl w:val="0"/>
@@ -596,7 +631,7 @@
       <w:r>
         <w:rPr>
           <w:rStyle w:val="Aucun"/>
-          <w:rFonts w:ascii="Arial" w:hAnsi="Arial" w:hint="default"/>
+          <w:rFonts w:hint="default" w:ascii="Arial" w:hAnsi="Arial"/>
           <w:sz w:val="22"/>
           <w:szCs w:val="22"/>
           <w:rtl w:val="0"/>
@@ -616,13 +651,13 @@
         <w:t>il le juge utile.</w:t>
       </w:r>
     </w:p>
-    <w:p>
+    <w:p xmlns:wp14="http://schemas.microsoft.com/office/word/2010/wordml" wp14:textId="77777777">
       <w:pPr>
         <w:pStyle w:val="First Paragraph"/>
         <w:jc w:val="both"/>
         <w:rPr>
           <w:rStyle w:val="Aucun"/>
-          <w:rFonts w:ascii="Arial" w:cs="Arial" w:hAnsi="Arial" w:eastAsia="Arial"/>
+          <w:rFonts w:ascii="Arial" w:hAnsi="Arial" w:eastAsia="Arial" w:cs="Arial"/>
         </w:rPr>
       </w:pPr>
       <w:r>
@@ -637,7 +672,7 @@
       <w:r>
         <w:rPr>
           <w:rStyle w:val="Aucun"/>
-          <w:rFonts w:ascii="Arial" w:hAnsi="Arial" w:hint="default"/>
+          <w:rFonts w:hint="default" w:ascii="Arial" w:hAnsi="Arial"/>
           <w:rtl w:val="0"/>
           <w:lang w:val="en-US"/>
         </w:rPr>
@@ -650,12 +685,102 @@
           <w:rtl w:val="0"/>
           <w:lang w:val="en-US"/>
         </w:rPr>
-        <w:t>habitats que ce soient des plaines, montagnes, environnements ruraux, p</w:t>
-      </w:r>
-      <w:r>
-        <w:rPr>
-          <w:rStyle w:val="Aucun"/>
-          <w:rFonts w:ascii="Arial" w:hAnsi="Arial" w:hint="default"/>
+        <w:t xml:space="preserve">habitats </w:t>
+      </w:r>
+      <w:r>
+        <w:rPr>
+          <w:rStyle w:val="Aucun"/>
+          <w:rFonts w:ascii="Arial" w:hAnsi="Arial"/>
+          <w:rtl w:val="0"/>
+          <w:lang w:val="fr-FR"/>
+        </w:rPr>
+        <w:t xml:space="preserve">pouvant </w:t>
+      </w:r>
+      <w:r>
+        <w:rPr>
+          <w:rStyle w:val="Aucun"/>
+          <w:rFonts w:hint="default" w:ascii="Arial" w:hAnsi="Arial"/>
+          <w:rtl w:val="0"/>
+          <w:lang w:val="fr-FR"/>
+        </w:rPr>
+        <w:t>ê</w:t>
+      </w:r>
+      <w:r>
+        <w:rPr>
+          <w:rStyle w:val="Aucun"/>
+          <w:rFonts w:ascii="Arial" w:hAnsi="Arial"/>
+          <w:rtl w:val="0"/>
+          <w:lang w:val="fr-FR"/>
+        </w:rPr>
+        <w:t xml:space="preserve">tre </w:t>
+      </w:r>
+      <w:r>
+        <w:rPr>
+          <w:rStyle w:val="Aucun"/>
+          <w:rFonts w:ascii="Arial" w:hAnsi="Arial"/>
+          <w:rtl w:val="0"/>
+          <w:lang w:val="en-US"/>
+        </w:rPr>
+        <w:t xml:space="preserve">des plaines, </w:t>
+      </w:r>
+      <w:r>
+        <w:rPr>
+          <w:rStyle w:val="Aucun"/>
+          <w:rFonts w:ascii="Arial" w:hAnsi="Arial"/>
+          <w:rtl w:val="0"/>
+          <w:lang w:val="fr-FR"/>
+        </w:rPr>
+        <w:t xml:space="preserve">des </w:t>
+      </w:r>
+      <w:r>
+        <w:rPr>
+          <w:rStyle w:val="Aucun"/>
+          <w:rFonts w:ascii="Arial" w:hAnsi="Arial"/>
+          <w:rtl w:val="0"/>
+          <w:lang w:val="en-US"/>
+        </w:rPr>
+        <w:t xml:space="preserve">montagnes, </w:t>
+      </w:r>
+      <w:r>
+        <w:rPr>
+          <w:rStyle w:val="Aucun"/>
+          <w:rFonts w:ascii="Arial" w:hAnsi="Arial"/>
+          <w:rtl w:val="0"/>
+          <w:lang w:val="fr-FR"/>
+        </w:rPr>
+        <w:t xml:space="preserve">des </w:t>
+      </w:r>
+      <w:r>
+        <w:rPr>
+          <w:rStyle w:val="Aucun"/>
+          <w:rFonts w:ascii="Arial" w:hAnsi="Arial"/>
+          <w:rtl w:val="0"/>
+          <w:lang w:val="en-US"/>
+        </w:rPr>
+        <w:t>environnements ruraux</w:t>
+      </w:r>
+      <w:r>
+        <w:rPr>
+          <w:rStyle w:val="Aucun"/>
+          <w:rFonts w:ascii="Arial" w:hAnsi="Arial"/>
+          <w:rtl w:val="0"/>
+          <w:lang w:val="fr-FR"/>
+        </w:rPr>
+        <w:t xml:space="preserve">, </w:t>
+      </w:r>
+      <w:r>
+        <w:rPr>
+          <w:rStyle w:val="Aucun"/>
+          <w:rFonts w:ascii="Arial" w:hAnsi="Arial"/>
+          <w:rtl w:val="0"/>
+          <w:lang w:val="en-US"/>
+        </w:rPr>
+        <w:t>p</w:t>
+      </w:r>
+      <w:r>
+        <w:rPr>
+          <w:rStyle w:val="Aucun"/>
+          <w:rFonts w:hint="default" w:ascii="Arial" w:hAnsi="Arial"/>
           <w:rtl w:val="0"/>
           <w:lang w:val="en-US"/>
         </w:rPr>
@@ -668,12 +793,30 @@
           <w:rtl w:val="0"/>
           <w:lang w:val="en-US"/>
         </w:rPr>
-        <w:t>riurbains voire dans de tr</w:t>
-      </w:r>
-      <w:r>
-        <w:rPr>
-          <w:rStyle w:val="Aucun"/>
-          <w:rFonts w:ascii="Arial" w:hAnsi="Arial" w:hint="default"/>
+        <w:t xml:space="preserve">riurbains </w:t>
+      </w:r>
+      <w:r>
+        <w:rPr>
+          <w:rStyle w:val="Aucun"/>
+          <w:rFonts w:ascii="Arial" w:hAnsi="Arial"/>
+          <w:rtl w:val="0"/>
+          <w:lang w:val="fr-FR"/>
+        </w:rPr>
+        <w:t xml:space="preserve">ou </w:t>
+      </w:r>
+      <w:r>
+        <w:rPr>
+          <w:rStyle w:val="Aucun"/>
+          <w:rFonts w:ascii="Arial" w:hAnsi="Arial"/>
+          <w:rtl w:val="0"/>
+          <w:lang w:val="en-US"/>
+        </w:rPr>
+        <w:t>voire dans de tr</w:t>
+      </w:r>
+      <w:r>
+        <w:rPr>
+          <w:rStyle w:val="Aucun"/>
+          <w:rFonts w:hint="default" w:ascii="Arial" w:hAnsi="Arial"/>
           <w:rtl w:val="0"/>
           <w:lang w:val="en-US"/>
         </w:rPr>
@@ -691,7 +834,7 @@
       <w:r>
         <w:rPr>
           <w:rStyle w:val="Aucun"/>
-          <w:rFonts w:ascii="Arial" w:hAnsi="Arial" w:hint="default"/>
+          <w:rFonts w:hint="default" w:ascii="Arial" w:hAnsi="Arial"/>
           <w:rtl w:val="0"/>
           <w:lang w:val="en-US"/>
         </w:rPr>
@@ -718,7 +861,7 @@
       <w:r>
         <w:rPr>
           <w:rStyle w:val="Aucun"/>
-          <w:rFonts w:ascii="Arial" w:hAnsi="Arial" w:hint="default"/>
+          <w:rFonts w:hint="default" w:ascii="Arial" w:hAnsi="Arial"/>
           <w:rtl w:val="0"/>
           <w:lang w:val="fr-FR"/>
         </w:rPr>
@@ -736,7 +879,7 @@
       <w:r>
         <w:rPr>
           <w:rStyle w:val="Aucun"/>
-          <w:rFonts w:ascii="Arial" w:hAnsi="Arial" w:hint="default"/>
+          <w:rFonts w:hint="default" w:ascii="Arial" w:hAnsi="Arial"/>
           <w:rtl w:val="0"/>
           <w:lang w:val="fr-FR"/>
         </w:rPr>
@@ -754,7 +897,7 @@
       <w:r>
         <w:rPr>
           <w:rStyle w:val="Aucun"/>
-          <w:rFonts w:ascii="Arial" w:hAnsi="Arial" w:hint="default"/>
+          <w:rFonts w:hint="default" w:ascii="Arial" w:hAnsi="Arial"/>
           <w:rtl w:val="0"/>
           <w:lang w:val="fr-FR"/>
         </w:rPr>
@@ -774,18 +917,27 @@
           <w:rStyle w:val="Aucun"/>
           <w:rFonts w:ascii="Arial" w:hAnsi="Arial"/>
           <w:rtl w:val="0"/>
-          <w:lang w:val="en-US"/>
-        </w:rPr>
-        <w:t>indique</w:t>
-      </w:r>
-      <w:r>
-        <w:rPr>
-          <w:rStyle w:val="Aucun"/>
-          <w:rFonts w:ascii="Arial" w:hAnsi="Arial"/>
-          <w:rtl w:val="0"/>
-          <w:lang w:val="fr-FR"/>
-        </w:rPr>
-        <w:t>nt</w:t>
+          <w:lang w:val="fr-FR"/>
+        </w:rPr>
+        <w:t>pr</w:t>
+      </w:r>
+      <w:r>
+        <w:rPr>
+          <w:rStyle w:val="Aucun"/>
+          <w:rFonts w:hint="default" w:ascii="Arial" w:hAnsi="Arial"/>
+          <w:rtl w:val="0"/>
+          <w:lang w:val="fr-FR"/>
+        </w:rPr>
+        <w:t>é</w:t>
+      </w:r>
+      <w:r>
+        <w:rPr>
+          <w:rStyle w:val="Aucun"/>
+          <w:rFonts w:ascii="Arial" w:hAnsi="Arial"/>
+          <w:rtl w:val="0"/>
+          <w:lang w:val="fr-FR"/>
+        </w:rPr>
+        <w:t>voient</w:t>
       </w:r>
       <w:r>
         <w:rPr>
@@ -799,7 +951,7 @@
       <w:r>
         <w:rPr>
           <w:rStyle w:val="Aucun"/>
-          <w:rFonts w:ascii="Arial" w:hAnsi="Arial" w:hint="default"/>
+          <w:rFonts w:hint="default" w:ascii="Arial" w:hAnsi="Arial"/>
           <w:rtl w:val="0"/>
           <w:lang w:val="en-US"/>
         </w:rPr>
@@ -817,7 +969,7 @@
       <w:r>
         <w:rPr>
           <w:rStyle w:val="Aucun"/>
-          <w:rFonts w:ascii="Arial" w:hAnsi="Arial" w:hint="default"/>
+          <w:rFonts w:hint="default" w:ascii="Arial" w:hAnsi="Arial"/>
           <w:rtl w:val="0"/>
           <w:lang w:val="en-US"/>
         </w:rPr>
@@ -828,14 +980,23 @@
           <w:rStyle w:val="Aucun"/>
           <w:rFonts w:ascii="Arial" w:hAnsi="Arial"/>
           <w:rtl w:val="0"/>
-          <w:lang w:val="en-US"/>
-        </w:rPr>
-        <w:t>nuisible</w:t>
-      </w:r>
-      <w:r>
-        <w:rPr>
-          <w:rStyle w:val="Aucun"/>
-          <w:rFonts w:ascii="Arial" w:hAnsi="Arial" w:hint="default"/>
+          <w:lang w:val="fr-FR"/>
+        </w:rPr>
+        <w:t>N</w:t>
+      </w:r>
+      <w:r>
+        <w:rPr>
+          <w:rStyle w:val="Aucun"/>
+          <w:rFonts w:ascii="Arial" w:hAnsi="Arial"/>
+          <w:rtl w:val="0"/>
+          <w:lang w:val="en-US"/>
+        </w:rPr>
+        <w:t>uisible</w:t>
+      </w:r>
+      <w:r>
+        <w:rPr>
+          <w:rStyle w:val="Aucun"/>
+          <w:rFonts w:hint="default" w:ascii="Arial" w:hAnsi="Arial"/>
           <w:rtl w:val="0"/>
           <w:lang w:val="en-US"/>
         </w:rPr>
@@ -853,7 +1014,7 @@
       <w:r>
         <w:rPr>
           <w:rStyle w:val="Aucun"/>
-          <w:rFonts w:ascii="Arial" w:hAnsi="Arial" w:hint="default"/>
+          <w:rFonts w:hint="default" w:ascii="Arial" w:hAnsi="Arial"/>
           <w:rtl w:val="0"/>
           <w:lang w:val="en-US"/>
         </w:rPr>
@@ -871,7 +1032,7 @@
       <w:r>
         <w:rPr>
           <w:rStyle w:val="Aucun"/>
-          <w:rFonts w:ascii="Arial" w:hAnsi="Arial" w:hint="default"/>
+          <w:rFonts w:hint="default" w:ascii="Arial" w:hAnsi="Arial"/>
           <w:rtl w:val="0"/>
           <w:lang w:val="en-US"/>
         </w:rPr>
@@ -889,7 +1050,7 @@
       <w:r>
         <w:rPr>
           <w:rStyle w:val="Aucun"/>
-          <w:rFonts w:ascii="Arial" w:hAnsi="Arial" w:hint="default"/>
+          <w:rFonts w:hint="default" w:ascii="Arial" w:hAnsi="Arial"/>
           <w:rtl w:val="0"/>
           <w:lang w:val="en-US"/>
         </w:rPr>
@@ -905,18 +1066,27 @@
         <w:t>.</w:t>
       </w:r>
     </w:p>
-    <w:p>
+    <w:p xmlns:wp14="http://schemas.microsoft.com/office/word/2010/wordml" wp14:textId="77777777">
       <w:pPr>
         <w:pStyle w:val="Body Text"/>
         <w:jc w:val="both"/>
         <w:rPr>
           <w:rStyle w:val="Aucun"/>
-          <w:rFonts w:ascii="Arial" w:cs="Arial" w:hAnsi="Arial" w:eastAsia="Arial"/>
+          <w:rFonts w:ascii="Arial" w:hAnsi="Arial" w:eastAsia="Arial" w:cs="Arial"/>
         </w:rPr>
       </w:pPr>
       <w:r>
         <w:rPr>
           <w:rStyle w:val="Aucun"/>
+          <w:rFonts w:hint="default" w:ascii="Arial" w:hAnsi="Arial"/>
+          <w:rtl w:val="0"/>
+          <w:lang w:val="fr-FR"/>
+        </w:rPr>
+        <w:t>« </w:t>
+      </w:r>
+      <w:r>
+        <w:rPr>
+          <w:rStyle w:val="Aucun"/>
           <w:rFonts w:ascii="Arial" w:hAnsi="Arial"/>
           <w:rtl w:val="0"/>
           <w:lang w:val="en-US"/>
@@ -926,7 +1096,7 @@
       <w:r>
         <w:rPr>
           <w:rStyle w:val="Aucun"/>
-          <w:rFonts w:ascii="Arial" w:hAnsi="Arial" w:hint="default"/>
+          <w:rFonts w:hint="default" w:ascii="Arial" w:hAnsi="Arial"/>
           <w:rtl w:val="0"/>
           <w:lang w:val="en-US"/>
         </w:rPr>
@@ -944,7 +1114,7 @@
       <w:r>
         <w:rPr>
           <w:rStyle w:val="Aucun"/>
-          <w:rFonts w:ascii="Arial" w:hAnsi="Arial" w:hint="default"/>
+          <w:rFonts w:hint="default" w:ascii="Arial" w:hAnsi="Arial"/>
           <w:rtl w:val="0"/>
           <w:lang w:val="en-US"/>
         </w:rPr>
@@ -962,7 +1132,7 @@
       <w:r>
         <w:rPr>
           <w:rStyle w:val="Aucun"/>
-          <w:rFonts w:ascii="Arial" w:hAnsi="Arial" w:hint="default"/>
+          <w:rFonts w:hint="default" w:ascii="Arial" w:hAnsi="Arial"/>
           <w:rtl w:val="0"/>
           <w:lang w:val="en-US"/>
         </w:rPr>
@@ -980,7 +1150,7 @@
       <w:r>
         <w:rPr>
           <w:rStyle w:val="Aucun"/>
-          <w:rFonts w:ascii="Arial" w:hAnsi="Arial" w:hint="default"/>
+          <w:rFonts w:hint="default" w:ascii="Arial" w:hAnsi="Arial"/>
           <w:rtl w:val="0"/>
           <w:lang w:val="en-US"/>
         </w:rPr>
@@ -998,7 +1168,7 @@
       <w:r>
         <w:rPr>
           <w:rStyle w:val="Aucun"/>
-          <w:rFonts w:ascii="Arial" w:hAnsi="Arial" w:hint="default"/>
+          <w:rFonts w:hint="default" w:ascii="Arial" w:hAnsi="Arial"/>
           <w:rtl w:val="0"/>
           <w:lang w:val="en-US"/>
         </w:rPr>
@@ -1016,7 +1186,7 @@
       <w:r>
         <w:rPr>
           <w:rStyle w:val="Aucun"/>
-          <w:rFonts w:ascii="Arial" w:hAnsi="Arial" w:hint="default"/>
+          <w:rFonts w:hint="default" w:ascii="Arial" w:hAnsi="Arial"/>
           <w:rtl w:val="0"/>
           <w:lang w:val="en-US"/>
         </w:rPr>
@@ -1034,7 +1204,7 @@
       <w:r>
         <w:rPr>
           <w:rStyle w:val="Aucun"/>
-          <w:rFonts w:ascii="Arial" w:hAnsi="Arial" w:hint="default"/>
+          <w:rFonts w:hint="default" w:ascii="Arial" w:hAnsi="Arial"/>
           <w:rtl w:val="0"/>
           <w:lang w:val="en-US"/>
         </w:rPr>
@@ -1052,7 +1222,7 @@
       <w:r>
         <w:rPr>
           <w:rStyle w:val="Aucun"/>
-          <w:rFonts w:ascii="Arial" w:hAnsi="Arial" w:hint="default"/>
+          <w:rFonts w:hint="default" w:ascii="Arial" w:hAnsi="Arial"/>
           <w:rtl w:val="0"/>
           <w:lang w:val="en-US"/>
         </w:rPr>
@@ -1070,7 +1240,7 @@
       <w:r>
         <w:rPr>
           <w:rStyle w:val="Aucun"/>
-          <w:rFonts w:ascii="Arial" w:hAnsi="Arial" w:hint="default"/>
+          <w:rFonts w:hint="default" w:ascii="Arial" w:hAnsi="Arial"/>
           <w:rtl w:val="0"/>
           <w:lang w:val="en-US"/>
         </w:rPr>
@@ -1088,7 +1258,7 @@
       <w:r>
         <w:rPr>
           <w:rStyle w:val="Aucun"/>
-          <w:rFonts w:ascii="Arial" w:hAnsi="Arial" w:hint="default"/>
+          <w:rFonts w:hint="default" w:ascii="Arial" w:hAnsi="Arial"/>
           <w:rtl w:val="0"/>
           <w:lang w:val="en-US"/>
         </w:rPr>
@@ -1106,7 +1276,7 @@
       <w:r>
         <w:rPr>
           <w:rStyle w:val="Aucun"/>
-          <w:rFonts w:ascii="Arial" w:hAnsi="Arial" w:hint="default"/>
+          <w:rFonts w:hint="default" w:ascii="Arial" w:hAnsi="Arial"/>
           <w:rtl w:val="0"/>
           <w:lang w:val="en-US"/>
         </w:rPr>
@@ -1124,7 +1294,7 @@
       <w:r>
         <w:rPr>
           <w:rStyle w:val="Aucun"/>
-          <w:rFonts w:ascii="Arial" w:hAnsi="Arial" w:hint="default"/>
+          <w:rFonts w:hint="default" w:ascii="Arial" w:hAnsi="Arial"/>
           <w:rtl w:val="0"/>
           <w:lang w:val="en-US"/>
         </w:rPr>
@@ -1142,7 +1312,7 @@
       <w:r>
         <w:rPr>
           <w:rStyle w:val="Aucun"/>
-          <w:rFonts w:ascii="Arial" w:hAnsi="Arial" w:hint="default"/>
+          <w:rFonts w:hint="default" w:ascii="Arial" w:hAnsi="Arial"/>
           <w:rtl w:val="0"/>
           <w:lang w:val="en-US"/>
         </w:rPr>
@@ -1160,7 +1330,7 @@
       <w:r>
         <w:rPr>
           <w:rStyle w:val="Aucun"/>
-          <w:rFonts w:ascii="Arial" w:hAnsi="Arial" w:hint="default"/>
+          <w:rFonts w:hint="default" w:ascii="Arial" w:hAnsi="Arial"/>
           <w:rtl w:val="0"/>
           <w:lang w:val="en-US"/>
         </w:rPr>
@@ -1178,7 +1348,7 @@
       <w:r>
         <w:rPr>
           <w:rStyle w:val="Aucun"/>
-          <w:rFonts w:ascii="Arial" w:hAnsi="Arial" w:hint="default"/>
+          <w:rFonts w:hint="default" w:ascii="Arial" w:hAnsi="Arial"/>
           <w:rtl w:val="0"/>
           <w:lang w:val="en-US"/>
         </w:rPr>
@@ -1196,7 +1366,7 @@
       <w:r>
         <w:rPr>
           <w:rStyle w:val="Aucun"/>
-          <w:rFonts w:ascii="Arial" w:hAnsi="Arial" w:hint="default"/>
+          <w:rFonts w:hint="default" w:ascii="Arial" w:hAnsi="Arial"/>
           <w:rtl w:val="0"/>
           <w:lang w:val="en-US"/>
         </w:rPr>
@@ -1214,7 +1384,7 @@
       <w:r>
         <w:rPr>
           <w:rStyle w:val="Aucun"/>
-          <w:rFonts w:ascii="Arial" w:hAnsi="Arial" w:hint="default"/>
+          <w:rFonts w:hint="default" w:ascii="Arial" w:hAnsi="Arial"/>
           <w:rtl w:val="0"/>
           <w:lang w:val="en-US"/>
         </w:rPr>
@@ -1232,7 +1402,7 @@
       <w:r>
         <w:rPr>
           <w:rStyle w:val="Aucun"/>
-          <w:rFonts w:ascii="Arial" w:hAnsi="Arial" w:hint="default"/>
+          <w:rFonts w:hint="default" w:ascii="Arial" w:hAnsi="Arial"/>
           <w:rtl w:val="0"/>
           <w:lang w:val="en-US"/>
         </w:rPr>
@@ -1256,14 +1426,23 @@
         </w:rPr>
         <w:t>.</w:t>
       </w:r>
+      <w:r>
+        <w:rPr>
+          <w:rStyle w:val="Aucun"/>
+          <w:rFonts w:hint="default" w:ascii="Arial" w:hAnsi="Arial"/>
+          <w:rtl w:val="0"/>
+          <w:lang w:val="fr-FR"/>
+        </w:rPr>
+        <w:t> »</w:t>
+      </w:r>
     </w:p>
-    <w:p>
+    <w:p xmlns:wp14="http://schemas.microsoft.com/office/word/2010/wordml" wp14:textId="77777777">
       <w:pPr>
         <w:pStyle w:val="Body Text"/>
         <w:jc w:val="both"/>
         <w:rPr>
           <w:rStyle w:val="Aucun"/>
-          <w:rFonts w:ascii="Arial" w:cs="Arial" w:hAnsi="Arial" w:eastAsia="Arial"/>
+          <w:rFonts w:ascii="Arial" w:hAnsi="Arial" w:eastAsia="Arial" w:cs="Arial"/>
         </w:rPr>
       </w:pPr>
       <w:r>
@@ -1278,7 +1457,7 @@
       <w:r>
         <w:rPr>
           <w:rStyle w:val="Aucun"/>
-          <w:rFonts w:ascii="Arial" w:hAnsi="Arial" w:hint="default"/>
+          <w:rFonts w:hint="default" w:ascii="Arial" w:hAnsi="Arial"/>
           <w:rtl w:val="0"/>
           <w:lang w:val="en-US"/>
         </w:rPr>
@@ -1296,7 +1475,7 @@
       <w:r>
         <w:rPr>
           <w:rStyle w:val="Aucun"/>
-          <w:rFonts w:ascii="Arial" w:hAnsi="Arial" w:hint="default"/>
+          <w:rFonts w:hint="default" w:ascii="Arial" w:hAnsi="Arial"/>
           <w:rtl w:val="0"/>
           <w:lang w:val="en-US"/>
         </w:rPr>
@@ -1314,7 +1493,7 @@
       <w:r>
         <w:rPr>
           <w:rStyle w:val="Aucun"/>
-          <w:rFonts w:ascii="Arial" w:hAnsi="Arial" w:hint="default"/>
+          <w:rFonts w:hint="default" w:ascii="Arial" w:hAnsi="Arial"/>
           <w:rtl w:val="0"/>
           <w:lang w:val="en-US"/>
         </w:rPr>
@@ -1332,7 +1511,7 @@
       <w:r>
         <w:rPr>
           <w:rStyle w:val="Aucun"/>
-          <w:rFonts w:ascii="Arial" w:hAnsi="Arial" w:hint="default"/>
+          <w:rFonts w:hint="default" w:ascii="Arial" w:hAnsi="Arial"/>
           <w:rtl w:val="0"/>
           <w:lang w:val="en-US"/>
         </w:rPr>
@@ -1350,7 +1529,7 @@
       <w:r>
         <w:rPr>
           <w:rStyle w:val="Aucun"/>
-          <w:rFonts w:ascii="Arial" w:hAnsi="Arial" w:hint="default"/>
+          <w:rFonts w:hint="default" w:ascii="Arial" w:hAnsi="Arial"/>
           <w:rtl w:val="0"/>
           <w:lang w:val="en-US"/>
         </w:rPr>
@@ -1368,7 +1547,7 @@
       <w:r>
         <w:rPr>
           <w:rStyle w:val="Aucun"/>
-          <w:rFonts w:ascii="Arial" w:hAnsi="Arial" w:hint="default"/>
+          <w:rFonts w:hint="default" w:ascii="Arial" w:hAnsi="Arial"/>
           <w:rtl w:val="0"/>
           <w:lang w:val="en-US"/>
         </w:rPr>
@@ -1386,7 +1565,7 @@
       <w:r>
         <w:rPr>
           <w:rStyle w:val="Aucun"/>
-          <w:rFonts w:ascii="Arial" w:hAnsi="Arial" w:hint="default"/>
+          <w:rFonts w:hint="default" w:ascii="Arial" w:hAnsi="Arial"/>
           <w:rtl w:val="0"/>
           <w:lang w:val="en-US"/>
         </w:rPr>
@@ -1404,7 +1583,7 @@
       <w:r>
         <w:rPr>
           <w:rStyle w:val="Aucun"/>
-          <w:rFonts w:ascii="Arial" w:hAnsi="Arial" w:hint="default"/>
+          <w:rFonts w:hint="default" w:ascii="Arial" w:hAnsi="Arial"/>
           <w:rtl w:val="0"/>
           <w:lang w:val="en-US"/>
         </w:rPr>
@@ -1422,7 +1601,7 @@
       <w:r>
         <w:rPr>
           <w:rStyle w:val="Aucun"/>
-          <w:rFonts w:ascii="Arial" w:hAnsi="Arial" w:hint="default"/>
+          <w:rFonts w:hint="default" w:ascii="Arial" w:hAnsi="Arial"/>
           <w:rtl w:val="0"/>
           <w:lang w:val="en-US"/>
         </w:rPr>
@@ -1440,7 +1619,7 @@
       <w:r>
         <w:rPr>
           <w:rStyle w:val="Aucun"/>
-          <w:rFonts w:ascii="Arial" w:hAnsi="Arial" w:hint="default"/>
+          <w:rFonts w:hint="default" w:ascii="Arial" w:hAnsi="Arial"/>
           <w:rtl w:val="0"/>
           <w:lang w:val="en-US"/>
         </w:rPr>
@@ -1458,7 +1637,7 @@
       <w:r>
         <w:rPr>
           <w:rStyle w:val="Aucun"/>
-          <w:rFonts w:ascii="Arial" w:hAnsi="Arial" w:hint="default"/>
+          <w:rFonts w:hint="default" w:ascii="Arial" w:hAnsi="Arial"/>
           <w:rtl w:val="0"/>
           <w:lang w:val="en-US"/>
         </w:rPr>
@@ -1476,7 +1655,7 @@
       <w:r>
         <w:rPr>
           <w:rStyle w:val="Aucun"/>
-          <w:rFonts w:ascii="Arial" w:hAnsi="Arial" w:hint="default"/>
+          <w:rFonts w:hint="default" w:ascii="Arial" w:hAnsi="Arial"/>
           <w:rtl w:val="0"/>
           <w:lang w:val="en-US"/>
         </w:rPr>
@@ -1494,7 +1673,7 @@
       <w:r>
         <w:rPr>
           <w:rStyle w:val="Aucun"/>
-          <w:rFonts w:ascii="Arial" w:hAnsi="Arial" w:hint="default"/>
+          <w:rFonts w:hint="default" w:ascii="Arial" w:hAnsi="Arial"/>
           <w:rtl w:val="0"/>
           <w:lang w:val="en-US"/>
         </w:rPr>
@@ -1528,13 +1707,13 @@
         <w:t xml:space="preserve"> habiter cette zone.</w:t>
       </w:r>
     </w:p>
-    <w:p>
+    <w:p xmlns:wp14="http://schemas.microsoft.com/office/word/2010/wordml" wp14:textId="77777777">
       <w:pPr>
         <w:pStyle w:val="Body Text"/>
         <w:jc w:val="both"/>
         <w:rPr>
           <w:rStyle w:val="Aucun"/>
-          <w:rFonts w:ascii="Arial" w:cs="Arial" w:hAnsi="Arial" w:eastAsia="Arial"/>
+          <w:rFonts w:ascii="Arial" w:hAnsi="Arial" w:eastAsia="Arial" w:cs="Arial"/>
         </w:rPr>
       </w:pPr>
       <w:r>
@@ -1549,7 +1728,7 @@
       <w:r>
         <w:rPr>
           <w:rStyle w:val="Aucun"/>
-          <w:rFonts w:ascii="Arial" w:hAnsi="Arial" w:hint="default"/>
+          <w:rFonts w:hint="default" w:ascii="Arial" w:hAnsi="Arial"/>
           <w:rtl w:val="0"/>
           <w:lang w:val="en-US"/>
         </w:rPr>
@@ -1567,7 +1746,7 @@
       <w:r>
         <w:rPr>
           <w:rStyle w:val="Aucun"/>
-          <w:rFonts w:ascii="Arial" w:hAnsi="Arial" w:hint="default"/>
+          <w:rFonts w:hint="default" w:ascii="Arial" w:hAnsi="Arial"/>
           <w:rtl w:val="0"/>
           <w:lang w:val="en-US"/>
         </w:rPr>
@@ -1585,7 +1764,7 @@
       <w:r>
         <w:rPr>
           <w:rStyle w:val="Aucun"/>
-          <w:rFonts w:ascii="Arial" w:hAnsi="Arial" w:hint="default"/>
+          <w:rFonts w:hint="default" w:ascii="Arial" w:hAnsi="Arial"/>
           <w:rtl w:val="0"/>
           <w:lang w:val="en-US"/>
         </w:rPr>
@@ -1603,7 +1782,7 @@
       <w:r>
         <w:rPr>
           <w:rStyle w:val="Aucun"/>
-          <w:rFonts w:ascii="Arial" w:hAnsi="Arial" w:hint="default"/>
+          <w:rFonts w:hint="default" w:ascii="Arial" w:hAnsi="Arial"/>
           <w:rtl w:val="0"/>
           <w:lang w:val="en-US"/>
         </w:rPr>
@@ -1619,7 +1798,7 @@
         <w:t>ristiques suivantes :</w:t>
       </w:r>
     </w:p>
-    <w:p>
+    <w:p xmlns:wp14="http://schemas.microsoft.com/office/word/2010/wordml" wp14:textId="77777777">
       <w:pPr>
         <w:pStyle w:val="Compact"/>
         <w:numPr>
@@ -1647,7 +1826,7 @@
       <w:r>
         <w:rPr>
           <w:rStyle w:val="Aucun"/>
-          <w:rFonts w:ascii="Arial" w:hAnsi="Arial" w:hint="default"/>
+          <w:rFonts w:hint="default" w:ascii="Arial" w:hAnsi="Arial"/>
           <w:rtl w:val="0"/>
           <w:lang w:val="en-US"/>
         </w:rPr>
@@ -1665,7 +1844,7 @@
       <w:r>
         <w:rPr>
           <w:rStyle w:val="Aucun"/>
-          <w:rFonts w:ascii="Arial" w:hAnsi="Arial" w:hint="default"/>
+          <w:rFonts w:hint="default" w:ascii="Arial" w:hAnsi="Arial"/>
           <w:rtl w:val="0"/>
           <w:lang w:val="en-US"/>
         </w:rPr>
@@ -1681,7 +1860,7 @@
         <w:t>tation</w:t>
       </w:r>
     </w:p>
-    <w:p>
+    <w:p xmlns:wp14="http://schemas.microsoft.com/office/word/2010/wordml" wp14:textId="77777777">
       <w:pPr>
         <w:pStyle w:val="Compact"/>
         <w:numPr>
@@ -1709,7 +1888,7 @@
       <w:r>
         <w:rPr>
           <w:rStyle w:val="Aucun"/>
-          <w:rFonts w:ascii="Arial" w:hAnsi="Arial" w:hint="default"/>
+          <w:rFonts w:hint="default" w:ascii="Arial" w:hAnsi="Arial"/>
           <w:rtl w:val="0"/>
           <w:lang w:val="en-US"/>
         </w:rPr>
@@ -1727,7 +1906,7 @@
       <w:r>
         <w:rPr>
           <w:rStyle w:val="Aucun"/>
-          <w:rFonts w:ascii="Arial" w:hAnsi="Arial" w:hint="default"/>
+          <w:rFonts w:hint="default" w:ascii="Arial" w:hAnsi="Arial"/>
           <w:rtl w:val="0"/>
           <w:lang w:val="en-US"/>
         </w:rPr>
@@ -1743,7 +1922,7 @@
         <w:t>eau</w:t>
       </w:r>
     </w:p>
-    <w:p>
+    <w:p xmlns:wp14="http://schemas.microsoft.com/office/word/2010/wordml" wp14:textId="77777777">
       <w:pPr>
         <w:pStyle w:val="Compact"/>
         <w:numPr>
@@ -1771,7 +1950,7 @@
       <w:r>
         <w:rPr>
           <w:rStyle w:val="Aucun"/>
-          <w:rFonts w:ascii="Arial" w:hAnsi="Arial" w:hint="default"/>
+          <w:rFonts w:hint="default" w:ascii="Arial" w:hAnsi="Arial"/>
           <w:rtl w:val="0"/>
           <w:lang w:val="en-US"/>
         </w:rPr>
@@ -1787,7 +1966,7 @@
         <w:t>urbaine</w:t>
       </w:r>
     </w:p>
-    <w:p>
+    <w:p xmlns:wp14="http://schemas.microsoft.com/office/word/2010/wordml" wp14:textId="77777777">
       <w:pPr>
         <w:pStyle w:val="Compact"/>
         <w:numPr>
@@ -1815,7 +1994,7 @@
       <w:r>
         <w:rPr>
           <w:rStyle w:val="Aucun"/>
-          <w:rFonts w:ascii="Arial" w:hAnsi="Arial" w:hint="default"/>
+          <w:rFonts w:hint="default" w:ascii="Arial" w:hAnsi="Arial"/>
           <w:rtl w:val="0"/>
           <w:lang w:val="en-US"/>
         </w:rPr>
@@ -1831,7 +2010,7 @@
         <w:t>de proies</w:t>
       </w:r>
     </w:p>
-    <w:p>
+    <w:p xmlns:wp14="http://schemas.microsoft.com/office/word/2010/wordml" wp14:textId="77777777">
       <w:pPr>
         <w:pStyle w:val="Compact"/>
         <w:numPr>
@@ -1851,16 +2030,22 @@
         <w:rPr>
           <w:rStyle w:val="Aucun"/>
           <w:rFonts w:ascii="Arial" w:hAnsi="Arial"/>
-          <w:rtl w:val="0"/>
-          <w:lang w:val="fr-FR"/>
-        </w:rPr>
-        <w:t>la pr</w:t>
-      </w:r>
-      <w:r>
-        <w:rPr>
-          <w:rStyle w:val="Aucun"/>
-          <w:rFonts w:ascii="Arial" w:hAnsi="Arial" w:hint="default"/>
-          <w:rtl w:val="0"/>
+          <w:lang w:val="fr-FR"/>
+        </w:rPr>
+        <w:t>la</w:t>
+      </w:r>
+      <w:r>
+        <w:rPr>
+          <w:rStyle w:val="Aucun"/>
+          <w:rFonts w:ascii="Arial" w:hAnsi="Arial"/>
+          <w:lang w:val="fr-FR"/>
+        </w:rPr>
+        <w:t xml:space="preserve"> pr</w:t>
+      </w:r>
+      <w:r>
+        <w:rPr>
+          <w:rStyle w:val="Aucun"/>
+          <w:rFonts w:ascii="Arial" w:hAnsi="Arial"/>
           <w:lang w:val="fr-FR"/>
         </w:rPr>
         <w:t>é</w:t>
@@ -1869,7 +2054,6 @@
         <w:rPr>
           <w:rStyle w:val="Aucun"/>
           <w:rFonts w:ascii="Arial" w:hAnsi="Arial"/>
-          <w:rtl w:val="0"/>
           <w:lang w:val="fr-FR"/>
         </w:rPr>
         <w:t>sence du renard</w:t>
@@ -1877,404 +2061,508 @@
     </w:p>
     <w:p>
       <w:pPr>
-        <w:pStyle w:val="First Paragraph"/>
-        <w:jc w:val="both"/>
-        <w:rPr>
-          <w:rStyle w:val="Aucun"/>
-          <w:rFonts w:ascii="Arial" w:cs="Arial" w:hAnsi="Arial" w:eastAsia="Arial"/>
+        <w:pStyle w:val="Compact"/>
+        <w:bidi w:val="0"/>
+        <w:rPr>
+          <w:lang w:val="fr-FR"/>
         </w:rPr>
       </w:pPr>
-      <w:r>
-        <w:rPr>
-          <w:rStyle w:val="Aucun"/>
-          <w:rFonts w:ascii="Arial" w:hAnsi="Arial"/>
-          <w:rtl w:val="0"/>
-          <w:lang w:val="en-US"/>
-        </w:rPr>
-        <w:t>Ces caract</w:t>
-      </w:r>
-      <w:r>
-        <w:rPr>
-          <w:rStyle w:val="Aucun"/>
-          <w:rFonts w:ascii="Arial" w:hAnsi="Arial" w:hint="default"/>
-          <w:rtl w:val="0"/>
-          <w:lang w:val="en-US"/>
-        </w:rPr>
-        <w:t>é</w:t>
-      </w:r>
-      <w:r>
-        <w:rPr>
-          <w:rStyle w:val="Aucun"/>
-          <w:rFonts w:ascii="Arial" w:hAnsi="Arial"/>
-          <w:rtl w:val="0"/>
-          <w:lang w:val="en-US"/>
-        </w:rPr>
-        <w:t>ristiques sont toutes mesur</w:t>
-      </w:r>
-      <w:r>
-        <w:rPr>
-          <w:rStyle w:val="Aucun"/>
-          <w:rFonts w:ascii="Arial" w:hAnsi="Arial" w:hint="default"/>
-          <w:rtl w:val="0"/>
-          <w:lang w:val="en-US"/>
-        </w:rPr>
-        <w:t>é</w:t>
-      </w:r>
-      <w:r>
-        <w:rPr>
-          <w:rStyle w:val="Aucun"/>
-          <w:rFonts w:ascii="Arial" w:hAnsi="Arial"/>
-          <w:rtl w:val="0"/>
-          <w:lang w:val="en-US"/>
-        </w:rPr>
-        <w:t xml:space="preserve">es sur une </w:t>
-      </w:r>
-      <w:r>
-        <w:rPr>
-          <w:rStyle w:val="Aucun"/>
-          <w:rFonts w:ascii="Arial" w:hAnsi="Arial" w:hint="default"/>
-          <w:rtl w:val="0"/>
-          <w:lang w:val="en-US"/>
-        </w:rPr>
-        <w:t>é</w:t>
-      </w:r>
-      <w:r>
-        <w:rPr>
-          <w:rStyle w:val="Aucun"/>
-          <w:rFonts w:ascii="Arial" w:hAnsi="Arial"/>
-          <w:rtl w:val="0"/>
-          <w:lang w:val="en-US"/>
-        </w:rPr>
-        <w:t xml:space="preserve">chelle de 1 </w:t>
-      </w:r>
-      <w:r>
-        <w:rPr>
-          <w:rStyle w:val="Aucun"/>
-          <w:rFonts w:ascii="Arial" w:hAnsi="Arial" w:hint="default"/>
-          <w:rtl w:val="0"/>
-          <w:lang w:val="en-US"/>
-        </w:rPr>
-        <w:t xml:space="preserve">à </w:t>
-      </w:r>
-      <w:r>
-        <w:rPr>
-          <w:rStyle w:val="Aucun"/>
-          <w:rFonts w:ascii="Arial" w:hAnsi="Arial"/>
-          <w:rtl w:val="0"/>
-          <w:lang w:val="en-US"/>
-        </w:rPr>
-        <w:t>10</w:t>
-      </w:r>
-      <w:r>
-        <w:rPr>
-          <w:rStyle w:val="Aucun"/>
-          <w:rFonts w:ascii="Arial" w:hAnsi="Arial"/>
-          <w:rtl w:val="0"/>
-          <w:lang w:val="fr-FR"/>
-        </w:rPr>
-        <w:t xml:space="preserve"> sauf pour la pr</w:t>
-      </w:r>
-      <w:r>
-        <w:rPr>
-          <w:rStyle w:val="Aucun"/>
-          <w:rFonts w:ascii="Arial" w:hAnsi="Arial" w:hint="default"/>
-          <w:rtl w:val="0"/>
-          <w:lang w:val="fr-FR"/>
-        </w:rPr>
-        <w:t>é</w:t>
-      </w:r>
-      <w:r>
-        <w:rPr>
-          <w:rStyle w:val="Aucun"/>
-          <w:rFonts w:ascii="Arial" w:hAnsi="Arial"/>
-          <w:rtl w:val="0"/>
-          <w:lang w:val="fr-FR"/>
-        </w:rPr>
-        <w:t xml:space="preserve">sence qui est </w:t>
-      </w:r>
-      <w:r>
-        <w:rPr>
-          <w:rStyle w:val="Aucun"/>
-          <w:rFonts w:ascii="Arial" w:hAnsi="Arial" w:hint="default"/>
-          <w:rtl w:val="0"/>
-          <w:lang w:val="fr-FR"/>
-        </w:rPr>
-        <w:t>é</w:t>
-      </w:r>
-      <w:r>
-        <w:rPr>
-          <w:rStyle w:val="Aucun"/>
-          <w:rFonts w:ascii="Arial" w:hAnsi="Arial"/>
-          <w:rtl w:val="0"/>
-          <w:lang w:val="fr-FR"/>
-        </w:rPr>
-        <w:t>valu</w:t>
-      </w:r>
-      <w:r>
-        <w:rPr>
-          <w:rStyle w:val="Aucun"/>
-          <w:rFonts w:ascii="Arial" w:hAnsi="Arial" w:hint="default"/>
-          <w:rtl w:val="0"/>
-          <w:lang w:val="fr-FR"/>
-        </w:rPr>
-        <w:t>é</w:t>
-      </w:r>
-      <w:r>
-        <w:rPr>
-          <w:rStyle w:val="Aucun"/>
-          <w:rFonts w:ascii="Arial" w:hAnsi="Arial"/>
-          <w:rtl w:val="0"/>
-          <w:lang w:val="fr-FR"/>
-        </w:rPr>
-        <w:t xml:space="preserve">e </w:t>
-      </w:r>
-      <w:r>
-        <w:rPr>
-          <w:rStyle w:val="Aucun"/>
-          <w:rFonts w:ascii="Arial" w:hAnsi="Arial" w:hint="default"/>
-          <w:rtl w:val="0"/>
-          <w:lang w:val="fr-FR"/>
-        </w:rPr>
-        <w:t xml:space="preserve">à </w:t>
-      </w:r>
-      <w:r>
-        <w:rPr>
-          <w:rStyle w:val="Aucun"/>
-          <w:rFonts w:ascii="Arial" w:hAnsi="Arial"/>
-          <w:rtl w:val="0"/>
-          <w:lang w:val="fr-FR"/>
-        </w:rPr>
-        <w:t>Vrai ou Faux</w:t>
-      </w:r>
-      <w:r>
-        <w:rPr>
-          <w:rStyle w:val="Aucun"/>
-          <w:rFonts w:ascii="Arial" w:hAnsi="Arial"/>
-          <w:rtl w:val="0"/>
-          <w:lang w:val="en-US"/>
-        </w:rPr>
-        <w:t>.</w:t>
-      </w:r>
-      <w:r>
-        <w:rPr>
-          <w:rStyle w:val="Aucun"/>
-          <w:rFonts w:ascii="Arial" w:hAnsi="Arial"/>
-          <w:rtl w:val="0"/>
-          <w:lang w:val="fr-FR"/>
-        </w:rPr>
-        <w:t xml:space="preserve"> </w:t>
-        <w:br w:type="textWrapping"/>
-      </w:r>
-      <w:r>
-        <w:rPr>
-          <w:rStyle w:val="Aucun"/>
-          <w:rFonts w:ascii="Arial" w:hAnsi="Arial"/>
-          <w:rtl w:val="0"/>
-          <w:lang w:val="en-US"/>
-        </w:rPr>
-        <w:t xml:space="preserve">Pour </w:t>
-      </w:r>
-      <w:r>
-        <w:rPr>
-          <w:rStyle w:val="Aucun"/>
-          <w:rFonts w:ascii="Arial" w:hAnsi="Arial" w:hint="default"/>
-          <w:rtl w:val="0"/>
-          <w:lang w:val="en-US"/>
-        </w:rPr>
-        <w:t>é</w:t>
-      </w:r>
-      <w:r>
-        <w:rPr>
-          <w:rStyle w:val="Aucun"/>
-          <w:rFonts w:ascii="Arial" w:hAnsi="Arial"/>
-          <w:rtl w:val="0"/>
-          <w:lang w:val="en-US"/>
-        </w:rPr>
-        <w:t>valuer la possibilit</w:t>
-      </w:r>
-      <w:r>
-        <w:rPr>
-          <w:rStyle w:val="Aucun"/>
-          <w:rFonts w:ascii="Arial" w:hAnsi="Arial" w:hint="default"/>
-          <w:rtl w:val="0"/>
-          <w:lang w:val="en-US"/>
-        </w:rPr>
-        <w:t xml:space="preserve">é </w:t>
-      </w:r>
-      <w:r>
-        <w:rPr>
-          <w:rStyle w:val="Aucun"/>
-          <w:rFonts w:ascii="Arial" w:hAnsi="Arial"/>
-          <w:rtl w:val="0"/>
-          <w:lang w:val="en-US"/>
-        </w:rPr>
-        <w:t>qu</w:t>
-      </w:r>
-      <w:r>
-        <w:rPr>
-          <w:rStyle w:val="Aucun"/>
-          <w:rFonts w:ascii="Arial" w:hAnsi="Arial" w:hint="default"/>
-          <w:rtl w:val="0"/>
-          <w:lang w:val="en-US"/>
-        </w:rPr>
-        <w:t>’</w:t>
-      </w:r>
-      <w:r>
-        <w:rPr>
-          <w:rStyle w:val="Aucun"/>
-          <w:rFonts w:ascii="Arial" w:hAnsi="Arial"/>
-          <w:rtl w:val="0"/>
-          <w:lang w:val="en-US"/>
-        </w:rPr>
-        <w:t>un renard puisse habiter une zone pr</w:t>
-      </w:r>
-      <w:r>
-        <w:rPr>
-          <w:rStyle w:val="Aucun"/>
-          <w:rFonts w:ascii="Arial" w:hAnsi="Arial" w:hint="default"/>
-          <w:rtl w:val="0"/>
-          <w:lang w:val="en-US"/>
-        </w:rPr>
-        <w:t>é</w:t>
-      </w:r>
-      <w:r>
-        <w:rPr>
-          <w:rStyle w:val="Aucun"/>
-          <w:rFonts w:ascii="Arial" w:hAnsi="Arial"/>
-          <w:rtl w:val="0"/>
-          <w:lang w:val="en-US"/>
-        </w:rPr>
-        <w:t>d</w:t>
-      </w:r>
-      <w:r>
-        <w:rPr>
-          <w:rStyle w:val="Aucun"/>
-          <w:rFonts w:ascii="Arial" w:hAnsi="Arial" w:hint="default"/>
-          <w:rtl w:val="0"/>
-          <w:lang w:val="en-US"/>
-        </w:rPr>
-        <w:t>é</w:t>
-      </w:r>
-      <w:r>
-        <w:rPr>
-          <w:rStyle w:val="Aucun"/>
-          <w:rFonts w:ascii="Arial" w:hAnsi="Arial"/>
-          <w:rtl w:val="0"/>
-          <w:lang w:val="en-US"/>
-        </w:rPr>
-        <w:t>finie, on utilisera la m</w:t>
-      </w:r>
-      <w:r>
-        <w:rPr>
-          <w:rStyle w:val="Aucun"/>
-          <w:rFonts w:ascii="Arial" w:hAnsi="Arial" w:hint="default"/>
-          <w:rtl w:val="0"/>
-          <w:lang w:val="en-US"/>
-        </w:rPr>
-        <w:t>é</w:t>
-      </w:r>
-      <w:r>
-        <w:rPr>
-          <w:rStyle w:val="Aucun"/>
-          <w:rFonts w:ascii="Arial" w:hAnsi="Arial"/>
-          <w:rtl w:val="0"/>
-          <w:lang w:val="en-US"/>
-        </w:rPr>
-        <w:t>thode des k plus proches voisins.</w:t>
-      </w:r>
-      <w:r>
-        <w:rPr>
-          <w:rStyle w:val="Aucun"/>
-          <w:rFonts w:ascii="Arial" w:cs="Arial" w:hAnsi="Arial" w:eastAsia="Arial"/>
-          <w:lang w:val="fr-FR"/>
-        </w:rPr>
-        <w:br w:type="textWrapping"/>
-      </w:r>
-      <w:r>
-        <w:rPr>
-          <w:rStyle w:val="Aucun"/>
-          <w:rFonts w:ascii="Arial" w:hAnsi="Arial"/>
-          <w:rtl w:val="0"/>
-          <w:lang w:val="en-US"/>
-        </w:rPr>
-        <w:t>Un jeu de donn</w:t>
-      </w:r>
-      <w:r>
-        <w:rPr>
-          <w:rStyle w:val="Aucun"/>
-          <w:rFonts w:ascii="Arial" w:hAnsi="Arial" w:hint="default"/>
-          <w:rtl w:val="0"/>
-          <w:lang w:val="en-US"/>
-        </w:rPr>
-        <w:t>é</w:t>
-      </w:r>
-      <w:r>
-        <w:rPr>
-          <w:rStyle w:val="Aucun"/>
-          <w:rFonts w:ascii="Arial" w:hAnsi="Arial"/>
-          <w:rtl w:val="0"/>
-          <w:lang w:val="en-US"/>
-        </w:rPr>
-        <w:t xml:space="preserve">es est fourni qui est contenu dans le fichier </w:t>
-      </w:r>
-      <w:r>
-        <w:rPr>
-          <w:rStyle w:val="Aucun"/>
-          <w:rFonts w:ascii="Courier New" w:hAnsi="Courier New"/>
-          <w:sz w:val="22"/>
-          <w:szCs w:val="22"/>
-          <w:rtl w:val="0"/>
-          <w:lang w:val="en-US"/>
-        </w:rPr>
-        <w:t>donnees_habitats.py</w:t>
-      </w:r>
-      <w:r>
-        <w:rPr>
-          <w:rStyle w:val="Aucun"/>
-          <w:rFonts w:ascii="Arial" w:hAnsi="Arial"/>
-          <w:rtl w:val="0"/>
-          <w:lang w:val="en-US"/>
-        </w:rPr>
-        <w:t xml:space="preserve"> dont une partie du contenu est ci-apr</w:t>
-      </w:r>
-      <w:r>
-        <w:rPr>
-          <w:rStyle w:val="Aucun"/>
-          <w:rFonts w:ascii="Arial" w:hAnsi="Arial" w:hint="default"/>
-          <w:rtl w:val="0"/>
-          <w:lang w:val="en-US"/>
-        </w:rPr>
-        <w:t>è</w:t>
-      </w:r>
-      <w:r>
-        <w:rPr>
-          <w:rStyle w:val="Aucun"/>
-          <w:rFonts w:ascii="Arial" w:hAnsi="Arial"/>
-          <w:rtl w:val="0"/>
-          <w:lang w:val="en-US"/>
-        </w:rPr>
-        <w:t>s :</w:t>
-      </w:r>
     </w:p>
     <w:p>
       <w:pPr>
+        <w:pStyle w:val="Compact"/>
+        <w:bidi w:val="0"/>
+        <w:rPr>
+          <w:lang w:val="fr-FR"/>
+        </w:rPr>
+      </w:pPr>
+    </w:p>
+    <w:p>
+      <w:pPr>
+        <w:pStyle w:val="Compact"/>
+        <w:bidi w:val="0"/>
+        <w:rPr>
+          <w:lang w:val="fr-FR"/>
+        </w:rPr>
+      </w:pPr>
+    </w:p>
+    <w:p>
+      <w:pPr>
+        <w:pStyle w:val="Compact"/>
+        <w:bidi w:val="0"/>
+        <w:rPr>
+          <w:lang w:val="fr-FR"/>
+        </w:rPr>
+      </w:pPr>
+    </w:p>
+    <w:p>
+      <w:pPr>
+        <w:pStyle w:val="Compact"/>
+        <w:bidi w:val="0"/>
+        <w:rPr>
+          <w:lang w:val="fr-FR"/>
+        </w:rPr>
+      </w:pPr>
+    </w:p>
+    <w:p>
+      <w:pPr>
+        <w:pStyle w:val="Compact"/>
+        <w:bidi w:val="0"/>
+        <w:rPr>
+          <w:lang w:val="fr-FR"/>
+        </w:rPr>
+      </w:pPr>
+    </w:p>
+    <w:p>
+      <w:pPr>
+        <w:pStyle w:val="Compact"/>
+        <w:bidi w:val="0"/>
+        <w:rPr>
+          <w:lang w:val="fr-FR"/>
+        </w:rPr>
+      </w:pPr>
+    </w:p>
+    <w:p xmlns:wp14="http://schemas.microsoft.com/office/word/2010/wordml" wp14:textId="77777777">
+      <w:pPr>
+        <w:pStyle w:val="First Paragraph"/>
+        <w:jc w:val="both"/>
+        <w:rPr>
+          <w:rStyle w:val="Aucun"/>
+          <w:rFonts w:ascii="Arial" w:hAnsi="Arial" w:eastAsia="Arial" w:cs="Arial"/>
+          <w:lang w:val="en-US"/>
+        </w:rPr>
+      </w:pPr>
+      <w:r>
+        <w:rPr>
+          <w:rStyle w:val="Aucun"/>
+          <w:rFonts w:ascii="Arial" w:hAnsi="Arial"/>
+          <w:rtl w:val="0"/>
+          <w:lang w:val="en-US"/>
+        </w:rPr>
+        <w:t>Ces caract</w:t>
+      </w:r>
+      <w:r>
+        <w:rPr>
+          <w:rStyle w:val="Aucun"/>
+          <w:rFonts w:hint="default" w:ascii="Arial" w:hAnsi="Arial"/>
+          <w:rtl w:val="0"/>
+          <w:lang w:val="en-US"/>
+        </w:rPr>
+        <w:t>é</w:t>
+      </w:r>
+      <w:r>
+        <w:rPr>
+          <w:rStyle w:val="Aucun"/>
+          <w:rFonts w:ascii="Arial" w:hAnsi="Arial"/>
+          <w:rtl w:val="0"/>
+          <w:lang w:val="en-US"/>
+        </w:rPr>
+        <w:t>ristiques sont toutes mesur</w:t>
+      </w:r>
+      <w:r>
+        <w:rPr>
+          <w:rStyle w:val="Aucun"/>
+          <w:rFonts w:hint="default" w:ascii="Arial" w:hAnsi="Arial"/>
+          <w:rtl w:val="0"/>
+          <w:lang w:val="en-US"/>
+        </w:rPr>
+        <w:t>é</w:t>
+      </w:r>
+      <w:r>
+        <w:rPr>
+          <w:rStyle w:val="Aucun"/>
+          <w:rFonts w:ascii="Arial" w:hAnsi="Arial"/>
+          <w:rtl w:val="0"/>
+          <w:lang w:val="en-US"/>
+        </w:rPr>
+        <w:t xml:space="preserve">es sur une </w:t>
+      </w:r>
+      <w:r>
+        <w:rPr>
+          <w:rStyle w:val="Aucun"/>
+          <w:rFonts w:hint="default" w:ascii="Arial" w:hAnsi="Arial"/>
+          <w:rtl w:val="0"/>
+          <w:lang w:val="en-US"/>
+        </w:rPr>
+        <w:t>é</w:t>
+      </w:r>
+      <w:r>
+        <w:rPr>
+          <w:rStyle w:val="Aucun"/>
+          <w:rFonts w:ascii="Arial" w:hAnsi="Arial"/>
+          <w:rtl w:val="0"/>
+          <w:lang w:val="en-US"/>
+        </w:rPr>
+        <w:t xml:space="preserve">chelle de 1 </w:t>
+      </w:r>
+      <w:r>
+        <w:rPr>
+          <w:rStyle w:val="Aucun"/>
+          <w:rFonts w:hint="default" w:ascii="Arial" w:hAnsi="Arial"/>
+          <w:rtl w:val="0"/>
+          <w:lang w:val="en-US"/>
+        </w:rPr>
+        <w:t xml:space="preserve">à </w:t>
+      </w:r>
+      <w:r>
+        <w:rPr>
+          <w:rStyle w:val="Aucun"/>
+          <w:rFonts w:ascii="Arial" w:hAnsi="Arial"/>
+          <w:rtl w:val="0"/>
+          <w:lang w:val="en-US"/>
+        </w:rPr>
+        <w:t>10</w:t>
+      </w:r>
+      <w:r>
+        <w:rPr>
+          <w:rStyle w:val="Aucun"/>
+          <w:rFonts w:ascii="Arial" w:hAnsi="Arial"/>
+          <w:rtl w:val="0"/>
+          <w:lang w:val="fr-FR"/>
+        </w:rPr>
+        <w:t xml:space="preserve"> sauf pour la pr</w:t>
+      </w:r>
+      <w:r>
+        <w:rPr>
+          <w:rStyle w:val="Aucun"/>
+          <w:rFonts w:hint="default" w:ascii="Arial" w:hAnsi="Arial"/>
+          <w:rtl w:val="0"/>
+          <w:lang w:val="fr-FR"/>
+        </w:rPr>
+        <w:t>é</w:t>
+      </w:r>
+      <w:r>
+        <w:rPr>
+          <w:rStyle w:val="Aucun"/>
+          <w:rFonts w:ascii="Arial" w:hAnsi="Arial"/>
+          <w:rtl w:val="0"/>
+          <w:lang w:val="fr-FR"/>
+        </w:rPr>
+        <w:t xml:space="preserve">sence qui est </w:t>
+      </w:r>
+      <w:r>
+        <w:rPr>
+          <w:rStyle w:val="Aucun"/>
+          <w:rFonts w:hint="default" w:ascii="Arial" w:hAnsi="Arial"/>
+          <w:rtl w:val="0"/>
+          <w:lang w:val="fr-FR"/>
+        </w:rPr>
+        <w:t>é</w:t>
+      </w:r>
+      <w:r>
+        <w:rPr>
+          <w:rStyle w:val="Aucun"/>
+          <w:rFonts w:ascii="Arial" w:hAnsi="Arial"/>
+          <w:rtl w:val="0"/>
+          <w:lang w:val="fr-FR"/>
+        </w:rPr>
+        <w:t>valu</w:t>
+      </w:r>
+      <w:r>
+        <w:rPr>
+          <w:rStyle w:val="Aucun"/>
+          <w:rFonts w:hint="default" w:ascii="Arial" w:hAnsi="Arial"/>
+          <w:rtl w:val="0"/>
+          <w:lang w:val="fr-FR"/>
+        </w:rPr>
+        <w:t>é</w:t>
+      </w:r>
+      <w:r>
+        <w:rPr>
+          <w:rStyle w:val="Aucun"/>
+          <w:rFonts w:ascii="Arial" w:hAnsi="Arial"/>
+          <w:rtl w:val="0"/>
+          <w:lang w:val="fr-FR"/>
+        </w:rPr>
+        <w:t xml:space="preserve">e </w:t>
+      </w:r>
+      <w:r>
+        <w:rPr>
+          <w:rStyle w:val="Aucun"/>
+          <w:rFonts w:hint="default" w:ascii="Arial" w:hAnsi="Arial"/>
+          <w:rtl w:val="0"/>
+          <w:lang w:val="fr-FR"/>
+        </w:rPr>
+        <w:t xml:space="preserve">à </w:t>
+      </w:r>
+      <w:r>
+        <w:rPr>
+          <w:rStyle w:val="Aucun"/>
+          <w:rFonts w:ascii="Arial" w:hAnsi="Arial"/>
+          <w:rtl w:val="0"/>
+          <w:lang w:val="fr-FR"/>
+        </w:rPr>
+        <w:t>Vrai ou Faux</w:t>
+      </w:r>
+      <w:r>
+        <w:rPr>
+          <w:rStyle w:val="Aucun"/>
+          <w:rFonts w:ascii="Arial" w:hAnsi="Arial"/>
+          <w:rtl w:val="0"/>
+          <w:lang w:val="en-US"/>
+        </w:rPr>
+        <w:t>.</w:t>
+      </w:r>
+      <w:r>
+        <w:rPr>
+          <w:rStyle w:val="Aucun"/>
+          <w:rFonts w:ascii="Arial" w:hAnsi="Arial"/>
+          <w:rtl w:val="0"/>
+          <w:lang w:val="fr-FR"/>
+        </w:rPr>
+        <w:t xml:space="preserve"> </w:t>
+      </w:r>
+      <w:r>
+        <w:rPr>
+          <w:rStyle w:val="Aucun"/>
+          <w:rFonts w:ascii="Arial" w:hAnsi="Arial"/>
+          <w:rtl w:val="0"/>
+          <w:lang w:val="fr-FR"/>
+        </w:rPr>
+        <w:br w:type="textWrapping"/>
+      </w:r>
+      <w:r>
+        <w:rPr>
+          <w:rStyle w:val="Aucun"/>
+          <w:rFonts w:ascii="Arial" w:hAnsi="Arial"/>
+          <w:rtl w:val="0"/>
+          <w:lang w:val="en-US"/>
+        </w:rPr>
+        <w:t xml:space="preserve">Pour </w:t>
+      </w:r>
+      <w:r>
+        <w:rPr>
+          <w:rStyle w:val="Aucun"/>
+          <w:rFonts w:hint="default" w:ascii="Arial" w:hAnsi="Arial"/>
+          <w:rtl w:val="0"/>
+          <w:lang w:val="en-US"/>
+        </w:rPr>
+        <w:t>é</w:t>
+      </w:r>
+      <w:r>
+        <w:rPr>
+          <w:rStyle w:val="Aucun"/>
+          <w:rFonts w:ascii="Arial" w:hAnsi="Arial"/>
+          <w:rtl w:val="0"/>
+          <w:lang w:val="en-US"/>
+        </w:rPr>
+        <w:t>valuer la possibilit</w:t>
+      </w:r>
+      <w:r>
+        <w:rPr>
+          <w:rStyle w:val="Aucun"/>
+          <w:rFonts w:hint="default" w:ascii="Arial" w:hAnsi="Arial"/>
+          <w:rtl w:val="0"/>
+          <w:lang w:val="en-US"/>
+        </w:rPr>
+        <w:t xml:space="preserve">é </w:t>
+      </w:r>
+      <w:r>
+        <w:rPr>
+          <w:rStyle w:val="Aucun"/>
+          <w:rFonts w:ascii="Arial" w:hAnsi="Arial"/>
+          <w:rtl w:val="0"/>
+          <w:lang w:val="en-US"/>
+        </w:rPr>
+        <w:t>qu</w:t>
+      </w:r>
+      <w:r>
+        <w:rPr>
+          <w:rStyle w:val="Aucun"/>
+          <w:rFonts w:hint="default" w:ascii="Arial" w:hAnsi="Arial"/>
+          <w:rtl w:val="0"/>
+          <w:lang w:val="en-US"/>
+        </w:rPr>
+        <w:t>’</w:t>
+      </w:r>
+      <w:r>
+        <w:rPr>
+          <w:rStyle w:val="Aucun"/>
+          <w:rFonts w:ascii="Arial" w:hAnsi="Arial"/>
+          <w:rtl w:val="0"/>
+          <w:lang w:val="en-US"/>
+        </w:rPr>
+        <w:t>un renard puisse habiter une zone pr</w:t>
+      </w:r>
+      <w:r>
+        <w:rPr>
+          <w:rStyle w:val="Aucun"/>
+          <w:rFonts w:hint="default" w:ascii="Arial" w:hAnsi="Arial"/>
+          <w:rtl w:val="0"/>
+          <w:lang w:val="en-US"/>
+        </w:rPr>
+        <w:t>é</w:t>
+      </w:r>
+      <w:r>
+        <w:rPr>
+          <w:rStyle w:val="Aucun"/>
+          <w:rFonts w:ascii="Arial" w:hAnsi="Arial"/>
+          <w:rtl w:val="0"/>
+          <w:lang w:val="en-US"/>
+        </w:rPr>
+        <w:t>d</w:t>
+      </w:r>
+      <w:r>
+        <w:rPr>
+          <w:rStyle w:val="Aucun"/>
+          <w:rFonts w:hint="default" w:ascii="Arial" w:hAnsi="Arial"/>
+          <w:rtl w:val="0"/>
+          <w:lang w:val="en-US"/>
+        </w:rPr>
+        <w:t>é</w:t>
+      </w:r>
+      <w:r>
+        <w:rPr>
+          <w:rStyle w:val="Aucun"/>
+          <w:rFonts w:ascii="Arial" w:hAnsi="Arial"/>
+          <w:rtl w:val="0"/>
+          <w:lang w:val="en-US"/>
+        </w:rPr>
+        <w:t>finie, on utilisera la m</w:t>
+      </w:r>
+      <w:r>
+        <w:rPr>
+          <w:rStyle w:val="Aucun"/>
+          <w:rFonts w:hint="default" w:ascii="Arial" w:hAnsi="Arial"/>
+          <w:rtl w:val="0"/>
+          <w:lang w:val="en-US"/>
+        </w:rPr>
+        <w:t>é</w:t>
+      </w:r>
+      <w:r>
+        <w:rPr>
+          <w:rStyle w:val="Aucun"/>
+          <w:rFonts w:ascii="Arial" w:hAnsi="Arial"/>
+          <w:rtl w:val="0"/>
+          <w:lang w:val="en-US"/>
+        </w:rPr>
+        <w:t>thode des k plus proches voisins.</w:t>
+      </w:r>
+      <w:r>
+        <w:rPr>
+          <w:rStyle w:val="Aucun"/>
+          <w:rFonts w:ascii="Arial" w:hAnsi="Arial" w:eastAsia="Arial" w:cs="Arial"/>
+          <w:lang w:val="fr-FR"/>
+        </w:rPr>
+        <w:br w:type="textWrapping"/>
+      </w:r>
+      <w:r>
+        <w:rPr>
+          <w:rStyle w:val="Aucun"/>
+          <w:rFonts w:ascii="Arial" w:hAnsi="Arial"/>
+          <w:rtl w:val="0"/>
+          <w:lang w:val="fr-FR"/>
+        </w:rPr>
+        <w:t>Le</w:t>
+      </w:r>
+      <w:r>
+        <w:rPr>
+          <w:rStyle w:val="Aucun"/>
+          <w:rFonts w:ascii="Arial" w:hAnsi="Arial"/>
+          <w:rtl w:val="0"/>
+          <w:lang w:val="en-US"/>
+        </w:rPr>
+        <w:t xml:space="preserve"> jeu de donn</w:t>
+      </w:r>
+      <w:r>
+        <w:rPr>
+          <w:rStyle w:val="Aucun"/>
+          <w:rFonts w:hint="default" w:ascii="Arial" w:hAnsi="Arial"/>
+          <w:rtl w:val="0"/>
+          <w:lang w:val="en-US"/>
+        </w:rPr>
+        <w:t>é</w:t>
+      </w:r>
+      <w:r>
+        <w:rPr>
+          <w:rStyle w:val="Aucun"/>
+          <w:rFonts w:ascii="Arial" w:hAnsi="Arial"/>
+          <w:rtl w:val="0"/>
+          <w:lang w:val="en-US"/>
+        </w:rPr>
+        <w:t xml:space="preserve">es est fourni dans le fichier </w:t>
+      </w:r>
+      <w:r>
+        <w:rPr>
+          <w:rStyle w:val="Aucun"/>
+          <w:rFonts w:ascii="Courier New" w:hAnsi="Courier New"/>
+          <w:sz w:val="22"/>
+          <w:szCs w:val="22"/>
+          <w:rtl w:val="0"/>
+          <w:lang w:val="en-US"/>
+        </w:rPr>
+        <w:t>donnees_habitats.py</w:t>
+      </w:r>
+      <w:r>
+        <w:rPr>
+          <w:rStyle w:val="Aucun"/>
+          <w:rFonts w:ascii="Arial" w:hAnsi="Arial"/>
+          <w:rtl w:val="0"/>
+          <w:lang w:val="en-US"/>
+        </w:rPr>
+        <w:t xml:space="preserve"> dont une partie du contenu est ci-apr</w:t>
+      </w:r>
+      <w:r>
+        <w:rPr>
+          <w:rStyle w:val="Aucun"/>
+          <w:rFonts w:hint="default" w:ascii="Arial" w:hAnsi="Arial"/>
+          <w:rtl w:val="0"/>
+          <w:lang w:val="en-US"/>
+        </w:rPr>
+        <w:t>è</w:t>
+      </w:r>
+      <w:r>
+        <w:rPr>
+          <w:rStyle w:val="Aucun"/>
+          <w:rFonts w:ascii="Arial" w:hAnsi="Arial"/>
+          <w:rtl w:val="0"/>
+          <w:lang w:val="en-US"/>
+        </w:rPr>
+        <w:t>s :</w:t>
+      </w:r>
+    </w:p>
+    <w:p xmlns:wp14="http://schemas.microsoft.com/office/word/2010/wordml" wp14:textId="77777777">
+      <w:pPr>
+        <w:pStyle w:val="Body Text"/>
+        <w:rPr>
+          <w:rStyle w:val="Aucun"/>
+          <w:rFonts w:ascii="Arial" w:hAnsi="Arial" w:eastAsia="Arial" w:cs="Arial"/>
+        </w:rPr>
+      </w:pPr>
+    </w:p>
+    <w:p xmlns:wp14="http://schemas.microsoft.com/office/word/2010/wordml" wp14:textId="77777777">
+      <w:pPr>
         <w:pStyle w:val="Source Code"/>
         <w:jc w:val="both"/>
         <w:rPr>
           <w:rStyle w:val="Aucun"/>
-          <w:rFonts w:ascii="Courier New" w:cs="Courier New" w:hAnsi="Courier New" w:eastAsia="Courier New"/>
-        </w:rPr>
-      </w:pPr>
-      <w:r>
-        <w:rPr>
-          <w:rStyle w:val="Aucun"/>
-          <w:rFonts w:ascii="Courier New" w:hAnsi="Courier New"/>
+          <w:rFonts w:ascii="Courier New" w:hAnsi="Courier New" w:eastAsia="Courier New" w:cs="Courier New"/>
           <w:sz w:val="22"/>
           <w:szCs w:val="22"/>
-          <w:rtl w:val="0"/>
-          <w:lang w:val="en-US"/>
-        </w:rPr>
-        <w:t xml:space="preserve">donnees </w:t>
+          <w:lang w:val="en-US"/>
+        </w:rPr>
+      </w:pPr>
+      <w:r>
+        <w:rPr>
+          <w:rStyle w:val="Aucun"/>
+          <w:rFonts w:ascii="Courier New" w:hAnsi="Courier New"/>
+          <w:sz w:val="22"/>
+          <w:szCs w:val="22"/>
+          <w:rtl w:val="0"/>
+          <w:lang w:val="fr-FR"/>
+        </w:rPr>
+        <w:t>zones_connues</w:t>
+      </w:r>
+      <w:r>
+        <w:rPr>
+          <w:rStyle w:val="Aucun"/>
+          <w:rFonts w:ascii="Courier New" w:hAnsi="Courier New"/>
+          <w:sz w:val="22"/>
+          <w:szCs w:val="22"/>
+          <w:rtl w:val="0"/>
+          <w:lang w:val="en-US"/>
+        </w:rPr>
+        <w:t xml:space="preserve"> </w:t>
       </w:r>
       <w:r>
         <w:rPr>
@@ -2309,7 +2597,7 @@
       <w:r>
         <w:rPr>
           <w:rStyle w:val="Aucun"/>
-          <w:rFonts w:ascii="Courier New" w:cs="Courier New" w:hAnsi="Courier New" w:eastAsia="Courier New"/>
+          <w:rFonts w:ascii="Courier New" w:hAnsi="Courier New" w:eastAsia="Courier New" w:cs="Courier New"/>
           <w:lang w:val="fr-FR"/>
         </w:rPr>
         <w:br w:type="textWrapping"/>
@@ -2508,7 +2796,7 @@
       <w:r>
         <w:rPr>
           <w:rStyle w:val="Aucun"/>
-          <w:rFonts w:ascii="Courier New" w:cs="Courier New" w:hAnsi="Courier New" w:eastAsia="Courier New"/>
+          <w:rFonts w:ascii="Courier New" w:hAnsi="Courier New" w:eastAsia="Courier New" w:cs="Courier New"/>
           <w:lang w:val="fr-FR"/>
         </w:rPr>
         <w:br w:type="textWrapping"/>
@@ -2658,7 +2946,7 @@
       <w:r>
         <w:rPr>
           <w:rStyle w:val="Aucun"/>
-          <w:rFonts w:ascii="Courier New" w:cs="Courier New" w:hAnsi="Courier New" w:eastAsia="Courier New"/>
+          <w:rFonts w:ascii="Courier New" w:hAnsi="Courier New" w:eastAsia="Courier New" w:cs="Courier New"/>
           <w:lang w:val="fr-FR"/>
         </w:rPr>
         <w:br w:type="textWrapping"/>
@@ -2857,7 +3145,7 @@
       <w:r>
         <w:rPr>
           <w:rStyle w:val="Aucun"/>
-          <w:rFonts w:ascii="Courier New" w:cs="Courier New" w:hAnsi="Courier New" w:eastAsia="Courier New"/>
+          <w:rFonts w:ascii="Courier New" w:hAnsi="Courier New" w:eastAsia="Courier New" w:cs="Courier New"/>
           <w:lang w:val="fr-FR"/>
         </w:rPr>
         <w:br w:type="textWrapping"/>
@@ -2996,7 +3284,7 @@
       <w:r>
         <w:rPr>
           <w:rStyle w:val="Aucun"/>
-          <w:rFonts w:ascii="Courier New" w:cs="Courier New" w:hAnsi="Courier New" w:eastAsia="Courier New"/>
+          <w:rFonts w:ascii="Courier New" w:hAnsi="Courier New" w:eastAsia="Courier New" w:cs="Courier New"/>
           <w:lang w:val="fr-FR"/>
         </w:rPr>
         <w:br w:type="textWrapping"/>
@@ -3013,13 +3301,23 @@
         <w:t>]</w:t>
       </w:r>
     </w:p>
-    <w:p>
+    <w:p xmlns:wp14="http://schemas.microsoft.com/office/word/2010/wordml" wp14:textId="77777777">
+      <w:pPr>
+        <w:pStyle w:val="Source Code"/>
+        <w:jc w:val="both"/>
+        <w:rPr>
+          <w:rStyle w:val="Aucun"/>
+          <w:rFonts w:ascii="Courier New" w:hAnsi="Courier New" w:eastAsia="Courier New" w:cs="Courier New"/>
+        </w:rPr>
+      </w:pPr>
+    </w:p>
+    <w:p xmlns:wp14="http://schemas.microsoft.com/office/word/2010/wordml" wp14:textId="77777777">
       <w:pPr>
         <w:pStyle w:val="First Paragraph"/>
         <w:jc w:val="both"/>
         <w:rPr>
           <w:rStyle w:val="Aucun"/>
-          <w:rFonts w:ascii="Arial" w:cs="Arial" w:hAnsi="Arial" w:eastAsia="Arial"/>
+          <w:rFonts w:ascii="Arial" w:hAnsi="Arial" w:eastAsia="Arial" w:cs="Arial"/>
         </w:rPr>
       </w:pPr>
       <w:r>
@@ -3052,7 +3350,7 @@
       <w:r>
         <w:rPr>
           <w:rStyle w:val="Aucun"/>
-          <w:rFonts w:ascii="Arial" w:hAnsi="Arial" w:hint="default"/>
+          <w:rFonts w:hint="default" w:ascii="Arial" w:hAnsi="Arial"/>
           <w:rtl w:val="0"/>
           <w:lang w:val="en-US"/>
         </w:rPr>
@@ -3070,7 +3368,7 @@
       <w:r>
         <w:rPr>
           <w:rStyle w:val="Aucun"/>
-          <w:rFonts w:ascii="Arial" w:hAnsi="Arial" w:hint="default"/>
+          <w:rFonts w:hint="default" w:ascii="Arial" w:hAnsi="Arial"/>
           <w:rtl w:val="0"/>
           <w:lang w:val="en-US"/>
         </w:rPr>
@@ -3088,7 +3386,7 @@
       <w:r>
         <w:rPr>
           <w:rStyle w:val="Aucun"/>
-          <w:rFonts w:ascii="Arial" w:hAnsi="Arial" w:hint="default"/>
+          <w:rFonts w:hint="default" w:ascii="Arial" w:hAnsi="Arial"/>
           <w:rtl w:val="0"/>
           <w:lang w:val="en-US"/>
         </w:rPr>
@@ -3106,7 +3404,7 @@
       <w:r>
         <w:rPr>
           <w:rStyle w:val="Aucun"/>
-          <w:rFonts w:ascii="Arial" w:hAnsi="Arial" w:hint="default"/>
+          <w:rFonts w:hint="default" w:ascii="Arial" w:hAnsi="Arial"/>
           <w:rtl w:val="0"/>
           <w:lang w:val="en-US"/>
         </w:rPr>
@@ -3124,7 +3422,7 @@
       <w:r>
         <w:rPr>
           <w:rStyle w:val="Aucun"/>
-          <w:rFonts w:ascii="Arial" w:hAnsi="Arial" w:hint="default"/>
+          <w:rFonts w:hint="default" w:ascii="Arial" w:hAnsi="Arial"/>
           <w:rtl w:val="0"/>
           <w:lang w:val="en-US"/>
         </w:rPr>
@@ -3142,7 +3440,7 @@
       <w:r>
         <w:rPr>
           <w:rStyle w:val="Aucun"/>
-          <w:rFonts w:ascii="Arial" w:hAnsi="Arial" w:hint="default"/>
+          <w:rFonts w:hint="default" w:ascii="Arial" w:hAnsi="Arial"/>
           <w:rtl w:val="0"/>
           <w:lang w:val="en-US"/>
         </w:rPr>
@@ -3160,7 +3458,7 @@
       <w:r>
         <w:rPr>
           <w:rStyle w:val="Aucun"/>
-          <w:rFonts w:ascii="Arial" w:hAnsi="Arial" w:hint="default"/>
+          <w:rFonts w:hint="default" w:ascii="Arial" w:hAnsi="Arial"/>
           <w:rtl w:val="0"/>
           <w:lang w:val="en-US"/>
         </w:rPr>
@@ -3178,7 +3476,7 @@
       <w:r>
         <w:rPr>
           <w:rStyle w:val="Aucun"/>
-          <w:rFonts w:ascii="Arial" w:hAnsi="Arial" w:hint="default"/>
+          <w:rFonts w:hint="default" w:ascii="Arial" w:hAnsi="Arial"/>
           <w:rtl w:val="0"/>
           <w:lang w:val="en-US"/>
         </w:rPr>
@@ -3196,7 +3494,7 @@
       <w:r>
         <w:rPr>
           <w:rStyle w:val="Aucun"/>
-          <w:rFonts w:ascii="Arial" w:hAnsi="Arial" w:hint="default"/>
+          <w:rFonts w:hint="default" w:ascii="Arial" w:hAnsi="Arial"/>
           <w:rtl w:val="0"/>
           <w:lang w:val="en-US"/>
         </w:rPr>
@@ -3212,7 +3510,7 @@
         <w:t>menter.</w:t>
       </w:r>
     </w:p>
-    <w:p>
+    <w:p xmlns:wp14="http://schemas.microsoft.com/office/word/2010/wordml" wp14:textId="77777777">
       <w:pPr>
         <w:pStyle w:val="Compact"/>
         <w:numPr>
@@ -3240,7 +3538,7 @@
       <w:r>
         <w:rPr>
           <w:rStyle w:val="Aucun"/>
-          <w:rFonts w:ascii="Arial" w:hAnsi="Arial" w:hint="default"/>
+          <w:rFonts w:hint="default" w:ascii="Arial" w:hAnsi="Arial"/>
           <w:rtl w:val="0"/>
           <w:lang w:val="en-US"/>
         </w:rPr>
@@ -3276,7 +3574,7 @@
       <w:r>
         <w:rPr>
           <w:rStyle w:val="Aucun"/>
-          <w:rFonts w:ascii="Arial" w:hAnsi="Arial" w:hint="default"/>
+          <w:rFonts w:hint="default" w:ascii="Arial" w:hAnsi="Arial"/>
           <w:rtl w:val="0"/>
           <w:lang w:val="en-US"/>
         </w:rPr>
@@ -3307,12 +3605,30 @@
           <w:rtl w:val="0"/>
           <w:lang w:val="en-US"/>
         </w:rPr>
-        <w:t xml:space="preserve"> deux habitats sous la forme de dictionnaires et renvoie la distance entre ces deux habitats. Pour se faire, utiliser la formule de distance euclidienne entre les diff</w:t>
-      </w:r>
-      <w:r>
-        <w:rPr>
-          <w:rStyle w:val="Aucun"/>
-          <w:rFonts w:ascii="Arial" w:hAnsi="Arial" w:hint="default"/>
+        <w:t xml:space="preserve"> deux habitats sous la forme de dictionnaires et renvoie la distance entre ces deux habitats. Pour se faire, </w:t>
+      </w:r>
+      <w:r>
+        <w:rPr>
+          <w:rStyle w:val="Aucun"/>
+          <w:rFonts w:ascii="Arial" w:hAnsi="Arial"/>
+          <w:rtl w:val="0"/>
+          <w:lang w:val="fr-FR"/>
+        </w:rPr>
+        <w:t>l</w:t>
+      </w:r>
+      <w:r>
+        <w:rPr>
+          <w:rStyle w:val="Aucun"/>
+          <w:rFonts w:ascii="Arial" w:hAnsi="Arial"/>
+          <w:rtl w:val="0"/>
+          <w:lang w:val="en-US"/>
+        </w:rPr>
+        <w:t>a formule de distance euclidienne entre les diff</w:t>
+      </w:r>
+      <w:r>
+        <w:rPr>
+          <w:rStyle w:val="Aucun"/>
+          <w:rFonts w:hint="default" w:ascii="Arial" w:hAnsi="Arial"/>
           <w:rtl w:val="0"/>
           <w:lang w:val="en-US"/>
         </w:rPr>
@@ -3330,7 +3646,7 @@
       <w:r>
         <w:rPr>
           <w:rStyle w:val="Aucun"/>
-          <w:rFonts w:ascii="Arial" w:hAnsi="Arial" w:hint="default"/>
+          <w:rFonts w:hint="default" w:ascii="Arial" w:hAnsi="Arial"/>
           <w:rtl w:val="0"/>
           <w:lang w:val="en-US"/>
         </w:rPr>
@@ -3343,7 +3659,43 @@
           <w:rtl w:val="0"/>
           <w:lang w:val="en-US"/>
         </w:rPr>
-        <w:t>res de chaque habitat.</w:t>
+        <w:t>res de chaque habitat</w:t>
+      </w:r>
+      <w:r>
+        <w:rPr>
+          <w:rStyle w:val="Aucun"/>
+          <w:rFonts w:ascii="Arial" w:hAnsi="Arial"/>
+          <w:rtl w:val="0"/>
+          <w:lang w:val="fr-FR"/>
+        </w:rPr>
+        <w:t xml:space="preserve"> sera utilis</w:t>
+      </w:r>
+      <w:r>
+        <w:rPr>
+          <w:rStyle w:val="Aucun"/>
+          <w:rFonts w:hint="default" w:ascii="Arial" w:hAnsi="Arial"/>
+          <w:rtl w:val="0"/>
+          <w:lang w:val="fr-FR"/>
+        </w:rPr>
+        <w:t>é</w:t>
+      </w:r>
+      <w:r>
+        <w:rPr>
+          <w:rStyle w:val="Aucun"/>
+          <w:rFonts w:ascii="Arial" w:hAnsi="Arial"/>
+          <w:rtl w:val="0"/>
+          <w:lang w:val="fr-FR"/>
+        </w:rPr>
+        <w:t>e</w:t>
+      </w:r>
+      <w:r>
+        <w:rPr>
+          <w:rStyle w:val="Aucun"/>
+          <w:rFonts w:ascii="Arial" w:hAnsi="Arial"/>
+          <w:rtl w:val="0"/>
+          <w:lang w:val="en-US"/>
+        </w:rPr>
+        <w:t>.</w:t>
       </w:r>
       <w:r>
         <w:rPr>
@@ -3357,7 +3709,7 @@
       <w:r>
         <w:rPr>
           <w:rStyle w:val="Aucun"/>
-          <w:rFonts w:ascii="Arial" w:hAnsi="Arial" w:hint="default"/>
+          <w:rFonts w:hint="default" w:ascii="Arial" w:hAnsi="Arial"/>
           <w:rtl w:val="0"/>
           <w:lang w:val="fr-FR"/>
         </w:rPr>
@@ -3375,6 +3727,15 @@
       <w:r>
         <w:rPr>
           <w:rStyle w:val="Aucun"/>
+          <w:rFonts w:ascii="Arial" w:hAnsi="Arial"/>
+          <w:rtl w:val="0"/>
+          <w:lang w:val="fr-FR"/>
+        </w:rPr>
+        <w:t xml:space="preserve">la fonction </w:t>
+      </w:r>
+      <w:r>
+        <w:rPr>
+          <w:rStyle w:val="Aucun"/>
           <w:rFonts w:ascii="Courier New" w:hAnsi="Courier New"/>
           <w:rtl w:val="0"/>
           <w:lang w:val="fr-FR"/>
@@ -3409,13 +3770,13 @@
         <w:t>.</w:t>
       </w:r>
     </w:p>
-    <w:p>
+    <w:p xmlns:wp14="http://schemas.microsoft.com/office/word/2010/wordml" wp14:textId="77777777">
       <w:pPr>
         <w:pStyle w:val="First Paragraph"/>
         <w:jc w:val="both"/>
         <w:rPr>
           <w:rStyle w:val="Aucun"/>
-          <w:rFonts w:ascii="Arial" w:cs="Arial" w:hAnsi="Arial" w:eastAsia="Arial"/>
+          <w:rFonts w:ascii="Arial" w:hAnsi="Arial" w:eastAsia="Arial" w:cs="Arial"/>
           <w:outline w:val="0"/>
           <w:color w:val="000000"/>
           <w:sz w:val="24"/>
@@ -3778,7 +4139,7 @@
       <w:r>
         <w:rPr>
           <w:rStyle w:val="Aucun"/>
-          <w:rFonts w:ascii="Arial" w:hAnsi="Arial" w:hint="default"/>
+          <w:rFonts w:hint="default" w:ascii="Arial" w:hAnsi="Arial"/>
           <w:rtl w:val="0"/>
           <w:lang w:val="en-US"/>
         </w:rPr>
@@ -3792,6 +4153,15 @@
           <w:lang w:val="en-US"/>
         </w:rPr>
         <w:t xml:space="preserve">e par la formule </w:t>
+      </w:r>
+      <w:r>
+        <w:rPr>
+          <w:rStyle w:val="Aucun"/>
+          <w:rFonts w:ascii="Arial" w:hAnsi="Arial"/>
+          <w:rtl w:val="0"/>
+          <w:lang w:val="fr-FR"/>
+        </w:rPr>
+        <w:t xml:space="preserve">suivante </w:t>
       </w:r>
       <w:r>
         <w:rPr>
@@ -3954,7 +4324,7 @@
       <w:r>
         <w:rPr>
           <w:rStyle w:val="Aucun"/>
-          <w:rFonts w:ascii="Arial" w:hAnsi="Arial" w:hint="default"/>
+          <w:rFonts w:hint="default" w:ascii="Arial" w:hAnsi="Arial"/>
           <w:rtl w:val="0"/>
           <w:lang w:val="fr-FR"/>
         </w:rPr>
@@ -3972,7 +4342,7 @@
       <w:r>
         <w:rPr>
           <w:rStyle w:val="Aucun"/>
-          <w:rFonts w:ascii="Arial" w:hAnsi="Arial" w:hint="default"/>
+          <w:rFonts w:hint="default" w:ascii="Arial" w:hAnsi="Arial"/>
           <w:rtl w:val="0"/>
           <w:lang w:val="fr-FR"/>
         </w:rPr>
@@ -3990,7 +4360,7 @@
       <w:r>
         <w:rPr>
           <w:rStyle w:val="Aucun"/>
-          <w:rFonts w:ascii="Arial" w:hAnsi="Arial" w:hint="default"/>
+          <w:rFonts w:hint="default" w:ascii="Arial" w:hAnsi="Arial"/>
           <w:rtl w:val="0"/>
           <w:lang w:val="fr-FR"/>
         </w:rPr>
@@ -4015,13 +4385,13 @@
         <w:t>:</w:t>
       </w:r>
     </w:p>
-    <w:p>
+    <w:p xmlns:wp14="http://schemas.microsoft.com/office/word/2010/wordml" wp14:textId="77777777">
       <w:pPr>
         <w:pStyle w:val="Body Text"/>
         <w:jc w:val="center"/>
         <w:rPr>
           <w:rStyle w:val="Aucun"/>
-          <w:rFonts w:ascii="Arial" w:cs="Arial" w:hAnsi="Arial" w:eastAsia="Arial"/>
+          <w:rFonts w:ascii="Arial" w:hAnsi="Arial" w:eastAsia="Arial" w:cs="Arial"/>
           <w:outline w:val="0"/>
           <w:color w:val="000000"/>
           <w:sz w:val="24"/>
@@ -4421,7 +4791,7 @@
         </m:oMath>
       </m:oMathPara>
     </w:p>
-    <w:p>
+    <w:p xmlns:wp14="http://schemas.microsoft.com/office/word/2010/wordml" wp14:textId="77777777">
       <w:pPr>
         <w:pStyle w:val="Compact"/>
         <w:numPr>
@@ -4432,7 +4802,7 @@
         <w:ind w:right="0"/>
         <w:jc w:val="both"/>
         <w:rPr>
-          <w:rFonts w:ascii="Arial" w:hAnsi="Arial" w:hint="default"/>
+          <w:rFonts w:hint="default" w:ascii="Arial" w:hAnsi="Arial"/>
           <w:rtl w:val="0"/>
           <w:lang w:val="en-US"/>
         </w:rPr>
@@ -4440,7 +4810,7 @@
       <w:r>
         <w:rPr>
           <w:rStyle w:val="Aucun"/>
-          <w:rFonts w:ascii="Arial" w:hAnsi="Arial" w:hint="default"/>
+          <w:rFonts w:hint="default" w:ascii="Arial" w:hAnsi="Arial"/>
           <w:rtl w:val="0"/>
           <w:lang w:val="en-US"/>
         </w:rPr>
@@ -4476,7 +4846,7 @@
       <w:r>
         <w:rPr>
           <w:rStyle w:val="Aucun"/>
-          <w:rFonts w:ascii="Arial" w:hAnsi="Arial" w:hint="default"/>
+          <w:rFonts w:hint="default" w:ascii="Arial" w:hAnsi="Arial"/>
           <w:rtl w:val="0"/>
           <w:lang w:val="en-US"/>
         </w:rPr>
@@ -4512,7 +4882,7 @@
       <w:r>
         <w:rPr>
           <w:rStyle w:val="Aucun"/>
-          <w:rFonts w:ascii="Arial" w:hAnsi="Arial" w:hint="default"/>
+          <w:rFonts w:hint="default" w:ascii="Arial" w:hAnsi="Arial"/>
           <w:rtl w:val="0"/>
           <w:lang w:val="en-US"/>
         </w:rPr>
@@ -4530,7 +4900,7 @@
       <w:r>
         <w:rPr>
           <w:rStyle w:val="Aucun"/>
-          <w:rFonts w:ascii="Arial" w:hAnsi="Arial" w:hint="default"/>
+          <w:rFonts w:hint="default" w:ascii="Arial" w:hAnsi="Arial"/>
           <w:rtl w:val="0"/>
           <w:lang w:val="en-US"/>
         </w:rPr>
@@ -4546,7 +4916,7 @@
         <w:t>chaque tuple contient :</w:t>
       </w:r>
     </w:p>
-    <w:p>
+    <w:p xmlns:wp14="http://schemas.microsoft.com/office/word/2010/wordml" wp14:textId="77777777">
       <w:pPr>
         <w:pStyle w:val="Compact"/>
         <w:numPr>
@@ -4574,7 +4944,7 @@
       <w:r>
         <w:rPr>
           <w:rStyle w:val="Aucun"/>
-          <w:rFonts w:ascii="Arial" w:hAnsi="Arial" w:hint="default"/>
+          <w:rFonts w:hint="default" w:ascii="Arial" w:hAnsi="Arial"/>
           <w:rtl w:val="0"/>
           <w:lang w:val="en-US"/>
         </w:rPr>
@@ -4592,7 +4962,7 @@
       <w:r>
         <w:rPr>
           <w:rStyle w:val="Aucun"/>
-          <w:rFonts w:ascii="Arial" w:hAnsi="Arial" w:hint="default"/>
+          <w:rFonts w:hint="default" w:ascii="Arial" w:hAnsi="Arial"/>
           <w:rtl w:val="0"/>
           <w:lang w:val="en-US"/>
         </w:rPr>
@@ -4608,7 +4978,7 @@
         <w:t>e;</w:t>
       </w:r>
     </w:p>
-    <w:p>
+    <w:p xmlns:wp14="http://schemas.microsoft.com/office/word/2010/wordml" wp14:textId="77777777">
       <w:pPr>
         <w:pStyle w:val="Compact"/>
         <w:numPr>
@@ -4636,7 +5006,7 @@
       <w:r>
         <w:rPr>
           <w:rStyle w:val="Aucun"/>
-          <w:rFonts w:ascii="Arial" w:hAnsi="Arial" w:hint="default"/>
+          <w:rFonts w:hint="default" w:ascii="Arial" w:hAnsi="Arial"/>
           <w:rtl w:val="0"/>
           <w:lang w:val="en-US"/>
         </w:rPr>
@@ -4654,7 +5024,7 @@
       <w:r>
         <w:rPr>
           <w:rStyle w:val="Aucun"/>
-          <w:rFonts w:ascii="Arial" w:hAnsi="Arial" w:hint="default"/>
+          <w:rFonts w:hint="default" w:ascii="Arial" w:hAnsi="Arial"/>
           <w:rtl w:val="0"/>
           <w:lang w:val="en-US"/>
         </w:rPr>
@@ -4670,30 +5040,45 @@
         <w:t>habitat.</w:t>
       </w:r>
     </w:p>
-    <w:p>
+    <w:p xmlns:wp14="http://schemas.microsoft.com/office/word/2010/wordml" wp14:textId="0114AC50">
       <w:pPr>
         <w:pStyle w:val="First Paragraph"/>
         <w:ind w:left="720" w:firstLine="0"/>
         <w:jc w:val="both"/>
         <w:rPr>
           <w:rStyle w:val="Aucun"/>
-          <w:rFonts w:ascii="Arial" w:cs="Arial" w:hAnsi="Arial" w:eastAsia="Arial"/>
+          <w:rFonts w:ascii="Arial" w:hAnsi="Arial" w:eastAsia="Arial" w:cs="Arial"/>
+          <w:lang w:val="fr-FR"/>
         </w:rPr>
       </w:pPr>
       <w:r>
         <w:rPr>
           <w:rStyle w:val="Aucun"/>
           <w:rFonts w:ascii="Arial" w:hAnsi="Arial"/>
-          <w:rtl w:val="0"/>
-          <w:lang w:val="en-US"/>
-        </w:rPr>
-        <w:t xml:space="preserve">Tester la fonction </w:t>
-      </w:r>
-      <w:r>
-        <w:rPr>
-          <w:rStyle w:val="Aucun"/>
-          <w:rFonts w:ascii="Courier New" w:hAnsi="Courier New"/>
-          <w:rtl w:val="0"/>
+          <w:lang w:val="en-US"/>
+        </w:rPr>
+        <w:t xml:space="preserve">Tester la </w:t>
+      </w:r>
+      <w:r>
+        <w:rPr>
+          <w:rStyle w:val="Aucun"/>
+          <w:rFonts w:ascii="Arial" w:hAnsi="Arial"/>
+          <w:lang w:val="en-US"/>
+        </w:rPr>
+        <w:t>fonction</w:t>
+      </w:r>
+      <w:r>
+        <w:rPr>
+          <w:rStyle w:val="Aucun"/>
+          <w:rFonts w:ascii="Arial" w:hAnsi="Arial"/>
+          <w:lang w:val="en-US"/>
+        </w:rPr>
+        <w:t xml:space="preserve"> </w:t>
+      </w:r>
+      <w:r>
+        <w:rPr>
+          <w:rStyle w:val="Aucun"/>
+          <w:rFonts w:ascii="Courier New" w:hAnsi="Courier New"/>
           <w:lang w:val="en-US"/>
         </w:rPr>
         <w:t>distance_d_un_habitat</w:t>
@@ -4702,16 +5087,38 @@
         <w:rPr>
           <w:rStyle w:val="Aucun"/>
           <w:rFonts w:ascii="Arial" w:hAnsi="Arial"/>
-          <w:rtl w:val="0"/>
-          <w:lang w:val="en-US"/>
-        </w:rPr>
-        <w:t xml:space="preserve"> avec pour habitat </w:t>
-      </w:r>
-      <w:r>
-        <w:rPr>
-          <w:rStyle w:val="Aucun"/>
-          <w:rFonts w:ascii="Courier New" w:hAnsi="Courier New"/>
-          <w:rtl w:val="0"/>
+          <w:lang w:val="en-US"/>
+        </w:rPr>
+        <w:t xml:space="preserve"> avec </w:t>
+      </w:r>
+      <w:r>
+        <w:rPr>
+          <w:rStyle w:val="Aucun"/>
+          <w:rFonts w:ascii="Arial" w:hAnsi="Arial"/>
+          <w:lang w:val="fr-FR"/>
+        </w:rPr>
+        <w:t>l</w:t>
+      </w:r>
+      <w:r>
+        <w:rPr>
+          <w:rStyle w:val="Aucun"/>
+          <w:rFonts w:ascii="Arial" w:hAnsi="Arial"/>
+          <w:lang w:val="fr-FR"/>
+        </w:rPr>
+        <w:t>’</w:t>
+      </w:r>
+      <w:r>
+        <w:rPr>
+          <w:rStyle w:val="Aucun"/>
+          <w:rFonts w:ascii="Arial" w:hAnsi="Arial"/>
+          <w:lang w:val="en-US"/>
+        </w:rPr>
+        <w:t xml:space="preserve">habitat </w:t>
+      </w:r>
+      <w:r>
+        <w:rPr>
+          <w:rStyle w:val="Aucun"/>
+          <w:rFonts w:ascii="Courier New" w:hAnsi="Courier New"/>
           <w:lang w:val="en-US"/>
         </w:rPr>
         <w:t>nouveau</w:t>
@@ -4720,16 +5127,38 @@
         <w:rPr>
           <w:rStyle w:val="Aucun"/>
           <w:rFonts w:ascii="Arial" w:hAnsi="Arial"/>
-          <w:rtl w:val="0"/>
-          <w:lang w:val="en-US"/>
-        </w:rPr>
-        <w:t xml:space="preserve"> fourni et la liste d</w:t>
-      </w:r>
-      <w:r>
-        <w:rPr>
-          <w:rStyle w:val="Aucun"/>
-          <w:rFonts w:ascii="Arial" w:hAnsi="Arial" w:hint="default"/>
-          <w:rtl w:val="0"/>
+          <w:lang w:val="en-US"/>
+        </w:rPr>
+        <w:t xml:space="preserve"> et la </w:t>
+      </w:r>
+      <w:r>
+        <w:rPr>
+          <w:rStyle w:val="Aucun"/>
+          <w:rFonts w:ascii="Arial" w:hAnsi="Arial"/>
+          <w:lang w:val="en-US"/>
+        </w:rPr>
+        <w:t>liste</w:t>
+      </w:r>
+      <w:r>
+        <w:rPr>
+          <w:rStyle w:val="Aucun"/>
+          <w:rFonts w:ascii="Arial" w:hAnsi="Arial"/>
+          <w:lang w:val="en-US"/>
+        </w:rPr>
+        <w:t xml:space="preserve"> </w:t>
+      </w:r>
+      <w:r>
+        <w:rPr>
+          <w:rStyle w:val="Aucun"/>
+          <w:rFonts w:ascii="Arial" w:hAnsi="Arial"/>
+          <w:lang w:val="en-US"/>
+        </w:rPr>
+        <w:t>d</w:t>
+      </w:r>
+      <w:r>
+        <w:rPr>
+          <w:rStyle w:val="Aucun"/>
+          <w:rFonts w:ascii="Arial" w:hAnsi="Arial"/>
           <w:lang w:val="en-US"/>
         </w:rPr>
         <w:t>’</w:t>
@@ -4738,16 +5167,118 @@
         <w:rPr>
           <w:rStyle w:val="Aucun"/>
           <w:rFonts w:ascii="Arial" w:hAnsi="Arial"/>
-          <w:rtl w:val="0"/>
-          <w:lang w:val="en-US"/>
-        </w:rPr>
-        <w:t>habitats donn</w:t>
-      </w:r>
-      <w:r>
-        <w:rPr>
-          <w:rStyle w:val="Aucun"/>
-          <w:rFonts w:ascii="Arial" w:hAnsi="Arial" w:hint="default"/>
-          <w:rtl w:val="0"/>
+          <w:lang w:val="en-US"/>
+        </w:rPr>
+        <w:t>habitats</w:t>
+      </w:r>
+      <w:r>
+        <w:rPr>
+          <w:rStyle w:val="Aucun"/>
+          <w:rFonts w:ascii="Arial" w:hAnsi="Arial"/>
+          <w:lang w:val="en-US"/>
+        </w:rPr>
+        <w:t xml:space="preserve"> </w:t>
+      </w:r>
+      <w:r>
+        <w:rPr>
+          <w:rStyle w:val="Aucun"/>
+          <w:rFonts w:ascii="Arial" w:hAnsi="Arial"/>
+          <w:lang w:val="fr-FR"/>
+        </w:rPr>
+        <w:t>fournis</w:t>
+      </w:r>
+      <w:r>
+        <w:rPr>
+          <w:rStyle w:val="Aucun"/>
+          <w:rFonts w:ascii="Arial" w:hAnsi="Arial"/>
+          <w:lang w:val="fr-FR"/>
+        </w:rPr>
+        <w:t>,</w:t>
+      </w:r>
+      <w:r>
+        <w:rPr>
+          <w:rStyle w:val="Aucun"/>
+          <w:rFonts w:ascii="Arial" w:hAnsi="Arial"/>
+          <w:lang w:val="en-US"/>
+        </w:rPr>
+        <w:t xml:space="preserve"> </w:t>
+      </w:r>
+      <w:r>
+        <w:rPr>
+          <w:rStyle w:val="Aucun"/>
+          <w:rFonts w:ascii="Arial" w:hAnsi="Arial"/>
+          <w:lang w:val="en-US"/>
+        </w:rPr>
+        <w:t>en</w:t>
+      </w:r>
+      <w:r>
+        <w:rPr>
+          <w:rStyle w:val="Aucun"/>
+          <w:rFonts w:ascii="Arial" w:hAnsi="Arial"/>
+          <w:lang w:val="en-US"/>
+        </w:rPr>
+        <w:t xml:space="preserve"> </w:t>
+      </w:r>
+      <w:r>
+        <w:rPr>
+          <w:rStyle w:val="Aucun"/>
+          <w:rFonts w:ascii="Arial" w:hAnsi="Arial"/>
+          <w:lang w:val="en-US"/>
+        </w:rPr>
+        <w:t>affichant</w:t>
+      </w:r>
+      <w:r>
+        <w:rPr>
+          <w:rStyle w:val="Aucun"/>
+          <w:rFonts w:ascii="Arial" w:hAnsi="Arial"/>
+          <w:lang w:val="en-US"/>
+        </w:rPr>
+        <w:t xml:space="preserve"> les 3 </w:t>
+      </w:r>
+      <w:r>
+        <w:rPr>
+          <w:rStyle w:val="Aucun"/>
+          <w:rFonts w:ascii="Arial" w:hAnsi="Arial"/>
+          <w:lang w:val="en-US"/>
+        </w:rPr>
+        <w:t>premiers</w:t>
+      </w:r>
+      <w:r>
+        <w:rPr>
+          <w:rStyle w:val="Aucun"/>
+          <w:rFonts w:ascii="Arial" w:hAnsi="Arial"/>
+          <w:lang w:val="en-US"/>
+        </w:rPr>
+        <w:t xml:space="preserve"> tuples de la </w:t>
+      </w:r>
+      <w:r>
+        <w:rPr>
+          <w:rStyle w:val="Aucun"/>
+          <w:rFonts w:ascii="Arial" w:hAnsi="Arial"/>
+          <w:lang w:val="en-US"/>
+        </w:rPr>
+        <w:t>liste</w:t>
+      </w:r>
+      <w:r>
+        <w:rPr>
+          <w:rStyle w:val="Aucun"/>
+          <w:rFonts w:ascii="Arial" w:hAnsi="Arial"/>
+          <w:lang w:val="en-US"/>
+        </w:rPr>
+        <w:t>. L</w:t>
+      </w:r>
+      <w:r>
+        <w:rPr>
+          <w:rStyle w:val="Aucun"/>
+          <w:rFonts w:ascii="Arial" w:hAnsi="Arial"/>
+          <w:lang w:val="fr-FR"/>
+        </w:rPr>
+        <w:t>es r</w:t>
+      </w:r>
+      <w:r>
+        <w:rPr>
+          <w:rStyle w:val="Aucun"/>
+          <w:rFonts w:ascii="Arial" w:hAnsi="Arial"/>
           <w:lang w:val="fr-FR"/>
         </w:rPr>
         <w:t>é</w:t>
@@ -4756,34 +5287,30 @@
         <w:rPr>
           <w:rStyle w:val="Aucun"/>
           <w:rFonts w:ascii="Arial" w:hAnsi="Arial"/>
-          <w:rtl w:val="0"/>
-          <w:lang w:val="fr-FR"/>
-        </w:rPr>
-        <w:t>e</w:t>
-      </w:r>
-      <w:r>
-        <w:rPr>
-          <w:rStyle w:val="Aucun"/>
-          <w:rFonts w:ascii="Arial" w:hAnsi="Arial"/>
-          <w:rtl w:val="0"/>
-          <w:lang w:val="en-US"/>
-        </w:rPr>
-        <w:t xml:space="preserve"> en affichant les 3 premiers tuples de la liste. L</w:t>
-      </w:r>
-      <w:r>
-        <w:rPr>
-          <w:rStyle w:val="Aucun"/>
-          <w:rFonts w:ascii="Arial" w:hAnsi="Arial"/>
-          <w:rtl w:val="0"/>
-          <w:lang w:val="fr-FR"/>
-        </w:rPr>
-        <w:t>es premiers r</w:t>
-      </w:r>
-      <w:r>
-        <w:rPr>
-          <w:rStyle w:val="Aucun"/>
-          <w:rFonts w:ascii="Arial" w:hAnsi="Arial" w:hint="default"/>
-          <w:rtl w:val="0"/>
+          <w:lang w:val="fr-FR"/>
+        </w:rPr>
+        <w:t xml:space="preserve">sultats </w:t>
+      </w:r>
+      <w:r>
+        <w:rPr>
+          <w:rStyle w:val="Aucun"/>
+          <w:rFonts w:ascii="Arial" w:hAnsi="Arial"/>
+          <w:lang w:val="fr-FR"/>
+        </w:rPr>
+        <w:t xml:space="preserve">attendus </w:t>
+      </w:r>
+      <w:r>
+        <w:rPr>
+          <w:rStyle w:val="Aucun"/>
+          <w:rFonts w:ascii="Arial" w:hAnsi="Arial"/>
+          <w:lang w:val="fr-FR"/>
+        </w:rPr>
+        <w:t>sont indiqu</w:t>
+      </w:r>
+      <w:r>
+        <w:rPr>
+          <w:rStyle w:val="Aucun"/>
+          <w:rFonts w:ascii="Arial" w:hAnsi="Arial"/>
           <w:lang w:val="fr-FR"/>
         </w:rPr>
         <w:t>é</w:t>
@@ -4792,29 +5319,20 @@
         <w:rPr>
           <w:rStyle w:val="Aucun"/>
           <w:rFonts w:ascii="Arial" w:hAnsi="Arial"/>
-          <w:rtl w:val="0"/>
-          <w:lang w:val="fr-FR"/>
-        </w:rPr>
-        <w:t>sultats sont indiqu</w:t>
-      </w:r>
-      <w:r>
-        <w:rPr>
-          <w:rStyle w:val="Aucun"/>
-          <w:rFonts w:ascii="Arial" w:hAnsi="Arial" w:hint="default"/>
-          <w:rtl w:val="0"/>
-          <w:lang w:val="fr-FR"/>
-        </w:rPr>
-        <w:t>é</w:t>
-      </w:r>
-      <w:r>
-        <w:rPr>
-          <w:rStyle w:val="Aucun"/>
-          <w:rFonts w:ascii="Arial" w:hAnsi="Arial"/>
-          <w:rtl w:val="0"/>
           <w:lang w:val="fr-FR"/>
         </w:rPr>
         <w:t>s ci-dessous.</w:t>
       </w:r>
+    </w:p>
+    <w:p xmlns:wp14="http://schemas.microsoft.com/office/word/2010/wordml" wp14:textId="7F5F220C">
+      <w:pPr>
+        <w:pStyle w:val="Body Text"/>
+        <w:rPr>
+          <w:rStyle w:val="Aucun"/>
+          <w:rFonts w:ascii="Arial" w:hAnsi="Arial" w:eastAsia="Arial" w:cs="Arial"/>
+          <w:lang w:val="fr-FR"/>
+        </w:rPr>
+      </w:pPr>
     </w:p>
     <w:tbl>
       <w:tblPr>
@@ -4836,7 +5354,7 @@
         <w:gridCol w:w="1395"/>
         <w:gridCol w:w="7964"/>
       </w:tblGrid>
-      <w:tr>
+      <w:tr xmlns:wp14="http://schemas.microsoft.com/office/word/2010/wordml" wp14:textId="77777777">
         <w:tblPrEx>
           <w:shd w:val="clear" w:color="auto" w:fill="ced7e7"/>
         </w:tblPrEx>
@@ -4845,7 +5363,7 @@
         </w:trPr>
         <w:tc>
           <w:tcPr>
-            <w:tcW w:type="dxa" w:w="1395"/>
+            <w:tcW w:w="1395" w:type="dxa"/>
             <w:tcBorders>
               <w:top w:val="single" w:color="000000" w:sz="4" w:space="0" w:shadow="0" w:frame="0"/>
               <w:left w:val="single" w:color="000000" w:sz="4" w:space="0" w:shadow="0" w:frame="0"/>
@@ -4854,14 +5372,14 @@
             </w:tcBorders>
             <w:shd w:val="clear" w:color="auto" w:fill="auto"/>
             <w:tcMar>
-              <w:top w:type="dxa" w:w="80"/>
-              <w:left w:type="dxa" w:w="80"/>
-              <w:bottom w:type="dxa" w:w="80"/>
-              <w:right w:type="dxa" w:w="80"/>
+              <w:top w:w="80" w:type="dxa"/>
+              <w:left w:w="80" w:type="dxa"/>
+              <w:bottom w:w="80" w:type="dxa"/>
+              <w:right w:w="80" w:type="dxa"/>
             </w:tcMar>
             <w:vAlign w:val="center"/>
           </w:tcPr>
-          <w:p>
+          <w:p wp14:textId="77777777">
             <w:pPr>
               <w:pStyle w:val="Corps A"/>
               <w:tabs>
@@ -4887,7 +5405,7 @@
             <w:r>
               <w:rPr>
                 <w:rStyle w:val="Aucun"/>
-                <w:rFonts w:ascii="Arial" w:hAnsi="Arial" w:hint="default"/>
+                <w:rFonts w:hint="default" w:ascii="Arial" w:hAnsi="Arial"/>
                 <w:b w:val="1"/>
                 <w:bCs w:val="1"/>
                 <w:shd w:val="nil" w:color="auto" w:fill="auto"/>
@@ -4912,7 +5430,7 @@
         </w:tc>
         <w:tc>
           <w:tcPr>
-            <w:tcW w:type="dxa" w:w="7964"/>
+            <w:tcW w:w="7964" w:type="dxa"/>
             <w:tcBorders>
               <w:top w:val="single" w:color="000000" w:sz="4" w:space="0" w:shadow="0" w:frame="0"/>
               <w:left w:val="single" w:color="000000" w:sz="4" w:space="0" w:shadow="0" w:frame="0"/>
@@ -4921,14 +5439,14 @@
             </w:tcBorders>
             <w:shd w:val="clear" w:color="auto" w:fill="auto"/>
             <w:tcMar>
-              <w:top w:type="dxa" w:w="80"/>
-              <w:left w:type="dxa" w:w="80"/>
-              <w:bottom w:type="dxa" w:w="80"/>
-              <w:right w:type="dxa" w:w="80"/>
+              <w:top w:w="80" w:type="dxa"/>
+              <w:left w:w="80" w:type="dxa"/>
+              <w:bottom w:w="80" w:type="dxa"/>
+              <w:right w:w="80" w:type="dxa"/>
             </w:tcMar>
             <w:vAlign w:val="center"/>
           </w:tcPr>
-          <w:p>
+          <w:p wp14:textId="77777777">
             <w:pPr>
               <w:pStyle w:val="Corps A"/>
               <w:tabs>
@@ -4961,7 +5479,7 @@
             <w:r>
               <w:rPr>
                 <w:rStyle w:val="Aucun"/>
-                <w:rFonts w:ascii="Arial" w:hAnsi="Arial" w:hint="default"/>
+                <w:rFonts w:hint="default" w:ascii="Arial" w:hAnsi="Arial"/>
                 <w:shd w:val="nil" w:color="auto" w:fill="auto"/>
                 <w:rtl w:val="0"/>
                 <w:lang w:val="fr-FR"/>
@@ -4981,7 +5499,7 @@
             <w:r>
               <w:rPr>
                 <w:rStyle w:val="Aucun"/>
-                <w:rFonts w:ascii="Arial" w:hAnsi="Arial" w:hint="default"/>
+                <w:rFonts w:hint="default" w:ascii="Arial" w:hAnsi="Arial"/>
                 <w:shd w:val="nil" w:color="auto" w:fill="auto"/>
                 <w:rtl w:val="0"/>
                 <w:lang w:val="fr-FR"/>
@@ -5002,41 +5520,24 @@
         </w:tc>
       </w:tr>
     </w:tbl>
-    <w:p>
+    <w:p xmlns:wp14="http://schemas.microsoft.com/office/word/2010/wordml" wp14:textId="205E70AF">
       <w:pPr>
         <w:pStyle w:val="Body Text"/>
         <w:jc w:val="both"/>
         <w:rPr>
           <w:rStyle w:val="Aucun"/>
-          <w:rFonts w:ascii="Arial" w:cs="Arial" w:hAnsi="Arial" w:eastAsia="Arial"/>
+          <w:rFonts w:ascii="Arial" w:hAnsi="Arial" w:eastAsia="Arial" w:cs="Arial"/>
           <w:lang w:val="fr-FR"/>
         </w:rPr>
       </w:pPr>
     </w:p>
-    <w:p>
-      <w:pPr>
-        <w:pStyle w:val="Body Text"/>
-        <w:jc w:val="both"/>
-        <w:rPr>
-          <w:rStyle w:val="Aucun"/>
-          <w:rFonts w:ascii="Arial" w:cs="Arial" w:hAnsi="Arial" w:eastAsia="Arial"/>
-          <w:lang w:val="fr-FR"/>
-        </w:rPr>
-      </w:pPr>
-    </w:p>
-    <w:p>
-      <w:pPr>
-        <w:pStyle w:val="Body Text"/>
-        <w:jc w:val="both"/>
-      </w:pPr>
-    </w:p>
-    <w:p>
+    <w:p xmlns:wp14="http://schemas.microsoft.com/office/word/2010/wordml" wp14:textId="77777777">
       <w:pPr>
         <w:pStyle w:val="Corps A"/>
         <w:jc w:val="both"/>
         <w:rPr>
           <w:rStyle w:val="Aucun"/>
-          <w:rFonts w:ascii="Courier New" w:cs="Courier New" w:hAnsi="Courier New" w:eastAsia="Courier New"/>
+          <w:rFonts w:ascii="Courier New" w:hAnsi="Courier New" w:eastAsia="Courier New" w:cs="Courier New"/>
           <w:sz w:val="20"/>
           <w:szCs w:val="20"/>
         </w:rPr>
@@ -5265,7 +5766,7 @@
       <w:r>
         <w:rPr>
           <w:rStyle w:val="Aucun"/>
-          <w:rFonts w:ascii="Courier New" w:cs="Courier New" w:hAnsi="Courier New" w:eastAsia="Courier New"/>
+          <w:rFonts w:ascii="Courier New" w:hAnsi="Courier New" w:eastAsia="Courier New" w:cs="Courier New"/>
           <w:sz w:val="20"/>
           <w:szCs w:val="20"/>
           <w:lang w:val="fr-FR"/>
@@ -5395,7 +5896,7 @@
       <w:r>
         <w:rPr>
           <w:rStyle w:val="Aucun"/>
-          <w:rFonts w:ascii="Courier New" w:cs="Courier New" w:hAnsi="Courier New" w:eastAsia="Courier New"/>
+          <w:rFonts w:ascii="Courier New" w:hAnsi="Courier New" w:eastAsia="Courier New" w:cs="Courier New"/>
           <w:sz w:val="20"/>
           <w:szCs w:val="20"/>
           <w:lang w:val="fr-FR"/>
@@ -5626,7 +6127,7 @@
       <w:r>
         <w:rPr>
           <w:rStyle w:val="Aucun"/>
-          <w:rFonts w:ascii="Courier New" w:cs="Courier New" w:hAnsi="Courier New" w:eastAsia="Courier New"/>
+          <w:rFonts w:ascii="Courier New" w:hAnsi="Courier New" w:eastAsia="Courier New" w:cs="Courier New"/>
           <w:sz w:val="20"/>
           <w:szCs w:val="20"/>
           <w:lang w:val="fr-FR"/>
@@ -5756,7 +6257,7 @@
       <w:r>
         <w:rPr>
           <w:rStyle w:val="Aucun"/>
-          <w:rFonts w:ascii="Courier New" w:cs="Courier New" w:hAnsi="Courier New" w:eastAsia="Courier New"/>
+          <w:rFonts w:ascii="Courier New" w:hAnsi="Courier New" w:eastAsia="Courier New" w:cs="Courier New"/>
           <w:sz w:val="20"/>
           <w:szCs w:val="20"/>
           <w:lang w:val="fr-FR"/>
@@ -5987,7 +6488,7 @@
       <w:r>
         <w:rPr>
           <w:rStyle w:val="Aucun"/>
-          <w:rFonts w:ascii="Courier New" w:cs="Courier New" w:hAnsi="Courier New" w:eastAsia="Courier New"/>
+          <w:rFonts w:ascii="Courier New" w:hAnsi="Courier New" w:eastAsia="Courier New" w:cs="Courier New"/>
           <w:sz w:val="20"/>
           <w:szCs w:val="20"/>
           <w:lang w:val="fr-FR"/>
@@ -6115,19 +6616,19 @@
         <w:t>})</w:t>
       </w:r>
     </w:p>
-    <w:p>
+    <w:p xmlns:wp14="http://schemas.microsoft.com/office/word/2010/wordml" wp14:textId="77777777">
       <w:pPr>
         <w:pStyle w:val="Corps A"/>
         <w:jc w:val="both"/>
         <w:rPr>
           <w:rStyle w:val="Aucun"/>
-          <w:rFonts w:ascii="Arial" w:cs="Arial" w:hAnsi="Arial" w:eastAsia="Arial"/>
+          <w:rFonts w:ascii="Arial" w:hAnsi="Arial" w:eastAsia="Arial" w:cs="Arial"/>
         </w:rPr>
       </w:pPr>
       <w:r>
         <w:rPr>
           <w:rStyle w:val="Aucun"/>
-          <w:rFonts w:ascii="Courier New" w:cs="Courier New" w:hAnsi="Courier New" w:eastAsia="Courier New"/>
+          <w:rFonts w:ascii="Courier New" w:hAnsi="Courier New" w:eastAsia="Courier New" w:cs="Courier New"/>
           <w:sz w:val="20"/>
           <w:szCs w:val="20"/>
           <w:lang w:val="fr-FR"/>
@@ -6182,7 +6683,7 @@
       <w:r>
         <w:rPr>
           <w:rStyle w:val="Aucun"/>
-          <w:rFonts w:ascii="Arial" w:hAnsi="Arial" w:hint="default"/>
+          <w:rFonts w:hint="default" w:ascii="Arial" w:hAnsi="Arial"/>
           <w:rtl w:val="0"/>
           <w:lang w:val="en-US"/>
         </w:rPr>
@@ -6200,7 +6701,7 @@
       <w:r>
         <w:rPr>
           <w:rStyle w:val="Aucun"/>
-          <w:rFonts w:ascii="Arial" w:hAnsi="Arial" w:hint="default"/>
+          <w:rFonts w:hint="default" w:ascii="Arial" w:hAnsi="Arial"/>
           <w:rtl w:val="0"/>
           <w:lang w:val="en-US"/>
         </w:rPr>
@@ -6218,7 +6719,7 @@
       <w:r>
         <w:rPr>
           <w:rStyle w:val="Aucun"/>
-          <w:rFonts w:ascii="Arial" w:hAnsi="Arial" w:hint="default"/>
+          <w:rFonts w:hint="default" w:ascii="Arial" w:hAnsi="Arial"/>
           <w:rtl w:val="0"/>
           <w:lang w:val="en-US"/>
         </w:rPr>
@@ -6252,7 +6753,7 @@
         <w:t xml:space="preserve"> sinon.</w:t>
       </w:r>
     </w:p>
-    <w:p>
+    <w:p xmlns:wp14="http://schemas.microsoft.com/office/word/2010/wordml" wp14:textId="77777777">
       <w:pPr>
         <w:pStyle w:val="Compact"/>
         <w:numPr>
@@ -6307,7 +6808,7 @@
       <w:r>
         <w:rPr>
           <w:rStyle w:val="Aucun"/>
-          <w:rFonts w:ascii="Arial" w:cs="Arial" w:hAnsi="Arial" w:eastAsia="Arial"/>
+          <w:rFonts w:ascii="Arial" w:hAnsi="Arial" w:eastAsia="Arial" w:cs="Arial"/>
           <w:lang w:val="en-US"/>
         </w:rPr>
         <w:br w:type="textWrapping"/>
@@ -6346,30 +6847,30 @@
           <w:rtl w:val="0"/>
           <w:lang w:val="fr-FR"/>
         </w:rPr>
-        <w:t xml:space="preserve">d </w:t>
-      </w:r>
-      <w:r>
-        <w:rPr>
-          <w:rStyle w:val="Aucun"/>
-          <w:rFonts w:ascii="Arial" w:hAnsi="Arial"/>
-          <w:rtl w:val="0"/>
-          <w:lang w:val="fr-FR"/>
-        </w:rPr>
-        <w:t>pour que celle-ci soit correcte.</w:t>
+        <w:t>d</w:t>
+      </w:r>
+      <w:r>
+        <w:rPr>
+          <w:rStyle w:val="Aucun"/>
+          <w:rFonts w:ascii="Arial" w:hAnsi="Arial"/>
+          <w:rtl w:val="0"/>
+          <w:lang w:val="fr-FR"/>
+        </w:rPr>
+        <w:t>.</w:t>
       </w:r>
     </w:p>
-    <w:p>
+    <w:p xmlns:wp14="http://schemas.microsoft.com/office/word/2010/wordml" wp14:textId="77777777">
       <w:pPr>
         <w:pStyle w:val="Compact"/>
         <w:jc w:val="both"/>
         <w:rPr>
           <w:rStyle w:val="Aucun"/>
-          <w:rFonts w:ascii="Arial" w:cs="Arial" w:hAnsi="Arial" w:eastAsia="Arial"/>
+          <w:rFonts w:ascii="Arial" w:hAnsi="Arial" w:eastAsia="Arial" w:cs="Arial"/>
           <w:lang w:val="fr-FR"/>
         </w:rPr>
       </w:pPr>
     </w:p>
-    <w:p>
+    <w:p xmlns:wp14="http://schemas.microsoft.com/office/word/2010/wordml" wp14:textId="77777777">
       <w:pPr>
         <w:pStyle w:val="Compact"/>
         <w:numPr>
@@ -6397,7 +6898,7 @@
       <w:r>
         <w:rPr>
           <w:rStyle w:val="Aucun"/>
-          <w:rFonts w:ascii="Arial" w:hAnsi="Arial" w:hint="default"/>
+          <w:rFonts w:hint="default" w:ascii="Arial" w:hAnsi="Arial"/>
           <w:rtl w:val="0"/>
           <w:lang w:val="en-US"/>
         </w:rPr>
@@ -6433,7 +6934,7 @@
       <w:r>
         <w:rPr>
           <w:rStyle w:val="Aucun"/>
-          <w:rFonts w:ascii="Arial" w:hAnsi="Arial" w:hint="default"/>
+          <w:rFonts w:hint="default" w:ascii="Arial" w:hAnsi="Arial"/>
           <w:rtl w:val="0"/>
           <w:lang w:val="en-US"/>
         </w:rPr>
@@ -6478,7 +6979,7 @@
       <w:r>
         <w:rPr>
           <w:rStyle w:val="Aucun"/>
-          <w:rFonts w:ascii="Arial" w:hAnsi="Arial" w:hint="default"/>
+          <w:rFonts w:hint="default" w:ascii="Arial" w:hAnsi="Arial"/>
           <w:rtl w:val="0"/>
           <w:lang w:val="fr-FR"/>
         </w:rPr>
@@ -6496,7 +6997,7 @@
       <w:r>
         <w:rPr>
           <w:rStyle w:val="Aucun"/>
-          <w:rFonts w:ascii="Arial" w:hAnsi="Arial" w:hint="default"/>
+          <w:rFonts w:hint="default" w:ascii="Arial" w:hAnsi="Arial"/>
           <w:rtl w:val="0"/>
           <w:lang w:val="fr-FR"/>
         </w:rPr>
@@ -6516,9 +7017,9 @@
           <w:rStyle w:val="Aucun"/>
           <w:rFonts w:ascii="Arial" w:hAnsi="Arial"/>
           <w:rtl w:val="0"/>
-          <w:lang w:val="en-US"/>
-        </w:rPr>
-        <w:t>.</w:t>
+          <w:lang w:val="fr-FR"/>
+        </w:rPr>
+        <w:t xml:space="preserve">. </w:t>
       </w:r>
     </w:p>
     <w:tbl>
@@ -6541,7 +7042,7 @@
         <w:gridCol w:w="1393"/>
         <w:gridCol w:w="7956"/>
       </w:tblGrid>
-      <w:tr>
+      <w:tr xmlns:wp14="http://schemas.microsoft.com/office/word/2010/wordml" wp14:textId="77777777">
         <w:tblPrEx>
           <w:shd w:val="clear" w:color="auto" w:fill="ced7e7"/>
         </w:tblPrEx>
@@ -6550,7 +7051,7 @@
         </w:trPr>
         <w:tc>
           <w:tcPr>
-            <w:tcW w:type="dxa" w:w="1393"/>
+            <w:tcW w:w="1393" w:type="dxa"/>
             <w:tcBorders>
               <w:top w:val="single" w:color="000000" w:sz="4" w:space="0" w:shadow="0" w:frame="0"/>
               <w:left w:val="single" w:color="000000" w:sz="4" w:space="0" w:shadow="0" w:frame="0"/>
@@ -6559,14 +7060,14 @@
             </w:tcBorders>
             <w:shd w:val="clear" w:color="auto" w:fill="auto"/>
             <w:tcMar>
-              <w:top w:type="dxa" w:w="80"/>
-              <w:left w:type="dxa" w:w="80"/>
-              <w:bottom w:type="dxa" w:w="80"/>
-              <w:right w:type="dxa" w:w="80"/>
+              <w:top w:w="80" w:type="dxa"/>
+              <w:left w:w="80" w:type="dxa"/>
+              <w:bottom w:w="80" w:type="dxa"/>
+              <w:right w:w="80" w:type="dxa"/>
             </w:tcMar>
             <w:vAlign w:val="center"/>
           </w:tcPr>
-          <w:p>
+          <w:p wp14:textId="77777777">
             <w:pPr>
               <w:pStyle w:val="Corps A"/>
               <w:tabs>
@@ -6592,7 +7093,7 @@
             <w:r>
               <w:rPr>
                 <w:rStyle w:val="Aucun"/>
-                <w:rFonts w:ascii="Arial" w:hAnsi="Arial" w:hint="default"/>
+                <w:rFonts w:hint="default" w:ascii="Arial" w:hAnsi="Arial"/>
                 <w:b w:val="1"/>
                 <w:bCs w:val="1"/>
                 <w:shd w:val="nil" w:color="auto" w:fill="auto"/>
@@ -6617,7 +7118,7 @@
         </w:tc>
         <w:tc>
           <w:tcPr>
-            <w:tcW w:type="dxa" w:w="7956"/>
+            <w:tcW w:w="7956" w:type="dxa"/>
             <w:tcBorders>
               <w:top w:val="single" w:color="000000" w:sz="4" w:space="0" w:shadow="0" w:frame="0"/>
               <w:left w:val="single" w:color="000000" w:sz="4" w:space="0" w:shadow="0" w:frame="0"/>
@@ -6626,14 +7127,14 @@
             </w:tcBorders>
             <w:shd w:val="clear" w:color="auto" w:fill="auto"/>
             <w:tcMar>
-              <w:top w:type="dxa" w:w="80"/>
-              <w:left w:type="dxa" w:w="80"/>
-              <w:bottom w:type="dxa" w:w="80"/>
-              <w:right w:type="dxa" w:w="80"/>
+              <w:top w:w="80" w:type="dxa"/>
+              <w:left w:w="80" w:type="dxa"/>
+              <w:bottom w:w="80" w:type="dxa"/>
+              <w:right w:w="80" w:type="dxa"/>
             </w:tcMar>
             <w:vAlign w:val="center"/>
           </w:tcPr>
-          <w:p>
+          <w:p wp14:textId="77777777">
             <w:pPr>
               <w:pStyle w:val="Corps A"/>
               <w:tabs>
@@ -6666,7 +7167,7 @@
             <w:r>
               <w:rPr>
                 <w:rStyle w:val="Aucun"/>
-                <w:rFonts w:ascii="Arial" w:hAnsi="Arial" w:hint="default"/>
+                <w:rFonts w:hint="default" w:ascii="Arial" w:hAnsi="Arial"/>
                 <w:shd w:val="nil" w:color="auto" w:fill="auto"/>
                 <w:rtl w:val="0"/>
                 <w:lang w:val="fr-FR"/>
@@ -6686,7 +7187,7 @@
             <w:r>
               <w:rPr>
                 <w:rStyle w:val="Aucun"/>
-                <w:rFonts w:ascii="Arial" w:hAnsi="Arial" w:hint="default"/>
+                <w:rFonts w:hint="default" w:ascii="Arial" w:hAnsi="Arial"/>
                 <w:shd w:val="nil" w:color="auto" w:fill="auto"/>
                 <w:rtl w:val="0"/>
                 <w:lang w:val="fr-FR"/>
@@ -6706,7 +7207,7 @@
             <w:r>
               <w:rPr>
                 <w:rStyle w:val="Aucun"/>
-                <w:rFonts w:ascii="Arial" w:hAnsi="Arial" w:hint="default"/>
+                <w:rFonts w:hint="default" w:ascii="Arial" w:hAnsi="Arial"/>
                 <w:shd w:val="nil" w:color="auto" w:fill="auto"/>
                 <w:rtl w:val="0"/>
                 <w:lang w:val="fr-FR"/>
@@ -6727,38 +7228,74 @@
         </w:tc>
       </w:tr>
     </w:tbl>
-    <w:p>
+    <w:p xmlns:wp14="http://schemas.microsoft.com/office/word/2010/wordml" wp14:textId="77777777">
       <w:pPr>
         <w:pStyle w:val="Body Text"/>
         <w:jc w:val="both"/>
-        <w:rPr>
-          <w:rStyle w:val="Aucun"/>
-          <w:rFonts w:ascii="Arial" w:cs="Arial" w:hAnsi="Arial" w:eastAsia="Arial"/>
-          <w:sz w:val="26"/>
-          <w:szCs w:val="26"/>
-        </w:rPr>
       </w:pPr>
-      <w:r>
-        <w:rPr>
-          <w:rStyle w:val="Aucun"/>
-          <w:rFonts w:ascii="Arial" w:hAnsi="Arial"/>
-          <w:sz w:val="26"/>
-          <w:szCs w:val="26"/>
-          <w:rtl w:val="0"/>
-          <w:lang w:val="en-US"/>
-        </w:rPr>
-        <w:t>Description du dossier</w:t>
-      </w:r>
     </w:p>
-    <w:p>
+    <w:p xmlns:wp14="http://schemas.microsoft.com/office/word/2010/wordml" wp14:textId="77777777">
       <w:pPr>
         <w:pStyle w:val="Body Text"/>
         <w:jc w:val="both"/>
-        <w:rPr>
-          <w:rStyle w:val="Aucun"/>
-          <w:rFonts w:ascii="Arial" w:cs="Arial" w:hAnsi="Arial" w:eastAsia="Arial"/>
-        </w:rPr>
       </w:pPr>
+    </w:p>
+    <w:p xmlns:wp14="http://schemas.microsoft.com/office/word/2010/wordml" wp14:textId="77777777">
+      <w:pPr>
+        <w:pStyle w:val="Body Text"/>
+        <w:jc w:val="both"/>
+      </w:pPr>
+    </w:p>
+    <w:p xmlns:wp14="http://schemas.microsoft.com/office/word/2010/wordml" wp14:textId="77777777">
+      <w:pPr>
+        <w:pStyle w:val="Body Text"/>
+        <w:jc w:val="both"/>
+      </w:pPr>
+    </w:p>
+    <w:p xmlns:wp14="http://schemas.microsoft.com/office/word/2010/wordml" wp14:textId="77777777">
+      <w:pPr>
+        <w:pStyle w:val="Body Text"/>
+        <w:jc w:val="both"/>
+      </w:pPr>
+    </w:p>
+    <w:p xmlns:wp14="http://schemas.microsoft.com/office/word/2010/wordml" wp14:textId="77777777">
+      <w:pPr>
+        <w:pStyle w:val="Body Text"/>
+        <w:jc w:val="both"/>
+      </w:pPr>
+    </w:p>
+    <w:p xmlns:wp14="http://schemas.microsoft.com/office/word/2010/wordml" wp14:textId="77777777">
+      <w:pPr>
+        <w:pStyle w:val="Body Text"/>
+        <w:jc w:val="both"/>
+        <w:rPr>
+          <w:rStyle w:val="Aucun"/>
+          <w:rFonts w:ascii="Arial" w:hAnsi="Arial" w:eastAsia="Arial" w:cs="Arial"/>
+          <w:sz w:val="26"/>
+          <w:szCs w:val="26"/>
+        </w:rPr>
+      </w:pPr>
+      <w:r>
+        <w:rPr>
+          <w:rStyle w:val="Aucun"/>
+          <w:rFonts w:ascii="Arial" w:hAnsi="Arial"/>
+          <w:sz w:val="26"/>
+          <w:szCs w:val="26"/>
+          <w:rtl w:val="0"/>
+          <w:lang w:val="en-US"/>
+        </w:rPr>
+        <w:t>Description du dossier</w:t>
+      </w:r>
+    </w:p>
+    <w:p xmlns:wp14="http://schemas.microsoft.com/office/word/2010/wordml" wp14:textId="77777777">
+      <w:pPr>
+        <w:pStyle w:val="Body Text"/>
+        <w:jc w:val="both"/>
+        <w:rPr>
+          <w:rStyle w:val="Aucun"/>
+          <w:rFonts w:ascii="Arial" w:hAnsi="Arial" w:eastAsia="Arial" w:cs="Arial"/>
+        </w:rPr>
+      </w:pPr>
       <w:r>
         <w:rPr>
           <w:rStyle w:val="Aucun"/>
@@ -6771,7 +7308,7 @@
       <w:r>
         <w:rPr>
           <w:rStyle w:val="Aucun"/>
-          <w:rFonts w:ascii="Arial" w:hAnsi="Arial" w:hint="default"/>
+          <w:rFonts w:hint="default" w:ascii="Arial" w:hAnsi="Arial"/>
           <w:rtl w:val="0"/>
           <w:lang w:val="en-US"/>
         </w:rPr>
@@ -6789,7 +7326,7 @@
       <w:r>
         <w:rPr>
           <w:rStyle w:val="Aucun"/>
-          <w:rFonts w:ascii="Arial" w:hAnsi="Arial" w:hint="default"/>
+          <w:rFonts w:hint="default" w:ascii="Arial" w:hAnsi="Arial"/>
           <w:rtl w:val="0"/>
           <w:lang w:val="en-US"/>
         </w:rPr>
@@ -6807,7 +7344,7 @@
       <w:r>
         <w:rPr>
           <w:rStyle w:val="Aucun"/>
-          <w:rFonts w:ascii="Arial" w:hAnsi="Arial" w:hint="default"/>
+          <w:rFonts w:hint="default" w:ascii="Arial" w:hAnsi="Arial"/>
           <w:rtl w:val="0"/>
           <w:lang w:val="en-US"/>
         </w:rPr>
@@ -6823,7 +7360,7 @@
         <w:t>ments suivants :</w:t>
       </w:r>
     </w:p>
-    <w:p>
+    <w:p xmlns:wp14="http://schemas.microsoft.com/office/word/2010/wordml" wp14:textId="77777777">
       <w:pPr>
         <w:pStyle w:val="Compact"/>
         <w:numPr>
@@ -6851,7 +7388,7 @@
       <w:r>
         <w:rPr>
           <w:rStyle w:val="Aucun"/>
-          <w:rFonts w:ascii="Arial" w:hAnsi="Arial" w:hint="default"/>
+          <w:rFonts w:hint="default" w:ascii="Arial" w:hAnsi="Arial"/>
           <w:rtl w:val="0"/>
           <w:lang w:val="en-US"/>
         </w:rPr>
@@ -6869,7 +7406,7 @@
       <w:r>
         <w:rPr>
           <w:rStyle w:val="Aucun"/>
-          <w:rFonts w:ascii="Arial" w:hAnsi="Arial" w:hint="default"/>
+          <w:rFonts w:hint="default" w:ascii="Arial" w:hAnsi="Arial"/>
           <w:rtl w:val="0"/>
           <w:lang w:val="en-US"/>
         </w:rPr>
@@ -6885,7 +7422,7 @@
         <w:t>;</w:t>
       </w:r>
     </w:p>
-    <w:p>
+    <w:p xmlns:wp14="http://schemas.microsoft.com/office/word/2010/wordml" wp14:textId="77777777">
       <w:pPr>
         <w:pStyle w:val="Compact"/>
         <w:numPr>
@@ -6913,7 +7450,7 @@
       <w:r>
         <w:rPr>
           <w:rStyle w:val="Aucun"/>
-          <w:rFonts w:ascii="Arial" w:hAnsi="Arial" w:hint="default"/>
+          <w:rFonts w:hint="default" w:ascii="Arial" w:hAnsi="Arial"/>
           <w:rtl w:val="0"/>
           <w:lang w:val="en-US"/>
         </w:rPr>
@@ -6947,7 +7484,7 @@
         <w:t xml:space="preserve"> ;</w:t>
       </w:r>
     </w:p>
-    <w:p>
+    <w:p xmlns:wp14="http://schemas.microsoft.com/office/word/2010/wordml" wp14:textId="77777777">
       <w:pPr>
         <w:pStyle w:val="Compact"/>
         <w:numPr>
@@ -6975,7 +7512,7 @@
       <w:r>
         <w:rPr>
           <w:rStyle w:val="Aucun"/>
-          <w:rFonts w:ascii="Arial" w:hAnsi="Arial" w:hint="default"/>
+          <w:rFonts w:hint="default" w:ascii="Arial" w:hAnsi="Arial"/>
           <w:rtl w:val="0"/>
           <w:lang w:val="en-US"/>
         </w:rPr>
@@ -7011,7 +7548,7 @@
       <w:r>
         <w:rPr>
           <w:rStyle w:val="Aucun"/>
-          <w:rFonts w:ascii="Arial" w:hAnsi="Arial" w:hint="default"/>
+          <w:rFonts w:hint="default" w:ascii="Arial" w:hAnsi="Arial"/>
           <w:rtl w:val="0"/>
           <w:lang w:val="en-US"/>
         </w:rPr>
@@ -7027,13 +7564,13 @@
         <w:t>exploiter.</w:t>
       </w:r>
     </w:p>
-    <w:p>
+    <w:p xmlns:wp14="http://schemas.microsoft.com/office/word/2010/wordml" wp14:textId="77777777">
       <w:pPr>
         <w:pStyle w:val="First Paragraph"/>
         <w:jc w:val="both"/>
         <w:rPr>
           <w:rStyle w:val="Aucun"/>
-          <w:rFonts w:ascii="Arial" w:cs="Arial" w:hAnsi="Arial" w:eastAsia="Arial"/>
+          <w:rFonts w:ascii="Arial" w:hAnsi="Arial" w:eastAsia="Arial" w:cs="Arial"/>
           <w:sz w:val="26"/>
           <w:szCs w:val="26"/>
         </w:rPr>
@@ -7052,7 +7589,7 @@
       <w:r>
         <w:rPr>
           <w:rStyle w:val="Aucun"/>
-          <w:rFonts w:ascii="Arial" w:hAnsi="Arial" w:hint="default"/>
+          <w:rFonts w:hint="default" w:ascii="Arial" w:hAnsi="Arial"/>
           <w:sz w:val="26"/>
           <w:szCs w:val="26"/>
           <w:rtl w:val="0"/>
@@ -7074,7 +7611,7 @@
       <w:r>
         <w:rPr>
           <w:rStyle w:val="Aucun"/>
-          <w:rFonts w:ascii="Arial" w:hAnsi="Arial" w:hint="default"/>
+          <w:rFonts w:hint="default" w:ascii="Arial" w:hAnsi="Arial"/>
           <w:sz w:val="26"/>
           <w:szCs w:val="26"/>
           <w:rtl w:val="0"/>
@@ -7094,7 +7631,7 @@
         <w:t>environnement</w:t>
       </w:r>
     </w:p>
-    <w:p>
+    <w:p xmlns:wp14="http://schemas.microsoft.com/office/word/2010/wordml" wp14:textId="77777777">
       <w:pPr>
         <w:pStyle w:val="Body Text"/>
         <w:jc w:val="both"/>
@@ -7111,7 +7648,7 @@
       <w:r>
         <w:rPr>
           <w:rStyle w:val="Aucun"/>
-          <w:rFonts w:ascii="Arial" w:hAnsi="Arial" w:hint="default"/>
+          <w:rFonts w:hint="default" w:ascii="Arial" w:hAnsi="Arial"/>
           <w:rtl w:val="0"/>
           <w:lang w:val="en-US"/>
         </w:rPr>
@@ -7129,7 +7666,7 @@
       <w:r>
         <w:rPr>
           <w:rStyle w:val="Aucun"/>
-          <w:rFonts w:ascii="Arial" w:hAnsi="Arial" w:hint="default"/>
+          <w:rFonts w:hint="default" w:ascii="Arial" w:hAnsi="Arial"/>
           <w:rtl w:val="0"/>
           <w:lang w:val="en-US"/>
         </w:rPr>
@@ -7147,7 +7684,7 @@
       <w:r>
         <w:rPr>
           <w:rStyle w:val="Aucun"/>
-          <w:rFonts w:ascii="Arial" w:hAnsi="Arial" w:hint="default"/>
+          <w:rFonts w:hint="default" w:ascii="Arial" w:hAnsi="Arial"/>
           <w:rtl w:val="0"/>
           <w:lang w:val="en-US"/>
         </w:rPr>
@@ -7183,7 +7720,7 @@
       <w:r>
         <w:rPr>
           <w:rStyle w:val="Aucun"/>
-          <w:rFonts w:ascii="Arial" w:hAnsi="Arial" w:hint="default"/>
+          <w:rFonts w:hint="default" w:ascii="Arial" w:hAnsi="Arial"/>
           <w:rtl w:val="0"/>
           <w:lang w:val="en-US"/>
         </w:rPr>
@@ -7219,7 +7756,7 @@
       <w:r>
         <w:rPr>
           <w:rStyle w:val="Aucun"/>
-          <w:rFonts w:ascii="Arial" w:hAnsi="Arial" w:hint="default"/>
+          <w:rFonts w:hint="default" w:ascii="Arial" w:hAnsi="Arial"/>
           <w:rtl w:val="0"/>
           <w:lang w:val="en-US"/>
         </w:rPr>
@@ -7237,7 +7774,7 @@
       <w:r>
         <w:rPr>
           <w:rStyle w:val="Aucun"/>
-          <w:rFonts w:ascii="Arial" w:hAnsi="Arial" w:hint="default"/>
+          <w:rFonts w:hint="default" w:ascii="Arial" w:hAnsi="Arial"/>
           <w:rtl w:val="0"/>
           <w:lang w:val="en-US"/>
         </w:rPr>
@@ -7254,96 +7791,146 @@
       </w:r>
       <w:bookmarkEnd w:id="1"/>
     </w:p>
-    <w:p>
+    <w:p xmlns:wp14="http://schemas.microsoft.com/office/word/2010/wordml" wp14:textId="77777777">
       <w:pPr>
         <w:pStyle w:val="Corps"/>
       </w:pPr>
     </w:p>
-    <w:p>
+    <w:p xmlns:wp14="http://schemas.microsoft.com/office/word/2010/wordml" wp14:textId="77777777">
       <w:pPr>
         <w:pStyle w:val="Corps"/>
       </w:pPr>
     </w:p>
-    <w:p>
+    <w:p xmlns:wp14="http://schemas.microsoft.com/office/word/2010/wordml" wp14:textId="77777777">
       <w:pPr>
         <w:pStyle w:val="Corps"/>
       </w:pPr>
     </w:p>
-    <w:p>
-      <w:pPr>
-        <w:pStyle w:val="Corps"/>
-      </w:pPr>
-      <w:r>
-        <w:rPr>
-          <w:rFonts w:cs="Arial Unicode MS" w:eastAsia="Arial Unicode MS"/>
-          <w:rtl w:val="0"/>
-          <w:lang w:val="fr-FR"/>
-        </w:rPr>
-        <w:t>Programmation 35%</w:t>
-      </w:r>
-    </w:p>
-    <w:p>
-      <w:pPr>
-        <w:pStyle w:val="Corps"/>
-      </w:pPr>
-      <w:r>
-        <w:br w:type="textWrapping"/>
-      </w:r>
-      <w:r>
-        <w:rPr>
-          <w:rFonts w:cs="Arial Unicode MS" w:eastAsia="Arial Unicode MS"/>
-          <w:rtl w:val="0"/>
-          <w:lang w:val="fr-FR"/>
-        </w:rPr>
-        <w:t>Autonomie 35%</w:t>
-      </w:r>
-    </w:p>
-    <w:p>
+    <w:p xmlns:wp14="http://schemas.microsoft.com/office/word/2010/wordml" wp14:textId="77777777">
       <w:pPr>
         <w:pStyle w:val="Corps"/>
       </w:pPr>
     </w:p>
-    <w:p>
-      <w:pPr>
-        <w:pStyle w:val="Corps"/>
-      </w:pPr>
-      <w:r>
-        <w:rPr>
-          <w:rFonts w:cs="Arial Unicode MS" w:eastAsia="Arial Unicode MS"/>
-          <w:rtl w:val="0"/>
-          <w:lang w:val="fr-FR"/>
-        </w:rPr>
-        <w:t>Compr</w:t>
-      </w:r>
-      <w:r>
-        <w:rPr>
-          <w:rFonts w:cs="Arial Unicode MS" w:eastAsia="Arial Unicode MS" w:hint="default"/>
-          <w:rtl w:val="0"/>
-          <w:lang w:val="fr-FR"/>
-        </w:rPr>
-        <w:t>é</w:t>
-      </w:r>
-      <w:r>
-        <w:rPr>
-          <w:rFonts w:cs="Arial Unicode MS" w:eastAsia="Arial Unicode MS"/>
-          <w:rtl w:val="0"/>
-          <w:lang w:val="fr-FR"/>
-        </w:rPr>
-        <w:t>hension 20%</w:t>
-      </w:r>
-    </w:p>
-    <w:p>
+    <w:p xmlns:wp14="http://schemas.microsoft.com/office/word/2010/wordml" wp14:textId="77777777">
       <w:pPr>
         <w:pStyle w:val="Corps"/>
       </w:pPr>
     </w:p>
-    <w:p>
+    <w:p xmlns:wp14="http://schemas.microsoft.com/office/word/2010/wordml" wp14:textId="77777777">
       <w:pPr>
         <w:pStyle w:val="Corps"/>
       </w:pPr>
-      <w:r>
-        <w:rPr>
-          <w:rFonts w:cs="Arial Unicode MS" w:eastAsia="Arial Unicode MS"/>
+    </w:p>
+    <w:p xmlns:wp14="http://schemas.microsoft.com/office/word/2010/wordml" wp14:textId="77777777">
+      <w:pPr>
+        <w:pStyle w:val="Corps"/>
+      </w:pPr>
+    </w:p>
+    <w:p xmlns:wp14="http://schemas.microsoft.com/office/word/2010/wordml" wp14:textId="77777777">
+      <w:pPr>
+        <w:pStyle w:val="Corps"/>
+      </w:pPr>
+    </w:p>
+    <w:p xmlns:wp14="http://schemas.microsoft.com/office/word/2010/wordml" wp14:textId="77777777">
+      <w:pPr>
+        <w:pStyle w:val="Corps"/>
+      </w:pPr>
+    </w:p>
+    <w:p xmlns:wp14="http://schemas.microsoft.com/office/word/2010/wordml" wp14:textId="77777777">
+      <w:pPr>
+        <w:pStyle w:val="Corps"/>
+      </w:pPr>
+    </w:p>
+    <w:p xmlns:wp14="http://schemas.microsoft.com/office/word/2010/wordml" wp14:textId="77777777">
+      <w:pPr>
+        <w:pStyle w:val="Corps"/>
+      </w:pPr>
+    </w:p>
+    <w:p xmlns:wp14="http://schemas.microsoft.com/office/word/2010/wordml" wp14:textId="77777777">
+      <w:pPr>
+        <w:pStyle w:val="Corps"/>
+      </w:pPr>
+    </w:p>
+    <w:p xmlns:wp14="http://schemas.microsoft.com/office/word/2010/wordml" wp14:textId="77777777">
+      <w:pPr>
+        <w:pStyle w:val="Corps"/>
+      </w:pPr>
+    </w:p>
+    <w:p xmlns:wp14="http://schemas.microsoft.com/office/word/2010/wordml" wp14:textId="77777777">
+      <w:pPr>
+        <w:pStyle w:val="Corps"/>
+      </w:pPr>
+      <w:r>
+        <w:rPr>
+          <w:rFonts w:eastAsia="Arial Unicode MS" w:cs="Arial Unicode MS"/>
+          <w:rtl w:val="0"/>
+          <w:lang w:val="fr-FR"/>
+        </w:rPr>
+        <w:t>Programmation 35%</w:t>
+      </w:r>
+    </w:p>
+    <w:p xmlns:wp14="http://schemas.microsoft.com/office/word/2010/wordml" wp14:textId="77777777">
+      <w:pPr>
+        <w:pStyle w:val="Corps"/>
+      </w:pPr>
+      <w:r>
+        <w:br w:type="textWrapping"/>
+      </w:r>
+      <w:r>
+        <w:rPr>
+          <w:rFonts w:eastAsia="Arial Unicode MS" w:cs="Arial Unicode MS"/>
+          <w:rtl w:val="0"/>
+          <w:lang w:val="fr-FR"/>
+        </w:rPr>
+        <w:t>Autonomie 35%</w:t>
+      </w:r>
+    </w:p>
+    <w:p xmlns:wp14="http://schemas.microsoft.com/office/word/2010/wordml" wp14:textId="77777777">
+      <w:pPr>
+        <w:pStyle w:val="Corps"/>
+      </w:pPr>
+    </w:p>
+    <w:p xmlns:wp14="http://schemas.microsoft.com/office/word/2010/wordml" wp14:textId="77777777">
+      <w:pPr>
+        <w:pStyle w:val="Corps"/>
+      </w:pPr>
+      <w:r>
+        <w:rPr>
+          <w:rFonts w:eastAsia="Arial Unicode MS" w:cs="Arial Unicode MS"/>
+          <w:rtl w:val="0"/>
+          <w:lang w:val="fr-FR"/>
+        </w:rPr>
+        <w:t>Compr</w:t>
+      </w:r>
+      <w:r>
+        <w:rPr>
+          <w:rFonts w:hint="default" w:eastAsia="Arial Unicode MS" w:cs="Arial Unicode MS"/>
+          <w:rtl w:val="0"/>
+          <w:lang w:val="fr-FR"/>
+        </w:rPr>
+        <w:t>é</w:t>
+      </w:r>
+      <w:r>
+        <w:rPr>
+          <w:rFonts w:eastAsia="Arial Unicode MS" w:cs="Arial Unicode MS"/>
+          <w:rtl w:val="0"/>
+          <w:lang w:val="fr-FR"/>
+        </w:rPr>
+        <w:t>hension 20%</w:t>
+      </w:r>
+    </w:p>
+    <w:p xmlns:wp14="http://schemas.microsoft.com/office/word/2010/wordml" wp14:textId="77777777">
+      <w:pPr>
+        <w:pStyle w:val="Corps"/>
+      </w:pPr>
+    </w:p>
+    <w:p xmlns:wp14="http://schemas.microsoft.com/office/word/2010/wordml" wp14:textId="77777777">
+      <w:pPr>
+        <w:pStyle w:val="Corps"/>
+      </w:pPr>
+      <w:r>
+        <w:rPr>
+          <w:rFonts w:eastAsia="Arial Unicode MS" w:cs="Arial Unicode MS"/>
           <w:rtl w:val="0"/>
           <w:lang w:val="fr-FR"/>
         </w:rPr>
@@ -7353,17 +7940,18 @@
     <w:sectPr>
       <w:headerReference w:type="default" r:id="rId4"/>
       <w:footerReference w:type="default" r:id="rId5"/>
-      <w:pgSz w:w="12240" w:h="14240" w:orient="portrait"/>
+      <w:pgSz w:w="11900" w:h="16840" w:orient="portrait"/>
       <w:pgMar w:top="1440" w:right="1440" w:bottom="1440" w:left="1440" w:header="720" w:footer="720"/>
       <w:bidi w:val="0"/>
+      <w:cols w:num="1"/>
     </w:sectPr>
   </w:body>
 </w:document>
 </file>
 
 <file path=word/footer1.xml><?xml version="1.0" encoding="utf-8"?>
-<w:ftr xmlns:r="http://schemas.openxmlformats.org/officeDocument/2006/relationships" xmlns:wp="http://schemas.openxmlformats.org/drawingml/2006/wordprocessingDrawing" xmlns:w="http://schemas.openxmlformats.org/wordprocessingml/2006/main" xmlns:w10="urn:schemas-microsoft-com:office:word" xmlns:w14="http://schemas.microsoft.com/office/word/2010/wordml" xmlns:wps="http://schemas.microsoft.com/office/word/2010/wordprocessingShape" xmlns:wpg="http://schemas.microsoft.com/office/word/2010/wordprocessingGroup" xmlns:mc="http://schemas.openxmlformats.org/markup-compatibility/2006" xmlns:v="urn:schemas-microsoft-com:vml" xmlns:o="urn:schemas-microsoft-com:office:office" xmlns:m="http://schemas.openxmlformats.org/officeDocument/2006/math" mc:Ignorable="w14">
-  <w:p>
+<w:ftr xmlns:wp14="http://schemas.microsoft.com/office/word/2010/wordprocessingDrawing" xmlns:r="http://schemas.openxmlformats.org/officeDocument/2006/relationships" xmlns:wp="http://schemas.openxmlformats.org/drawingml/2006/wordprocessingDrawing" xmlns:w="http://schemas.openxmlformats.org/wordprocessingml/2006/main" xmlns:w10="urn:schemas-microsoft-com:office:word" xmlns:w14="http://schemas.microsoft.com/office/word/2010/wordml" xmlns:wps="http://schemas.microsoft.com/office/word/2010/wordprocessingShape" xmlns:wpg="http://schemas.microsoft.com/office/word/2010/wordprocessingGroup" xmlns:mc="http://schemas.openxmlformats.org/markup-compatibility/2006" xmlns:v="urn:schemas-microsoft-com:vml" xmlns:o="urn:schemas-microsoft-com:office:office" xmlns:m="http://schemas.openxmlformats.org/officeDocument/2006/math" mc:Ignorable="w14 wp14">
+  <w:p xmlns:wp14="http://schemas.microsoft.com/office/word/2010/wordml" wp14:textId="77777777">
     <w:pPr>
       <w:pStyle w:val="En-tête, pied de page"/>
       <w:bidi w:val="0"/>
@@ -7374,8 +7962,8 @@
 </file>
 
 <file path=word/header1.xml><?xml version="1.0" encoding="utf-8"?>
-<w:hdr xmlns:r="http://schemas.openxmlformats.org/officeDocument/2006/relationships" xmlns:wp="http://schemas.openxmlformats.org/drawingml/2006/wordprocessingDrawing" xmlns:w="http://schemas.openxmlformats.org/wordprocessingml/2006/main" xmlns:w10="urn:schemas-microsoft-com:office:word" xmlns:w14="http://schemas.microsoft.com/office/word/2010/wordml" xmlns:wps="http://schemas.microsoft.com/office/word/2010/wordprocessingShape" xmlns:wpg="http://schemas.microsoft.com/office/word/2010/wordprocessingGroup" xmlns:mc="http://schemas.openxmlformats.org/markup-compatibility/2006" xmlns:v="urn:schemas-microsoft-com:vml" xmlns:o="urn:schemas-microsoft-com:office:office" xmlns:m="http://schemas.openxmlformats.org/officeDocument/2006/math" mc:Ignorable="w14">
-  <w:p>
+<w:hdr xmlns:wp14="http://schemas.microsoft.com/office/word/2010/wordprocessingDrawing" xmlns:r="http://schemas.openxmlformats.org/officeDocument/2006/relationships" xmlns:wp="http://schemas.openxmlformats.org/drawingml/2006/wordprocessingDrawing" xmlns:w="http://schemas.openxmlformats.org/wordprocessingml/2006/main" xmlns:w10="urn:schemas-microsoft-com:office:word" xmlns:w14="http://schemas.microsoft.com/office/word/2010/wordml" xmlns:wps="http://schemas.microsoft.com/office/word/2010/wordprocessingShape" xmlns:wpg="http://schemas.microsoft.com/office/word/2010/wordprocessingGroup" xmlns:mc="http://schemas.openxmlformats.org/markup-compatibility/2006" xmlns:v="urn:schemas-microsoft-com:vml" xmlns:o="urn:schemas-microsoft-com:office:office" xmlns:m="http://schemas.openxmlformats.org/officeDocument/2006/math" mc:Ignorable="w14 wp14">
+  <w:p xmlns:wp14="http://schemas.microsoft.com/office/word/2010/wordml" wp14:textId="77777777">
     <w:pPr>
       <w:pStyle w:val="En-tête, pied de page"/>
       <w:bidi w:val="0"/>
@@ -7388,10 +7976,12 @@
 <file path=word/numbering.xml><?xml version="1.0" encoding="utf-8"?>
 <w:numbering xmlns:w="http://schemas.openxmlformats.org/wordprocessingml/2006/main" xmlns:wp="http://schemas.openxmlformats.org/drawingml/2006/wordprocessingDrawing" xmlns:w14="http://schemas.microsoft.com/office/word/2010/wordml" xmlns:r="http://schemas.openxmlformats.org/officeDocument/2006/relationships" xmlns:v="urn:schemas-microsoft-com:vml" xmlns:o="urn:schemas-microsoft-com:office:office">
   <w:abstractNum w:abstractNumId="0">
+    <w:nsid w:val="6664c84a"/>
     <w:multiLevelType w:val="hybridMultilevel"/>
     <w:numStyleLink w:val="Style 1 importé"/>
   </w:abstractNum>
   <w:abstractNum w:abstractNumId="1">
+    <w:nsid w:val="445e2594"/>
     <w:multiLevelType w:val="hybridMultilevel"/>
     <w:styleLink w:val="Style 1 importé"/>
     <w:lvl w:ilvl="0">
@@ -7404,7 +7994,7 @@
         <w:ind w:left="720" w:hanging="480"/>
       </w:pPr>
       <w:rPr>
-        <w:rFonts w:ascii="Arial" w:cs="Arial" w:hAnsi="Arial" w:eastAsia="Arial"/>
+        <w:rFonts w:ascii="Arial" w:hAnsi="Arial" w:eastAsia="Arial" w:cs="Arial"/>
         <w:b w:val="0"/>
         <w:bCs w:val="0"/>
         <w:i w:val="0"/>
@@ -7434,7 +8024,7 @@
         <w:ind w:left="1440" w:hanging="480"/>
       </w:pPr>
       <w:rPr>
-        <w:rFonts w:ascii="Arial" w:cs="Arial" w:hAnsi="Arial" w:eastAsia="Arial"/>
+        <w:rFonts w:ascii="Arial" w:hAnsi="Arial" w:eastAsia="Arial" w:cs="Arial"/>
         <w:b w:val="0"/>
         <w:bCs w:val="0"/>
         <w:i w:val="0"/>
@@ -7464,7 +8054,7 @@
         <w:ind w:left="2160" w:hanging="480"/>
       </w:pPr>
       <w:rPr>
-        <w:rFonts w:ascii="Arial" w:cs="Arial" w:hAnsi="Arial" w:eastAsia="Arial"/>
+        <w:rFonts w:ascii="Arial" w:hAnsi="Arial" w:eastAsia="Arial" w:cs="Arial"/>
         <w:b w:val="0"/>
         <w:bCs w:val="0"/>
         <w:i w:val="0"/>
@@ -7494,7 +8084,7 @@
         <w:ind w:left="2880" w:hanging="480"/>
       </w:pPr>
       <w:rPr>
-        <w:rFonts w:ascii="Arial" w:cs="Arial" w:hAnsi="Arial" w:eastAsia="Arial"/>
+        <w:rFonts w:ascii="Arial" w:hAnsi="Arial" w:eastAsia="Arial" w:cs="Arial"/>
         <w:b w:val="0"/>
         <w:bCs w:val="0"/>
         <w:i w:val="0"/>
@@ -7524,7 +8114,7 @@
         <w:ind w:left="3600" w:hanging="480"/>
       </w:pPr>
       <w:rPr>
-        <w:rFonts w:ascii="Arial" w:cs="Arial" w:hAnsi="Arial" w:eastAsia="Arial"/>
+        <w:rFonts w:ascii="Arial" w:hAnsi="Arial" w:eastAsia="Arial" w:cs="Arial"/>
         <w:b w:val="0"/>
         <w:bCs w:val="0"/>
         <w:i w:val="0"/>
@@ -7554,7 +8144,7 @@
         <w:ind w:left="4320" w:hanging="480"/>
       </w:pPr>
       <w:rPr>
-        <w:rFonts w:ascii="Arial" w:cs="Arial" w:hAnsi="Arial" w:eastAsia="Arial"/>
+        <w:rFonts w:ascii="Arial" w:hAnsi="Arial" w:eastAsia="Arial" w:cs="Arial"/>
         <w:b w:val="0"/>
         <w:bCs w:val="0"/>
         <w:i w:val="0"/>
@@ -7584,7 +8174,7 @@
         <w:ind w:left="5040" w:hanging="480"/>
       </w:pPr>
       <w:rPr>
-        <w:rFonts w:ascii="Arial" w:cs="Arial" w:hAnsi="Arial" w:eastAsia="Arial"/>
+        <w:rFonts w:ascii="Arial" w:hAnsi="Arial" w:eastAsia="Arial" w:cs="Arial"/>
         <w:b w:val="0"/>
         <w:bCs w:val="0"/>
         <w:i w:val="0"/>
@@ -7614,7 +8204,7 @@
         <w:ind w:left="5760" w:hanging="480"/>
       </w:pPr>
       <w:rPr>
-        <w:rFonts w:ascii="Arial" w:cs="Arial" w:hAnsi="Arial" w:eastAsia="Arial"/>
+        <w:rFonts w:ascii="Arial" w:hAnsi="Arial" w:eastAsia="Arial" w:cs="Arial"/>
         <w:b w:val="0"/>
         <w:bCs w:val="0"/>
         <w:i w:val="0"/>
@@ -7644,7 +8234,7 @@
         <w:ind w:left="6480" w:hanging="480"/>
       </w:pPr>
       <w:rPr>
-        <w:rFonts w:ascii="Arial" w:cs="Arial" w:hAnsi="Arial" w:eastAsia="Arial"/>
+        <w:rFonts w:ascii="Arial" w:hAnsi="Arial" w:eastAsia="Arial" w:cs="Arial"/>
         <w:b w:val="0"/>
         <w:bCs w:val="0"/>
         <w:i w:val="0"/>
@@ -7666,10 +8256,12 @@
     </w:lvl>
   </w:abstractNum>
   <w:abstractNum w:abstractNumId="2">
+    <w:nsid w:val="72d5baaf"/>
     <w:multiLevelType w:val="hybridMultilevel"/>
     <w:numStyleLink w:val="Style 2 importé"/>
   </w:abstractNum>
   <w:abstractNum w:abstractNumId="3">
+    <w:nsid w:val="6b03ca67"/>
     <w:multiLevelType w:val="hybridMultilevel"/>
     <w:styleLink w:val="Style 2 importé"/>
     <w:lvl w:ilvl="0">
@@ -7908,10 +8500,12 @@
     </w:lvl>
   </w:abstractNum>
   <w:abstractNum w:abstractNumId="4">
+    <w:nsid w:val="75f103ad"/>
     <w:multiLevelType w:val="hybridMultilevel"/>
     <w:numStyleLink w:val="Style 3 importé"/>
   </w:abstractNum>
   <w:abstractNum w:abstractNumId="5">
+    <w:nsid w:val="6195e323"/>
     <w:multiLevelType w:val="hybridMultilevel"/>
     <w:styleLink w:val="Style 3 importé"/>
     <w:lvl w:ilvl="0">
@@ -8150,10 +8744,12 @@
     </w:lvl>
   </w:abstractNum>
   <w:abstractNum w:abstractNumId="6">
+    <w:nsid w:val="18523246"/>
     <w:multiLevelType w:val="hybridMultilevel"/>
     <w:numStyleLink w:val="Style 4 importé"/>
   </w:abstractNum>
   <w:abstractNum w:abstractNumId="7">
+    <w:nsid w:val="6b5b88c7"/>
     <w:multiLevelType w:val="hybridMultilevel"/>
     <w:styleLink w:val="Style 4 importé"/>
     <w:lvl w:ilvl="0">
@@ -8431,11 +9027,11 @@
 </file>
 
 <file path=word/styles.xml><?xml version="1.0" encoding="utf-8"?>
-<w:styles xmlns:w="http://schemas.openxmlformats.org/wordprocessingml/2006/main" xmlns:mc="http://schemas.openxmlformats.org/markup-compatibility/2006" xmlns:w14="http://schemas.microsoft.com/office/word/2010/wordml" mc:Ignorable="w14">
+<w:styles xmlns:wp14="http://schemas.microsoft.com/office/word/2010/wordprocessingDrawing" xmlns:w="http://schemas.openxmlformats.org/wordprocessingml/2006/main" xmlns:mc="http://schemas.openxmlformats.org/markup-compatibility/2006" xmlns:w14="http://schemas.microsoft.com/office/word/2010/wordml" mc:Ignorable="w14 wp14">
   <w:docDefaults>
     <w:rPrDefault>
       <w:rPr>
-        <w:rFonts w:ascii="Times New Roman" w:cs="Times New Roman" w:hAnsi="Times New Roman" w:eastAsia="Arial Unicode MS"/>
+        <w:rFonts w:ascii="Times New Roman" w:hAnsi="Times New Roman" w:eastAsia="Arial Unicode MS" w:cs="Times New Roman"/>
         <w:b w:val="0"/>
         <w:bCs w:val="0"/>
         <w:i w:val="0"/>
@@ -8466,7 +9062,7 @@
         <w:keepNext w:val="0"/>
         <w:keepLines w:val="0"/>
         <w:pageBreakBefore w:val="0"/>
-        <w:framePr w:anchorLock="0" w:w="0" w:h="0" w:vSpace="0" w:hSpace="0" w:xAlign="left" w:y="0" w:hRule="exact" w:vAnchor="margin"/>
+        <w:framePr w:w="0" w:h="0" w:vSpace="0" w:hSpace="0" w:vAnchor="margin" w:xAlign="left" w:y="0" w:hRule="exact" w:anchorLock="0"/>
         <w:widowControl w:val="1"/>
         <w:numPr>
           <w:ilvl w:val="0"/>
@@ -8490,7 +9086,7 @@
       </w:pPr>
     </w:pPrDefault>
   </w:docDefaults>
-  <w:style w:type="paragraph" w:default="1" w:styleId="Normal">
+  <w:style w:type="paragraph" w:styleId="Normal" w:default="1">
     <w:name w:val="Normal"/>
     <w:next w:val="Normal"/>
     <w:pPr/>
@@ -8500,7 +9096,7 @@
       <w:lang w:val="en-US" w:eastAsia="en-US" w:bidi="ar-SA"/>
     </w:rPr>
   </w:style>
-  <w:style w:type="character" w:default="1" w:styleId="Default Paragraph Font">
+  <w:style w:type="character" w:styleId="Default Paragraph Font" w:default="1">
     <w:name w:val="Default Paragraph Font"/>
     <w:next w:val="Default Paragraph Font"/>
   </w:style>
@@ -8510,7 +9106,7 @@
       <w:u w:val="single"/>
     </w:rPr>
   </w:style>
-  <w:style w:type="table" w:default="1" w:styleId="Table Normal">
+  <w:style w:type="table" w:styleId="Table Normal" w:default="1">
     <w:name w:val="Table Normal"/>
     <w:next w:val="Table Normal"/>
     <w:pPr/>
@@ -8532,7 +9128,7 @@
     <w:tblStylePr w:type="seCell"/>
     <w:tblStylePr w:type="swCell"/>
   </w:style>
-  <w:style w:type="numbering" w:default="1" w:styleId="No List">
+  <w:style w:type="numbering" w:styleId="No List" w:default="1">
     <w:name w:val="No List"/>
     <w:next w:val="No List"/>
     <w:pPr/>
@@ -8557,7 +9153,7 @@
       <w:outlineLvl w:val="9"/>
     </w:pPr>
     <w:rPr>
-      <w:rFonts w:ascii="Helvetica Neue" w:cs="Arial Unicode MS" w:hAnsi="Helvetica Neue" w:eastAsia="Arial Unicode MS"/>
+      <w:rFonts w:ascii="Helvetica Neue" w:hAnsi="Helvetica Neue" w:eastAsia="Arial Unicode MS" w:cs="Arial Unicode MS"/>
       <w:b w:val="0"/>
       <w:bCs w:val="0"/>
       <w:i w:val="0"/>
@@ -8603,7 +9199,7 @@
       <w:outlineLvl w:val="0"/>
     </w:pPr>
     <w:rPr>
-      <w:rFonts w:ascii="Calibri" w:cs="Arial Unicode MS" w:hAnsi="Calibri" w:eastAsia="Arial Unicode MS"/>
+      <w:rFonts w:ascii="Calibri" w:hAnsi="Calibri" w:eastAsia="Arial Unicode MS" w:cs="Arial Unicode MS"/>
       <w:b w:val="1"/>
       <w:bCs w:val="1"/>
       <w:i w:val="0"/>
@@ -8650,7 +9246,7 @@
       <w:outlineLvl w:val="9"/>
     </w:pPr>
     <w:rPr>
-      <w:rFonts w:ascii="Cambria" w:cs="Arial Unicode MS" w:hAnsi="Cambria" w:eastAsia="Arial Unicode MS"/>
+      <w:rFonts w:ascii="Cambria" w:hAnsi="Cambria" w:eastAsia="Arial Unicode MS" w:cs="Arial Unicode MS"/>
       <w:b w:val="0"/>
       <w:bCs w:val="0"/>
       <w:i w:val="0"/>
@@ -8700,7 +9296,7 @@
       <w:outlineLvl w:val="9"/>
     </w:pPr>
     <w:rPr>
-      <w:rFonts w:ascii="Cambria" w:cs="Arial Unicode MS" w:hAnsi="Cambria" w:eastAsia="Arial Unicode MS"/>
+      <w:rFonts w:ascii="Cambria" w:hAnsi="Cambria" w:eastAsia="Arial Unicode MS" w:cs="Arial Unicode MS"/>
       <w:b w:val="0"/>
       <w:bCs w:val="0"/>
       <w:i w:val="0"/>
@@ -8744,7 +9340,7 @@
       <w:outlineLvl w:val="9"/>
     </w:pPr>
     <w:rPr>
-      <w:rFonts w:ascii="Cambria" w:cs="Arial Unicode MS" w:hAnsi="Cambria" w:eastAsia="Arial Unicode MS"/>
+      <w:rFonts w:ascii="Cambria" w:hAnsi="Cambria" w:eastAsia="Arial Unicode MS" w:cs="Arial Unicode MS"/>
       <w:b w:val="0"/>
       <w:bCs w:val="0"/>
       <w:i w:val="0"/>
@@ -8796,7 +9392,7 @@
       <w:outlineLvl w:val="9"/>
     </w:pPr>
     <w:rPr>
-      <w:rFonts w:ascii="Cambria" w:cs="Arial Unicode MS" w:hAnsi="Cambria" w:eastAsia="Arial Unicode MS"/>
+      <w:rFonts w:ascii="Cambria" w:hAnsi="Cambria" w:eastAsia="Arial Unicode MS" w:cs="Arial Unicode MS"/>
       <w:b w:val="0"/>
       <w:bCs w:val="0"/>
       <w:i w:val="0"/>
@@ -8848,7 +9444,7 @@
       <w:outlineLvl w:val="9"/>
     </w:pPr>
     <w:rPr>
-      <w:rFonts w:ascii="Cambria" w:cs="Arial Unicode MS" w:hAnsi="Cambria" w:eastAsia="Arial Unicode MS"/>
+      <w:rFonts w:ascii="Cambria" w:hAnsi="Cambria" w:eastAsia="Arial Unicode MS" w:cs="Arial Unicode MS"/>
       <w:b w:val="0"/>
       <w:bCs w:val="0"/>
       <w:i w:val="0"/>
@@ -8912,7 +9508,7 @@
       <w:outlineLvl w:val="9"/>
     </w:pPr>
     <w:rPr>
-      <w:rFonts w:ascii="Times New Roman" w:cs="Times New Roman" w:hAnsi="Times New Roman" w:eastAsia="Times New Roman"/>
+      <w:rFonts w:ascii="Times New Roman" w:hAnsi="Times New Roman" w:eastAsia="Times New Roman" w:cs="Times New Roman"/>
       <w:b w:val="0"/>
       <w:bCs w:val="0"/>
       <w:i w:val="0"/>
@@ -9071,7 +9667,7 @@
       <a:effectStyleLst>
         <a:effectStyle>
           <a:effectLst>
-            <a:outerShdw sx="100000" sy="100000" kx="0" ky="0" algn="b" rotWithShape="0" blurRad="38100" dist="23000" dir="5400000">
+            <a:outerShdw blurRad="38100" dist="23000" dir="5400000" sx="100000" sy="100000" kx="0" ky="0" algn="b" rotWithShape="0">
               <a:srgbClr val="000000">
                 <a:alpha val="35000"/>
               </a:srgbClr>
@@ -9080,7 +9676,7 @@
         </a:effectStyle>
         <a:effectStyle>
           <a:effectLst>
-            <a:outerShdw sx="100000" sy="100000" kx="0" ky="0" algn="b" rotWithShape="0" blurRad="38100" dist="23000" dir="5400000">
+            <a:outerShdw blurRad="38100" dist="23000" dir="5400000" sx="100000" sy="100000" kx="0" ky="0" algn="b" rotWithShape="0">
               <a:srgbClr val="000000">
                 <a:alpha val="35000"/>
               </a:srgbClr>
@@ -9089,7 +9685,7 @@
         </a:effectStyle>
         <a:effectStyle>
           <a:effectLst>
-            <a:outerShdw sx="100000" sy="100000" kx="0" ky="0" algn="b" rotWithShape="0" blurRad="38100" dist="23000" dir="5400000">
+            <a:outerShdw blurRad="38100" dist="23000" dir="5400000" sx="100000" sy="100000" kx="0" ky="0" algn="b" rotWithShape="0">
               <a:srgbClr val="000000">
                 <a:alpha val="35000"/>
               </a:srgbClr>
@@ -9163,7 +9759,7 @@
           <a:round/>
         </a:ln>
         <a:effectLst>
-          <a:outerShdw sx="100000" sy="100000" kx="0" ky="0" algn="b" rotWithShape="0" blurRad="38100" dist="23000" dir="5400000">
+          <a:outerShdw blurRad="38100" dist="23000" dir="5400000" sx="100000" sy="100000" kx="0" ky="0" algn="b" rotWithShape="0">
             <a:srgbClr val="000000">
               <a:alpha val="35000"/>
             </a:srgbClr>
@@ -9190,7 +9786,7 @@
           <a:buFontTx/>
           <a:buNone/>
           <a:tabLst/>
-          <a:defRPr b="0" baseline="0" cap="none" i="0" spc="0" strike="noStrike" sz="1800" u="none" kumimoji="0" normalizeH="0">
+          <a:defRPr kumimoji="0" sz="1800" b="0" i="0" u="none" strike="noStrike" cap="none" spc="0" normalizeH="0" baseline="0">
             <a:ln>
               <a:noFill/>
             </a:ln>
@@ -9220,7 +9816,7 @@
           <a:buFontTx/>
           <a:buNone/>
           <a:tabLst/>
-          <a:defRPr b="0" baseline="0" cap="none" i="0" spc="0" strike="noStrike" sz="1800" u="none" kumimoji="0" normalizeH="0">
+          <a:defRPr kumimoji="0" sz="1800" b="0" i="0" u="none" strike="noStrike" cap="none" spc="0" normalizeH="0" baseline="0">
             <a:ln>
               <a:noFill/>
             </a:ln>
@@ -9246,7 +9842,7 @@
           <a:buFontTx/>
           <a:buNone/>
           <a:tabLst/>
-          <a:defRPr b="0" baseline="0" cap="none" i="0" spc="0" strike="noStrike" sz="1800" u="none" kumimoji="0" normalizeH="0">
+          <a:defRPr kumimoji="0" sz="1800" b="0" i="0" u="none" strike="noStrike" cap="none" spc="0" normalizeH="0" baseline="0">
             <a:ln>
               <a:noFill/>
             </a:ln>
@@ -9272,7 +9868,7 @@
           <a:buFontTx/>
           <a:buNone/>
           <a:tabLst/>
-          <a:defRPr b="0" baseline="0" cap="none" i="0" spc="0" strike="noStrike" sz="1800" u="none" kumimoji="0" normalizeH="0">
+          <a:defRPr kumimoji="0" sz="1800" b="0" i="0" u="none" strike="noStrike" cap="none" spc="0" normalizeH="0" baseline="0">
             <a:ln>
               <a:noFill/>
             </a:ln>
@@ -9298,7 +9894,7 @@
           <a:buFontTx/>
           <a:buNone/>
           <a:tabLst/>
-          <a:defRPr b="0" baseline="0" cap="none" i="0" spc="0" strike="noStrike" sz="1800" u="none" kumimoji="0" normalizeH="0">
+          <a:defRPr kumimoji="0" sz="1800" b="0" i="0" u="none" strike="noStrike" cap="none" spc="0" normalizeH="0" baseline="0">
             <a:ln>
               <a:noFill/>
             </a:ln>
@@ -9324,7 +9920,7 @@
           <a:buFontTx/>
           <a:buNone/>
           <a:tabLst/>
-          <a:defRPr b="0" baseline="0" cap="none" i="0" spc="0" strike="noStrike" sz="1800" u="none" kumimoji="0" normalizeH="0">
+          <a:defRPr kumimoji="0" sz="1800" b="0" i="0" u="none" strike="noStrike" cap="none" spc="0" normalizeH="0" baseline="0">
             <a:ln>
               <a:noFill/>
             </a:ln>
@@ -9350,7 +9946,7 @@
           <a:buFontTx/>
           <a:buNone/>
           <a:tabLst/>
-          <a:defRPr b="0" baseline="0" cap="none" i="0" spc="0" strike="noStrike" sz="1800" u="none" kumimoji="0" normalizeH="0">
+          <a:defRPr kumimoji="0" sz="1800" b="0" i="0" u="none" strike="noStrike" cap="none" spc="0" normalizeH="0" baseline="0">
             <a:ln>
               <a:noFill/>
             </a:ln>
@@ -9376,7 +9972,7 @@
           <a:buFontTx/>
           <a:buNone/>
           <a:tabLst/>
-          <a:defRPr b="0" baseline="0" cap="none" i="0" spc="0" strike="noStrike" sz="1800" u="none" kumimoji="0" normalizeH="0">
+          <a:defRPr kumimoji="0" sz="1800" b="0" i="0" u="none" strike="noStrike" cap="none" spc="0" normalizeH="0" baseline="0">
             <a:ln>
               <a:noFill/>
             </a:ln>
@@ -9402,7 +9998,7 @@
           <a:buFontTx/>
           <a:buNone/>
           <a:tabLst/>
-          <a:defRPr b="0" baseline="0" cap="none" i="0" spc="0" strike="noStrike" sz="1800" u="none" kumimoji="0" normalizeH="0">
+          <a:defRPr kumimoji="0" sz="1800" b="0" i="0" u="none" strike="noStrike" cap="none" spc="0" normalizeH="0" baseline="0">
             <a:ln>
               <a:noFill/>
             </a:ln>
@@ -9428,7 +10024,7 @@
           <a:buFontTx/>
           <a:buNone/>
           <a:tabLst/>
-          <a:defRPr b="0" baseline="0" cap="none" i="0" spc="0" strike="noStrike" sz="1800" u="none" kumimoji="0" normalizeH="0">
+          <a:defRPr kumimoji="0" sz="1800" b="0" i="0" u="none" strike="noStrike" cap="none" spc="0" normalizeH="0" baseline="0">
             <a:ln>
               <a:noFill/>
             </a:ln>
@@ -9458,7 +10054,7 @@
           <a:round/>
         </a:ln>
         <a:effectLst>
-          <a:outerShdw sx="100000" sy="100000" kx="0" ky="0" algn="b" rotWithShape="0" blurRad="38100" dist="23000" dir="5400000">
+          <a:outerShdw blurRad="38100" dist="23000" dir="5400000" sx="100000" sy="100000" kx="0" ky="0" algn="b" rotWithShape="0">
             <a:srgbClr val="000000">
               <a:alpha val="35000"/>
             </a:srgbClr>
@@ -9485,7 +10081,7 @@
           <a:buFontTx/>
           <a:buNone/>
           <a:tabLst/>
-          <a:defRPr b="0" baseline="0" cap="none" i="0" spc="0" strike="noStrike" sz="1800" u="none" kumimoji="0" normalizeH="0">
+          <a:defRPr kumimoji="0" sz="1800" b="0" i="0" u="none" strike="noStrike" cap="none" spc="0" normalizeH="0" baseline="0">
             <a:ln>
               <a:noFill/>
             </a:ln>
@@ -9511,7 +10107,7 @@
           <a:buFontTx/>
           <a:buNone/>
           <a:tabLst/>
-          <a:defRPr b="0" baseline="0" cap="none" i="0" spc="0" strike="noStrike" sz="1800" u="none" kumimoji="0" normalizeH="0">
+          <a:defRPr kumimoji="0" sz="1800" b="0" i="0" u="none" strike="noStrike" cap="none" spc="0" normalizeH="0" baseline="0">
             <a:ln>
               <a:noFill/>
             </a:ln>
@@ -9537,7 +10133,7 @@
           <a:buFontTx/>
           <a:buNone/>
           <a:tabLst/>
-          <a:defRPr b="0" baseline="0" cap="none" i="0" spc="0" strike="noStrike" sz="1800" u="none" kumimoji="0" normalizeH="0">
+          <a:defRPr kumimoji="0" sz="1800" b="0" i="0" u="none" strike="noStrike" cap="none" spc="0" normalizeH="0" baseline="0">
             <a:ln>
               <a:noFill/>
             </a:ln>
@@ -9563,7 +10159,7 @@
           <a:buFontTx/>
           <a:buNone/>
           <a:tabLst/>
-          <a:defRPr b="0" baseline="0" cap="none" i="0" spc="0" strike="noStrike" sz="1800" u="none" kumimoji="0" normalizeH="0">
+          <a:defRPr kumimoji="0" sz="1800" b="0" i="0" u="none" strike="noStrike" cap="none" spc="0" normalizeH="0" baseline="0">
             <a:ln>
               <a:noFill/>
             </a:ln>
@@ -9589,7 +10185,7 @@
           <a:buFontTx/>
           <a:buNone/>
           <a:tabLst/>
-          <a:defRPr b="0" baseline="0" cap="none" i="0" spc="0" strike="noStrike" sz="1800" u="none" kumimoji="0" normalizeH="0">
+          <a:defRPr kumimoji="0" sz="1800" b="0" i="0" u="none" strike="noStrike" cap="none" spc="0" normalizeH="0" baseline="0">
             <a:ln>
               <a:noFill/>
             </a:ln>
@@ -9615,7 +10211,7 @@
           <a:buFontTx/>
           <a:buNone/>
           <a:tabLst/>
-          <a:defRPr b="0" baseline="0" cap="none" i="0" spc="0" strike="noStrike" sz="1800" u="none" kumimoji="0" normalizeH="0">
+          <a:defRPr kumimoji="0" sz="1800" b="0" i="0" u="none" strike="noStrike" cap="none" spc="0" normalizeH="0" baseline="0">
             <a:ln>
               <a:noFill/>
             </a:ln>
@@ -9641,7 +10237,7 @@
           <a:buFontTx/>
           <a:buNone/>
           <a:tabLst/>
-          <a:defRPr b="0" baseline="0" cap="none" i="0" spc="0" strike="noStrike" sz="1800" u="none" kumimoji="0" normalizeH="0">
+          <a:defRPr kumimoji="0" sz="1800" b="0" i="0" u="none" strike="noStrike" cap="none" spc="0" normalizeH="0" baseline="0">
             <a:ln>
               <a:noFill/>
             </a:ln>
@@ -9667,7 +10263,7 @@
           <a:buFontTx/>
           <a:buNone/>
           <a:tabLst/>
-          <a:defRPr b="0" baseline="0" cap="none" i="0" spc="0" strike="noStrike" sz="1800" u="none" kumimoji="0" normalizeH="0">
+          <a:defRPr kumimoji="0" sz="1800" b="0" i="0" u="none" strike="noStrike" cap="none" spc="0" normalizeH="0" baseline="0">
             <a:ln>
               <a:noFill/>
             </a:ln>
@@ -9693,7 +10289,7 @@
           <a:buFontTx/>
           <a:buNone/>
           <a:tabLst/>
-          <a:defRPr b="0" baseline="0" cap="none" i="0" spc="0" strike="noStrike" sz="1800" u="none" kumimoji="0" normalizeH="0">
+          <a:defRPr kumimoji="0" sz="1800" b="0" i="0" u="none" strike="noStrike" cap="none" spc="0" normalizeH="0" baseline="0">
             <a:ln>
               <a:noFill/>
             </a:ln>
@@ -9719,7 +10315,7 @@
           <a:buFontTx/>
           <a:buNone/>
           <a:tabLst/>
-          <a:defRPr b="0" baseline="0" cap="none" i="0" spc="0" strike="noStrike" sz="1800" u="none" kumimoji="0" normalizeH="0">
+          <a:defRPr kumimoji="0" sz="1800" b="0" i="0" u="none" strike="noStrike" cap="none" spc="0" normalizeH="0" baseline="0">
             <a:ln>
               <a:noFill/>
             </a:ln>
@@ -9767,7 +10363,7 @@
           <a:buFontTx/>
           <a:buNone/>
           <a:tabLst/>
-          <a:defRPr b="0" baseline="0" cap="none" i="0" spc="0" strike="noStrike" sz="1800" u="none" kumimoji="0" normalizeH="0">
+          <a:defRPr kumimoji="0" sz="1800" b="0" i="0" u="none" strike="noStrike" cap="none" spc="0" normalizeH="0" baseline="0">
             <a:ln>
               <a:noFill/>
             </a:ln>
@@ -9797,7 +10393,7 @@
           <a:buFontTx/>
           <a:buNone/>
           <a:tabLst/>
-          <a:defRPr b="0" baseline="0" cap="none" i="0" spc="0" strike="noStrike" sz="1800" u="none" kumimoji="0" normalizeH="0">
+          <a:defRPr kumimoji="0" sz="1800" b="0" i="0" u="none" strike="noStrike" cap="none" spc="0" normalizeH="0" baseline="0">
             <a:ln>
               <a:noFill/>
             </a:ln>
@@ -9823,7 +10419,7 @@
           <a:buFontTx/>
           <a:buNone/>
           <a:tabLst/>
-          <a:defRPr b="0" baseline="0" cap="none" i="0" spc="0" strike="noStrike" sz="1800" u="none" kumimoji="0" normalizeH="0">
+          <a:defRPr kumimoji="0" sz="1800" b="0" i="0" u="none" strike="noStrike" cap="none" spc="0" normalizeH="0" baseline="0">
             <a:ln>
               <a:noFill/>
             </a:ln>
@@ -9849,7 +10445,7 @@
           <a:buFontTx/>
           <a:buNone/>
           <a:tabLst/>
-          <a:defRPr b="0" baseline="0" cap="none" i="0" spc="0" strike="noStrike" sz="1800" u="none" kumimoji="0" normalizeH="0">
+          <a:defRPr kumimoji="0" sz="1800" b="0" i="0" u="none" strike="noStrike" cap="none" spc="0" normalizeH="0" baseline="0">
             <a:ln>
               <a:noFill/>
             </a:ln>
@@ -9875,7 +10471,7 @@
           <a:buFontTx/>
           <a:buNone/>
           <a:tabLst/>
-          <a:defRPr b="0" baseline="0" cap="none" i="0" spc="0" strike="noStrike" sz="1800" u="none" kumimoji="0" normalizeH="0">
+          <a:defRPr kumimoji="0" sz="1800" b="0" i="0" u="none" strike="noStrike" cap="none" spc="0" normalizeH="0" baseline="0">
             <a:ln>
               <a:noFill/>
             </a:ln>
@@ -9901,7 +10497,7 @@
           <a:buFontTx/>
           <a:buNone/>
           <a:tabLst/>
-          <a:defRPr b="0" baseline="0" cap="none" i="0" spc="0" strike="noStrike" sz="1800" u="none" kumimoji="0" normalizeH="0">
+          <a:defRPr kumimoji="0" sz="1800" b="0" i="0" u="none" strike="noStrike" cap="none" spc="0" normalizeH="0" baseline="0">
             <a:ln>
               <a:noFill/>
             </a:ln>
@@ -9927,7 +10523,7 @@
           <a:buFontTx/>
           <a:buNone/>
           <a:tabLst/>
-          <a:defRPr b="0" baseline="0" cap="none" i="0" spc="0" strike="noStrike" sz="1800" u="none" kumimoji="0" normalizeH="0">
+          <a:defRPr kumimoji="0" sz="1800" b="0" i="0" u="none" strike="noStrike" cap="none" spc="0" normalizeH="0" baseline="0">
             <a:ln>
               <a:noFill/>
             </a:ln>
@@ -9953,7 +10549,7 @@
           <a:buFontTx/>
           <a:buNone/>
           <a:tabLst/>
-          <a:defRPr b="0" baseline="0" cap="none" i="0" spc="0" strike="noStrike" sz="1800" u="none" kumimoji="0" normalizeH="0">
+          <a:defRPr kumimoji="0" sz="1800" b="0" i="0" u="none" strike="noStrike" cap="none" spc="0" normalizeH="0" baseline="0">
             <a:ln>
               <a:noFill/>
             </a:ln>
@@ -9979,7 +10575,7 @@
           <a:buFontTx/>
           <a:buNone/>
           <a:tabLst/>
-          <a:defRPr b="0" baseline="0" cap="none" i="0" spc="0" strike="noStrike" sz="1800" u="none" kumimoji="0" normalizeH="0">
+          <a:defRPr kumimoji="0" sz="1800" b="0" i="0" u="none" strike="noStrike" cap="none" spc="0" normalizeH="0" baseline="0">
             <a:ln>
               <a:noFill/>
             </a:ln>
@@ -10005,7 +10601,7 @@
           <a:buFontTx/>
           <a:buNone/>
           <a:tabLst/>
-          <a:defRPr b="0" baseline="0" cap="none" i="0" spc="0" strike="noStrike" sz="1800" u="none" kumimoji="0" normalizeH="0">
+          <a:defRPr kumimoji="0" sz="1800" b="0" i="0" u="none" strike="noStrike" cap="none" spc="0" normalizeH="0" baseline="0">
             <a:ln>
               <a:noFill/>
             </a:ln>
